--- a/CSE 307.docx
+++ b/CSE 307.docx
@@ -578,153 +578,284 @@
     </w:p>
     <w:p>
       <w:pPr>
-        <w:spacing w:after="3"/>
-        <w:ind w:left="10" w:right="2225" w:hanging="10"/>
-        <w:jc w:val="center"/>
-        <w:rPr>
-          <w:rFonts w:ascii="Times New Roman" w:eastAsia="Times New Roman" w:hAnsi="Times New Roman" w:cs="Times New Roman"/>
-          <w:b/>
-          <w:sz w:val="28"/>
-          <w:szCs w:val="28"/>
-        </w:rPr>
-      </w:pPr>
-    </w:p>
-    <w:p>
-      <w:pPr>
-        <w:spacing w:after="3"/>
-        <w:ind w:left="10" w:right="2225" w:hanging="10"/>
-        <w:jc w:val="center"/>
-        <w:rPr>
-          <w:rFonts w:ascii="Times New Roman" w:eastAsia="Times New Roman" w:hAnsi="Times New Roman" w:cs="Times New Roman"/>
-          <w:b/>
-          <w:sz w:val="28"/>
-          <w:szCs w:val="28"/>
-        </w:rPr>
-      </w:pPr>
-    </w:p>
-    <w:p>
-      <w:pPr>
         <w:spacing w:after="50"/>
         <w:jc w:val="both"/>
         <w:rPr>
-          <w:sz w:val="28"/>
-          <w:szCs w:val="28"/>
-        </w:rPr>
-      </w:pPr>
-    </w:p>
-    <w:p>
-      <w:pPr>
-        <w:spacing w:after="50"/>
-        <w:rPr>
-          <w:sz w:val="28"/>
-          <w:szCs w:val="28"/>
-        </w:rPr>
-      </w:pPr>
-      <w:r>
-        <w:rPr>
-          <w:b/>
+          <w:rFonts w:ascii="Times New Roman" w:eastAsia="Times New Roman" w:hAnsi="Times New Roman" w:cs="Times New Roman"/>
+          <w:b/>
+          <w:sz w:val="28"/>
+          <w:szCs w:val="28"/>
+        </w:rPr>
+      </w:pPr>
+    </w:p>
+    <w:p>
+      <w:pPr>
+        <w:spacing w:after="50"/>
+        <w:jc w:val="both"/>
+        <w:rPr>
           <w:bCs/>
           <w:sz w:val="28"/>
           <w:szCs w:val="28"/>
         </w:rPr>
-        <w:t>Project24:</w:t>
-      </w:r>
-      <w:r>
-        <w:rPr>
-          <w:sz w:val="28"/>
-          <w:szCs w:val="28"/>
-        </w:rPr>
-        <w:t xml:space="preserve"> You are hired as a network engineer for </w:t>
+      </w:pPr>
+    </w:p>
+    <w:p>
+      <w:pPr>
+        <w:spacing w:after="50"/>
+        <w:rPr>
+          <w:rFonts w:ascii="Times New Roman" w:eastAsia="Times New Roman" w:hAnsi="Times New Roman" w:cs="Times New Roman"/>
+          <w:bCs/>
+          <w:sz w:val="28"/>
+          <w:szCs w:val="28"/>
+        </w:rPr>
+      </w:pPr>
+      <w:r>
+        <w:rPr>
+          <w:rFonts w:ascii="Times New Roman" w:eastAsia="Times New Roman" w:hAnsi="Times New Roman" w:cs="Times New Roman"/>
+          <w:bCs/>
+          <w:sz w:val="28"/>
+          <w:szCs w:val="28"/>
+        </w:rPr>
+        <w:t xml:space="preserve">Project24: </w:t>
+      </w:r>
+    </w:p>
+    <w:p>
+      <w:pPr>
+        <w:spacing w:after="50"/>
+        <w:rPr>
+          <w:rFonts w:ascii="Times New Roman" w:eastAsia="Times New Roman" w:hAnsi="Times New Roman" w:cs="Times New Roman"/>
+          <w:bCs/>
+          <w:sz w:val="28"/>
+          <w:szCs w:val="28"/>
+        </w:rPr>
+      </w:pPr>
+      <w:r>
+        <w:rPr>
+          <w:rFonts w:ascii="Times New Roman" w:eastAsia="Times New Roman" w:hAnsi="Times New Roman" w:cs="Times New Roman"/>
+          <w:bCs/>
+          <w:sz w:val="28"/>
+          <w:szCs w:val="28"/>
+        </w:rPr>
+        <w:t>You are hired as a network engineer for Alltech Providers, a mid-sized enterprise with a 5-floor office building. Each floor is equipped with a different number of computers, like floor 1 has 936, floor 2 has 4563, floor 3 has 23456, floor 4 has 3462, and floor 5 has 234. Configure the DNS server on floor 1, the Email server should be connected on floor 3, the FTP server should be connected on floor 2, and the DHCP and HTTP servers of the company are on floor 5. The organization requires a well-structured network to ensure efficient communication and scalability.</w:t>
+      </w:r>
+    </w:p>
+    <w:p>
+      <w:pPr>
+        <w:spacing w:after="50"/>
+        <w:rPr>
+          <w:rFonts w:ascii="Times New Roman" w:eastAsia="Times New Roman" w:hAnsi="Times New Roman" w:cs="Times New Roman"/>
+          <w:bCs/>
+          <w:sz w:val="28"/>
+          <w:szCs w:val="28"/>
+        </w:rPr>
+      </w:pPr>
+      <w:r>
+        <w:rPr>
+          <w:rFonts w:ascii="Times New Roman" w:eastAsia="Times New Roman" w:hAnsi="Times New Roman" w:cs="Times New Roman"/>
+          <w:bCs/>
+          <w:sz w:val="28"/>
+          <w:szCs w:val="28"/>
+        </w:rPr>
+        <w:t xml:space="preserve"> Network Design Requirements:</w:t>
+      </w:r>
+    </w:p>
+    <w:p>
+      <w:pPr>
+        <w:spacing w:after="50"/>
+        <w:rPr>
+          <w:rFonts w:ascii="Times New Roman" w:eastAsia="Times New Roman" w:hAnsi="Times New Roman" w:cs="Times New Roman"/>
+          <w:bCs/>
+          <w:sz w:val="28"/>
+          <w:szCs w:val="28"/>
+        </w:rPr>
+      </w:pPr>
+      <w:r>
+        <w:rPr>
+          <w:rFonts w:ascii="Times New Roman" w:eastAsia="Times New Roman" w:hAnsi="Times New Roman" w:cs="Times New Roman"/>
+          <w:bCs/>
+          <w:sz w:val="28"/>
+          <w:szCs w:val="28"/>
+        </w:rPr>
+        <w:t xml:space="preserve"> 1. Topology Selection: Design a Star topology for the first 2 floors and a Ring topology for the remaining floors, considering performance and fault tolerance. (Just connect 7 computers on each floor instead of the given requirement, as we are not able to do this in Cisco Packet Tracer.) </w:t>
+      </w:r>
+    </w:p>
+    <w:p>
+      <w:pPr>
+        <w:spacing w:after="50"/>
+        <w:rPr>
+          <w:rFonts w:ascii="Times New Roman" w:eastAsia="Times New Roman" w:hAnsi="Times New Roman" w:cs="Times New Roman"/>
+          <w:bCs/>
+          <w:sz w:val="28"/>
+          <w:szCs w:val="28"/>
+        </w:rPr>
+      </w:pPr>
+      <w:r>
+        <w:rPr>
+          <w:rFonts w:ascii="Times New Roman" w:eastAsia="Times New Roman" w:hAnsi="Times New Roman" w:cs="Times New Roman"/>
+          <w:bCs/>
+          <w:sz w:val="28"/>
+          <w:szCs w:val="28"/>
+        </w:rPr>
+        <w:t xml:space="preserve">2. IP Addressing Scheme: The company has decided to use Class B private IPv4 addresses for the first 3 floors and Class A private for the remaining floors, following a classless addressing scheme that is VLSM. Allocate IP addresses properly for each floor, ensuring uniqueness. </w:t>
+      </w:r>
+    </w:p>
+    <w:p>
+      <w:pPr>
+        <w:spacing w:after="50"/>
+        <w:rPr>
+          <w:rFonts w:ascii="Times New Roman" w:eastAsia="Times New Roman" w:hAnsi="Times New Roman" w:cs="Times New Roman"/>
+          <w:bCs/>
+          <w:sz w:val="28"/>
+          <w:szCs w:val="28"/>
+        </w:rPr>
+      </w:pPr>
+      <w:r>
+        <w:rPr>
+          <w:rFonts w:ascii="Times New Roman" w:eastAsia="Times New Roman" w:hAnsi="Times New Roman" w:cs="Times New Roman"/>
+          <w:bCs/>
+          <w:sz w:val="28"/>
+          <w:szCs w:val="28"/>
+        </w:rPr>
+        <w:t>3. Routing Strategy for Inter-Floor Communication &amp; Connectivity: Recommend a routing approach that is Static for inter-floor communication.</w:t>
+      </w:r>
+    </w:p>
+    <w:p>
+      <w:pPr>
+        <w:spacing w:after="50"/>
+        <w:rPr>
+          <w:rFonts w:ascii="Times New Roman" w:eastAsia="Times New Roman" w:hAnsi="Times New Roman" w:cs="Times New Roman"/>
+          <w:bCs/>
+          <w:sz w:val="28"/>
+          <w:szCs w:val="28"/>
+        </w:rPr>
+      </w:pPr>
+      <w:r>
+        <w:rPr>
+          <w:rFonts w:ascii="Times New Roman" w:eastAsia="Times New Roman" w:hAnsi="Times New Roman" w:cs="Times New Roman"/>
+          <w:bCs/>
+          <w:sz w:val="28"/>
+          <w:szCs w:val="28"/>
+        </w:rPr>
+        <w:t xml:space="preserve"> </w:t>
+      </w:r>
+      <w:r>
+        <w:rPr>
+          <w:rFonts w:ascii="Times New Roman" w:eastAsia="Times New Roman" w:hAnsi="Times New Roman" w:cs="Times New Roman"/>
+          <w:bCs/>
+          <w:sz w:val="28"/>
+          <w:szCs w:val="28"/>
+        </w:rPr>
+        <w:sym w:font="Symbol" w:char="F0B7"/>
+      </w:r>
+      <w:r>
+        <w:rPr>
+          <w:rFonts w:ascii="Times New Roman" w:eastAsia="Times New Roman" w:hAnsi="Times New Roman" w:cs="Times New Roman"/>
+          <w:bCs/>
+          <w:sz w:val="28"/>
+          <w:szCs w:val="28"/>
+        </w:rPr>
+        <w:t xml:space="preserve"> Design how the floors will be connected for seamless </w:t>
       </w:r>
       <w:proofErr w:type="spellStart"/>
       <w:r>
         <w:rPr>
-          <w:sz w:val="28"/>
-          <w:szCs w:val="28"/>
-        </w:rPr>
-        <w:t>Tlink</w:t>
+          <w:rFonts w:ascii="Times New Roman" w:eastAsia="Times New Roman" w:hAnsi="Times New Roman" w:cs="Times New Roman"/>
+          <w:bCs/>
+          <w:sz w:val="28"/>
+          <w:szCs w:val="28"/>
+        </w:rPr>
+        <w:t>interdepartment</w:t>
       </w:r>
       <w:proofErr w:type="spellEnd"/>
       <w:r>
         <w:rPr>
-          <w:sz w:val="28"/>
-          <w:szCs w:val="28"/>
-        </w:rPr>
-        <w:t xml:space="preserve"> Network Solutions, a mid-sized enterprise with a 7-floor office building. Each floor is equipped with 7 computers, and the organization requires a well-structured network to ensure efficient communication and scalability.</w:t>
-      </w:r>
-    </w:p>
-    <w:p>
-      <w:pPr>
-        <w:spacing w:after="50"/>
-        <w:rPr>
-          <w:sz w:val="28"/>
-          <w:szCs w:val="28"/>
-        </w:rPr>
-      </w:pPr>
-      <w:r>
-        <w:rPr>
-          <w:sz w:val="28"/>
-          <w:szCs w:val="28"/>
-        </w:rPr>
-        <w:t xml:space="preserve"> Network Design Requirements: 1. Topology Selection: Design a star topology for first 2 floors, mes</w:t>
-      </w:r>
-      <w:r>
-        <w:rPr>
-          <w:sz w:val="28"/>
-          <w:szCs w:val="28"/>
-        </w:rPr>
-        <w:t>h</w:t>
-      </w:r>
-      <w:r>
-        <w:rPr>
-          <w:sz w:val="28"/>
-          <w:szCs w:val="28"/>
-        </w:rPr>
-        <w:t xml:space="preserve"> topology for next two floors, and ring topology for remaining floors, considering performance and fault tolerance.</w:t>
-      </w:r>
-    </w:p>
-    <w:p>
-      <w:pPr>
-        <w:spacing w:after="50"/>
-        <w:rPr>
-          <w:sz w:val="28"/>
-          <w:szCs w:val="28"/>
-        </w:rPr>
-      </w:pPr>
-      <w:r>
-        <w:rPr>
-          <w:sz w:val="28"/>
-          <w:szCs w:val="28"/>
-        </w:rPr>
-        <w:t xml:space="preserve"> 2. IP Addressing Scheme: The company has decided to use Class C private IPv4 addresses for first two floors, Class A private IPv4 addresses for next two floors, and then Class B public IPv4 addresses for remaining floors following a classful addressing scheme. Allocate IP addresses properly for each floor, ensuring uniqueness.</w:t>
-      </w:r>
-    </w:p>
-    <w:p>
-      <w:pPr>
-        <w:spacing w:after="50"/>
-        <w:rPr>
-          <w:sz w:val="28"/>
-          <w:szCs w:val="28"/>
-        </w:rPr>
-      </w:pPr>
-      <w:r>
-        <w:rPr>
-          <w:sz w:val="28"/>
-          <w:szCs w:val="28"/>
-        </w:rPr>
-        <w:t xml:space="preserve"> 3. Routing Strategy for Inter-Floor Communication &amp; Connectivity: Recommend a routing approach that is dynamic for inter-floor communication.</w:t>
-      </w:r>
-    </w:p>
-    <w:p>
-      <w:pPr>
-        <w:spacing w:after="50"/>
-        <w:rPr>
-          <w:sz w:val="28"/>
-          <w:szCs w:val="28"/>
-        </w:rPr>
-      </w:pPr>
-      <w:r>
-        <w:rPr>
+          <w:rFonts w:ascii="Times New Roman" w:eastAsia="Times New Roman" w:hAnsi="Times New Roman" w:cs="Times New Roman"/>
+          <w:bCs/>
+          <w:sz w:val="28"/>
+          <w:szCs w:val="28"/>
+        </w:rPr>
+        <w:t xml:space="preserve"> communication. </w:t>
+      </w:r>
+      <w:r>
+        <w:rPr>
+          <w:rFonts w:ascii="Times New Roman" w:eastAsia="Times New Roman" w:hAnsi="Times New Roman" w:cs="Times New Roman"/>
+          <w:bCs/>
+          <w:sz w:val="28"/>
+          <w:szCs w:val="28"/>
+        </w:rPr>
+        <w:sym w:font="Symbol" w:char="F0B7"/>
+      </w:r>
+      <w:r>
+        <w:rPr>
+          <w:rFonts w:ascii="Times New Roman" w:eastAsia="Times New Roman" w:hAnsi="Times New Roman" w:cs="Times New Roman"/>
+          <w:bCs/>
+          <w:sz w:val="28"/>
+          <w:szCs w:val="28"/>
+        </w:rPr>
+        <w:t xml:space="preserve"> Suggest the appropriate network devices (e.g., switches, routers, access points) and their placement. </w:t>
+      </w:r>
+    </w:p>
+    <w:p>
+      <w:pPr>
+        <w:spacing w:after="50"/>
+        <w:rPr>
+          <w:rFonts w:ascii="Times New Roman" w:eastAsia="Times New Roman" w:hAnsi="Times New Roman" w:cs="Times New Roman"/>
+          <w:bCs/>
+          <w:sz w:val="28"/>
+          <w:szCs w:val="28"/>
+        </w:rPr>
+      </w:pPr>
+      <w:r>
+        <w:rPr>
+          <w:rFonts w:ascii="Times New Roman" w:eastAsia="Times New Roman" w:hAnsi="Times New Roman" w:cs="Times New Roman"/>
+          <w:bCs/>
+          <w:sz w:val="28"/>
+          <w:szCs w:val="28"/>
+        </w:rPr>
+        <w:sym w:font="Symbol" w:char="F0B7"/>
+      </w:r>
+      <w:r>
+        <w:rPr>
+          <w:rFonts w:ascii="Times New Roman" w:eastAsia="Times New Roman" w:hAnsi="Times New Roman" w:cs="Times New Roman"/>
+          <w:bCs/>
+          <w:sz w:val="28"/>
+          <w:szCs w:val="28"/>
+        </w:rPr>
+        <w:t xml:space="preserve"> If using dynamic routing, use RIP routing protocol. </w:t>
+      </w:r>
+      <w:r>
+        <w:rPr>
+          <w:rFonts w:ascii="Times New Roman" w:eastAsia="Times New Roman" w:hAnsi="Times New Roman" w:cs="Times New Roman"/>
+          <w:bCs/>
+          <w:sz w:val="28"/>
+          <w:szCs w:val="28"/>
+        </w:rPr>
+        <w:sym w:font="Symbol" w:char="F0B7"/>
+      </w:r>
+      <w:r>
+        <w:rPr>
+          <w:rFonts w:ascii="Times New Roman" w:eastAsia="Times New Roman" w:hAnsi="Times New Roman" w:cs="Times New Roman"/>
+          <w:bCs/>
+          <w:sz w:val="28"/>
+          <w:szCs w:val="28"/>
+        </w:rPr>
+        <w:t xml:space="preserve"> If using static routing, define the static routes for efficient data flow.</w:t>
+      </w:r>
+    </w:p>
+    <w:p>
+      <w:pPr>
+        <w:spacing w:after="50"/>
+        <w:rPr>
+          <w:rFonts w:ascii="Times New Roman" w:eastAsia="Times New Roman" w:hAnsi="Times New Roman" w:cs="Times New Roman"/>
+          <w:bCs/>
+          <w:sz w:val="28"/>
+          <w:szCs w:val="28"/>
+        </w:rPr>
+      </w:pPr>
+      <w:r>
+        <w:rPr>
+          <w:rFonts w:ascii="Times New Roman" w:eastAsia="Times New Roman" w:hAnsi="Times New Roman" w:cs="Times New Roman"/>
+          <w:bCs/>
           <w:sz w:val="28"/>
           <w:szCs w:val="28"/>
         </w:rPr>
@@ -732,6 +863,8 @@
       </w:r>
       <w:r>
         <w:rPr>
+          <w:rFonts w:ascii="Times New Roman" w:eastAsia="Times New Roman" w:hAnsi="Times New Roman" w:cs="Times New Roman"/>
+          <w:bCs/>
           <w:sz w:val="28"/>
           <w:szCs w:val="28"/>
         </w:rPr>
@@ -739,22 +872,46 @@
       </w:r>
       <w:r>
         <w:rPr>
-          <w:sz w:val="28"/>
-          <w:szCs w:val="28"/>
-        </w:rPr>
-        <w:t xml:space="preserve"> Design how the floors will be connected for seamless inter department communication.</w:t>
-      </w:r>
-    </w:p>
-    <w:p>
-      <w:pPr>
-        <w:spacing w:after="50"/>
-        <w:rPr>
-          <w:sz w:val="28"/>
-          <w:szCs w:val="28"/>
-        </w:rPr>
-      </w:pPr>
-      <w:r>
-        <w:rPr>
+          <w:rFonts w:ascii="Times New Roman" w:eastAsia="Times New Roman" w:hAnsi="Times New Roman" w:cs="Times New Roman"/>
+          <w:bCs/>
+          <w:sz w:val="28"/>
+          <w:szCs w:val="28"/>
+        </w:rPr>
+        <w:t xml:space="preserve"> The minimum number of routers to be used should be 4 and the maximum 5. </w:t>
+      </w:r>
+      <w:r>
+        <w:rPr>
+          <w:rFonts w:ascii="Times New Roman" w:eastAsia="Times New Roman" w:hAnsi="Times New Roman" w:cs="Times New Roman"/>
+          <w:bCs/>
+          <w:sz w:val="28"/>
+          <w:szCs w:val="28"/>
+        </w:rPr>
+        <w:sym w:font="Symbol" w:char="F0B7"/>
+      </w:r>
+      <w:r>
+        <w:rPr>
+          <w:rFonts w:ascii="Times New Roman" w:eastAsia="Times New Roman" w:hAnsi="Times New Roman" w:cs="Times New Roman"/>
+          <w:bCs/>
+          <w:sz w:val="28"/>
+          <w:szCs w:val="28"/>
+        </w:rPr>
+        <w:t xml:space="preserve"> Specify the number of default gateways along with IP addresses.</w:t>
+      </w:r>
+    </w:p>
+    <w:p>
+      <w:pPr>
+        <w:spacing w:after="50"/>
+        <w:rPr>
+          <w:rFonts w:ascii="Times New Roman" w:eastAsia="Times New Roman" w:hAnsi="Times New Roman" w:cs="Times New Roman"/>
+          <w:bCs/>
+          <w:sz w:val="28"/>
+          <w:szCs w:val="28"/>
+        </w:rPr>
+      </w:pPr>
+      <w:r>
+        <w:rPr>
+          <w:rFonts w:ascii="Times New Roman" w:eastAsia="Times New Roman" w:hAnsi="Times New Roman" w:cs="Times New Roman"/>
+          <w:bCs/>
           <w:sz w:val="28"/>
           <w:szCs w:val="28"/>
         </w:rPr>
@@ -762,6 +919,8 @@
       </w:r>
       <w:r>
         <w:rPr>
+          <w:rFonts w:ascii="Times New Roman" w:eastAsia="Times New Roman" w:hAnsi="Times New Roman" w:cs="Times New Roman"/>
+          <w:bCs/>
           <w:sz w:val="28"/>
           <w:szCs w:val="28"/>
         </w:rPr>
@@ -769,82 +928,39 @@
       </w:r>
       <w:r>
         <w:rPr>
-          <w:sz w:val="28"/>
-          <w:szCs w:val="28"/>
-        </w:rPr>
-        <w:t xml:space="preserve"> Suggest the appropriate network devices (e.g., switches, routers, access points) and their placement. </w:t>
-      </w:r>
-    </w:p>
-    <w:p>
-      <w:pPr>
-        <w:spacing w:after="50"/>
-        <w:rPr>
-          <w:sz w:val="28"/>
-          <w:szCs w:val="28"/>
-        </w:rPr>
-      </w:pPr>
-      <w:r>
-        <w:rPr>
-          <w:sz w:val="28"/>
-          <w:szCs w:val="28"/>
-        </w:rPr>
-        <w:sym w:font="Symbol" w:char="F0B7"/>
-      </w:r>
-      <w:r>
-        <w:rPr>
-          <w:sz w:val="28"/>
-          <w:szCs w:val="28"/>
-        </w:rPr>
-        <w:t xml:space="preserve"> If using dynamic routing, suggest an appropriate routing protocol (e.g., RIP, OSPF, or EIGRP) with justification. </w:t>
-      </w:r>
-    </w:p>
-    <w:p>
-      <w:pPr>
-        <w:spacing w:after="50"/>
-        <w:rPr>
-          <w:sz w:val="28"/>
-          <w:szCs w:val="28"/>
-        </w:rPr>
-      </w:pPr>
-      <w:r>
-        <w:rPr>
-          <w:sz w:val="28"/>
-          <w:szCs w:val="28"/>
-        </w:rPr>
-        <w:sym w:font="Symbol" w:char="F0B7"/>
-      </w:r>
-      <w:r>
-        <w:rPr>
-          <w:sz w:val="28"/>
-          <w:szCs w:val="28"/>
-        </w:rPr>
-        <w:t xml:space="preserve"> If using static routing, define the static routes for efficient data flow. </w:t>
-      </w:r>
-      <w:r>
-        <w:rPr>
-          <w:sz w:val="28"/>
-          <w:szCs w:val="28"/>
-        </w:rPr>
-        <w:sym w:font="Symbol" w:char="F0B7"/>
-      </w:r>
-      <w:r>
-        <w:rPr>
-          <w:sz w:val="28"/>
-          <w:szCs w:val="28"/>
-        </w:rPr>
-        <w:t xml:space="preserve"> Specify the number of default gateways along with IP addresses.</w:t>
-      </w:r>
-    </w:p>
-    <w:p>
-      <w:pPr>
-        <w:spacing w:after="50"/>
-        <w:rPr>
-          <w:sz w:val="28"/>
-          <w:szCs w:val="28"/>
-        </w:rPr>
-      </w:pPr>
-      <w:r>
-        <w:rPr>
+          <w:rFonts w:ascii="Times New Roman" w:eastAsia="Times New Roman" w:hAnsi="Times New Roman" w:cs="Times New Roman"/>
+          <w:bCs/>
+          <w:sz w:val="28"/>
+          <w:szCs w:val="28"/>
+        </w:rPr>
+        <w:t xml:space="preserve"> Specify each SUBENTWORK with proper Subnetwork address, host IP range, and broadcast address.</w:t>
+      </w:r>
+    </w:p>
+    <w:p>
+      <w:pPr>
+        <w:spacing w:after="50"/>
+        <w:rPr>
+          <w:rFonts w:ascii="Times New Roman" w:eastAsia="Times New Roman" w:hAnsi="Times New Roman" w:cs="Times New Roman"/>
+          <w:bCs/>
+          <w:sz w:val="28"/>
+          <w:szCs w:val="28"/>
+        </w:rPr>
+      </w:pPr>
+    </w:p>
+    <w:p>
+      <w:pPr>
+        <w:spacing w:after="50"/>
+        <w:rPr>
+          <w:rFonts w:ascii="Times New Roman" w:eastAsia="Times New Roman" w:hAnsi="Times New Roman" w:cs="Times New Roman"/>
+          <w:bCs/>
+          <w:sz w:val="28"/>
+          <w:szCs w:val="28"/>
+        </w:rPr>
+      </w:pPr>
+      <w:r>
+        <w:rPr>
+          <w:rFonts w:ascii="Times New Roman" w:eastAsia="Times New Roman" w:hAnsi="Times New Roman" w:cs="Times New Roman"/>
+          <w:bCs/>
           <w:sz w:val="28"/>
           <w:szCs w:val="28"/>
         </w:rPr>
@@ -853,6 +969,8 @@
       <w:proofErr w:type="spellStart"/>
       <w:r>
         <w:rPr>
+          <w:rFonts w:ascii="Times New Roman" w:eastAsia="Times New Roman" w:hAnsi="Times New Roman" w:cs="Times New Roman"/>
+          <w:bCs/>
           <w:sz w:val="28"/>
           <w:szCs w:val="28"/>
         </w:rPr>
@@ -861,185 +979,67 @@
       <w:proofErr w:type="spellEnd"/>
       <w:r>
         <w:rPr>
-          <w:sz w:val="28"/>
-          <w:szCs w:val="28"/>
-        </w:rPr>
-        <w:t xml:space="preserve"> network scenario, and also mention the innovation done by you in the project. </w:t>
-      </w:r>
-    </w:p>
-    <w:p>
-      <w:pPr>
-        <w:spacing w:after="50"/>
-        <w:rPr>
-          <w:sz w:val="28"/>
-          <w:szCs w:val="28"/>
-        </w:rPr>
-      </w:pPr>
-      <w:r>
-        <w:rPr>
-          <w:sz w:val="28"/>
-          <w:szCs w:val="28"/>
-        </w:rPr>
-        <w:t>Then upload the project on GitHub as well as check the engagement level of the project uploaded on GitHub.</w:t>
-      </w:r>
-    </w:p>
-    <w:p>
-      <w:pPr>
-        <w:spacing w:after="50"/>
-        <w:rPr>
-          <w:sz w:val="28"/>
-          <w:szCs w:val="28"/>
-        </w:rPr>
-      </w:pPr>
-    </w:p>
-    <w:p>
-      <w:pPr>
-        <w:spacing w:after="50"/>
-        <w:rPr>
-          <w:sz w:val="28"/>
-          <w:szCs w:val="28"/>
-        </w:rPr>
-      </w:pPr>
-    </w:p>
-    <w:p>
-      <w:pPr>
-        <w:spacing w:after="50"/>
-        <w:rPr>
-          <w:sz w:val="28"/>
-          <w:szCs w:val="28"/>
-        </w:rPr>
-      </w:pPr>
-      <w:r>
-        <w:rPr>
-          <w:rFonts w:ascii="Times New Roman" w:eastAsia="Times New Roman" w:hAnsi="Times New Roman" w:cs="Times New Roman"/>
-          <w:b/>
-          <w:sz w:val="28"/>
-          <w:szCs w:val="28"/>
-        </w:rPr>
-        <w:t xml:space="preserve"> </w:t>
-      </w:r>
-    </w:p>
-    <w:p>
-      <w:pPr>
-        <w:spacing w:after="50"/>
-        <w:rPr>
-          <w:sz w:val="28"/>
-          <w:szCs w:val="28"/>
-        </w:rPr>
-      </w:pPr>
-      <w:r>
-        <w:rPr>
-          <w:rFonts w:ascii="Times New Roman" w:eastAsia="Times New Roman" w:hAnsi="Times New Roman" w:cs="Times New Roman"/>
-          <w:b/>
-          <w:sz w:val="28"/>
-          <w:szCs w:val="28"/>
-        </w:rPr>
-        <w:t xml:space="preserve"> </w:t>
-      </w:r>
-    </w:p>
-    <w:p>
-      <w:pPr>
-        <w:spacing w:after="51"/>
-        <w:rPr>
-          <w:sz w:val="28"/>
-          <w:szCs w:val="28"/>
-        </w:rPr>
-      </w:pPr>
-      <w:r>
-        <w:rPr>
-          <w:rFonts w:ascii="Times New Roman" w:eastAsia="Times New Roman" w:hAnsi="Times New Roman" w:cs="Times New Roman"/>
-          <w:b/>
-          <w:sz w:val="28"/>
-          <w:szCs w:val="28"/>
-        </w:rPr>
-        <w:t xml:space="preserve"> </w:t>
-      </w:r>
-    </w:p>
-    <w:p>
-      <w:pPr>
-        <w:spacing w:after="38"/>
-        <w:rPr>
-          <w:sz w:val="28"/>
-          <w:szCs w:val="28"/>
-        </w:rPr>
-      </w:pPr>
-      <w:r>
-        <w:rPr>
-          <w:rFonts w:ascii="Times New Roman" w:eastAsia="Times New Roman" w:hAnsi="Times New Roman" w:cs="Times New Roman"/>
-          <w:b/>
-          <w:sz w:val="28"/>
-          <w:szCs w:val="28"/>
-        </w:rPr>
-        <w:t xml:space="preserve"> </w:t>
-      </w:r>
-    </w:p>
-    <w:p>
-      <w:pPr>
-        <w:spacing w:after="7"/>
-        <w:jc w:val="both"/>
-        <w:rPr>
-          <w:sz w:val="28"/>
-          <w:szCs w:val="28"/>
-        </w:rPr>
-      </w:pPr>
-      <w:r>
-        <w:rPr>
-          <w:rFonts w:ascii="Times New Roman" w:eastAsia="Times New Roman" w:hAnsi="Times New Roman" w:cs="Times New Roman"/>
-          <w:b/>
-          <w:sz w:val="28"/>
-          <w:szCs w:val="28"/>
-        </w:rPr>
-        <w:t xml:space="preserve">                </w:t>
-      </w:r>
-    </w:p>
-    <w:p>
-      <w:pPr>
-        <w:spacing w:after="50"/>
-        <w:rPr>
-          <w:rFonts w:ascii="Times New Roman" w:eastAsia="Times New Roman" w:hAnsi="Times New Roman" w:cs="Times New Roman"/>
-          <w:b/>
-          <w:sz w:val="28"/>
-          <w:szCs w:val="28"/>
-        </w:rPr>
-      </w:pPr>
-      <w:r>
-        <w:rPr>
-          <w:rFonts w:ascii="Times New Roman" w:eastAsia="Times New Roman" w:hAnsi="Times New Roman" w:cs="Times New Roman"/>
-          <w:b/>
-          <w:sz w:val="28"/>
-          <w:szCs w:val="28"/>
-        </w:rPr>
-        <w:t xml:space="preserve"> </w:t>
-      </w:r>
-    </w:p>
-    <w:p>
-      <w:pPr>
-        <w:spacing w:after="50"/>
-        <w:rPr>
-          <w:rFonts w:ascii="Times New Roman" w:eastAsia="Times New Roman" w:hAnsi="Times New Roman" w:cs="Times New Roman"/>
-          <w:b/>
-          <w:sz w:val="28"/>
-          <w:szCs w:val="28"/>
-        </w:rPr>
-      </w:pPr>
-    </w:p>
-    <w:p>
-      <w:pPr>
-        <w:spacing w:after="50"/>
-        <w:rPr>
-          <w:rFonts w:ascii="Times New Roman" w:eastAsia="Times New Roman" w:hAnsi="Times New Roman" w:cs="Times New Roman"/>
-          <w:b/>
-          <w:sz w:val="28"/>
-          <w:szCs w:val="28"/>
-        </w:rPr>
-      </w:pPr>
-    </w:p>
-    <w:p>
-      <w:pPr>
-        <w:spacing w:after="50"/>
-        <w:rPr>
-          <w:rFonts w:ascii="Times New Roman" w:eastAsia="Times New Roman" w:hAnsi="Times New Roman" w:cs="Times New Roman"/>
-          <w:b/>
+          <w:rFonts w:ascii="Times New Roman" w:eastAsia="Times New Roman" w:hAnsi="Times New Roman" w:cs="Times New Roman"/>
+          <w:bCs/>
+          <w:sz w:val="28"/>
+          <w:szCs w:val="28"/>
+        </w:rPr>
+        <w:t xml:space="preserve"> network scenario, and also mention the innovation done by you in the project. Then upload the project on GitHub as well as check the engagement level of the project uploaded on GitHub.</w:t>
+      </w:r>
+    </w:p>
+    <w:p>
+      <w:pPr>
+        <w:spacing w:after="50"/>
+        <w:rPr>
+          <w:rFonts w:ascii="Times New Roman" w:eastAsia="Times New Roman" w:hAnsi="Times New Roman" w:cs="Times New Roman"/>
+          <w:bCs/>
+          <w:sz w:val="28"/>
+          <w:szCs w:val="28"/>
+        </w:rPr>
+      </w:pPr>
+    </w:p>
+    <w:p>
+      <w:pPr>
+        <w:spacing w:after="50"/>
+        <w:jc w:val="center"/>
+        <w:rPr>
+          <w:bCs/>
+          <w:sz w:val="28"/>
+          <w:szCs w:val="28"/>
+        </w:rPr>
+      </w:pPr>
+    </w:p>
+    <w:p>
+      <w:pPr>
+        <w:spacing w:after="50"/>
+        <w:jc w:val="center"/>
+        <w:rPr>
+          <w:b/>
+          <w:bCs/>
+          <w:sz w:val="28"/>
+          <w:szCs w:val="28"/>
+        </w:rPr>
+      </w:pPr>
+    </w:p>
+    <w:p>
+      <w:pPr>
+        <w:spacing w:after="50"/>
+        <w:jc w:val="center"/>
+        <w:rPr>
+          <w:b/>
+          <w:bCs/>
+          <w:sz w:val="28"/>
+          <w:szCs w:val="28"/>
+        </w:rPr>
+      </w:pPr>
+    </w:p>
+    <w:p>
+      <w:pPr>
+        <w:spacing w:after="50"/>
+        <w:jc w:val="center"/>
+        <w:rPr>
+          <w:b/>
+          <w:bCs/>
           <w:sz w:val="28"/>
           <w:szCs w:val="28"/>
         </w:rPr>
@@ -1134,10 +1134,10 @@
           <w:szCs w:val="28"/>
         </w:rPr>
         <w:drawing>
-          <wp:inline distT="0" distB="0" distL="0" distR="0" wp14:anchorId="43446F3D" wp14:editId="61269308">
-            <wp:extent cx="5899150" cy="4106545"/>
-            <wp:effectExtent l="0" t="0" r="6350" b="8255"/>
-            <wp:docPr id="1053028687" name="Picture 25"/>
+          <wp:inline distT="0" distB="0" distL="0" distR="0" wp14:anchorId="2A741B16" wp14:editId="6598DD16">
+            <wp:extent cx="6647815" cy="4018915"/>
+            <wp:effectExtent l="0" t="0" r="635" b="635"/>
+            <wp:docPr id="36973248" name="Picture 25"/>
             <wp:cNvGraphicFramePr>
               <a:graphicFrameLocks xmlns:a="http://schemas.openxmlformats.org/drawingml/2006/main" noChangeAspect="1"/>
             </wp:cNvGraphicFramePr>
@@ -1145,7 +1145,7 @@
               <a:graphicData uri="http://schemas.openxmlformats.org/drawingml/2006/picture">
                 <pic:pic xmlns:pic="http://schemas.openxmlformats.org/drawingml/2006/picture">
                   <pic:nvPicPr>
-                    <pic:cNvPr id="1053028687" name="Picture 1053028687"/>
+                    <pic:cNvPr id="36973248" name="Picture 36973248"/>
                     <pic:cNvPicPr/>
                   </pic:nvPicPr>
                   <pic:blipFill>
@@ -1163,7 +1163,7 @@
                   <pic:spPr>
                     <a:xfrm>
                       <a:off x="0" y="0"/>
-                      <a:ext cx="5899150" cy="4106545"/>
+                      <a:ext cx="6647815" cy="4018915"/>
                     </a:xfrm>
                     <a:prstGeom prst="rect">
                       <a:avLst/>
@@ -1203,7 +1203,7 @@
           <w:sz w:val="28"/>
           <w:szCs w:val="28"/>
         </w:rPr>
-        <w:t>Mesh</w:t>
+        <w:t>Ring</w:t>
       </w:r>
       <w:r>
         <w:rPr>
@@ -1221,7 +1221,7 @@
           <w:sz w:val="28"/>
           <w:szCs w:val="28"/>
         </w:rPr>
-        <w:t>2</w:t>
+        <w:t>3</w:t>
       </w:r>
       <w:r>
         <w:rPr>
@@ -1271,10 +1271,10 @@
           <w:szCs w:val="28"/>
         </w:rPr>
         <w:drawing>
-          <wp:inline distT="0" distB="0" distL="0" distR="0" wp14:anchorId="49F2F4D5" wp14:editId="4E95CF40">
-            <wp:extent cx="5899150" cy="3238500"/>
-            <wp:effectExtent l="0" t="0" r="6350" b="0"/>
-            <wp:docPr id="1314197082" name="Picture 26"/>
+          <wp:inline distT="0" distB="0" distL="0" distR="0" wp14:anchorId="3D21BF7A" wp14:editId="0B8A6FE2">
+            <wp:extent cx="6647815" cy="3139440"/>
+            <wp:effectExtent l="0" t="0" r="635" b="3810"/>
+            <wp:docPr id="179166555" name="Picture 26"/>
             <wp:cNvGraphicFramePr>
               <a:graphicFrameLocks xmlns:a="http://schemas.openxmlformats.org/drawingml/2006/main" noChangeAspect="1"/>
             </wp:cNvGraphicFramePr>
@@ -1282,7 +1282,7 @@
               <a:graphicData uri="http://schemas.openxmlformats.org/drawingml/2006/picture">
                 <pic:pic xmlns:pic="http://schemas.openxmlformats.org/drawingml/2006/picture">
                   <pic:nvPicPr>
-                    <pic:cNvPr id="1314197082" name="Picture 1314197082"/>
+                    <pic:cNvPr id="179166555" name="Picture 179166555"/>
                     <pic:cNvPicPr/>
                   </pic:nvPicPr>
                   <pic:blipFill>
@@ -1300,7 +1300,7 @@
                   <pic:spPr>
                     <a:xfrm>
                       <a:off x="0" y="0"/>
-                      <a:ext cx="5899150" cy="3238500"/>
+                      <a:ext cx="6647815" cy="3139440"/>
                     </a:xfrm>
                     <a:prstGeom prst="rect">
                       <a:avLst/>
@@ -1349,6 +1349,7 @@
     <w:p>
       <w:pPr>
         <w:spacing w:after="50"/>
+        <w:jc w:val="center"/>
         <w:rPr>
           <w:b/>
           <w:bCs/>
@@ -1356,54 +1357,44 @@
           <w:szCs w:val="28"/>
         </w:rPr>
       </w:pPr>
-    </w:p>
-    <w:p>
-      <w:pPr>
-        <w:spacing w:after="50"/>
-        <w:jc w:val="center"/>
+      <w:r>
         <w:rPr>
           <w:b/>
           <w:bCs/>
           <w:sz w:val="28"/>
           <w:szCs w:val="28"/>
         </w:rPr>
-      </w:pPr>
-    </w:p>
-    <w:p>
-      <w:pPr>
-        <w:spacing w:after="50"/>
-        <w:jc w:val="center"/>
+        <w:t>DNS server for floor</w:t>
+      </w:r>
+      <w:proofErr w:type="gramStart"/>
+      <w:r>
         <w:rPr>
           <w:b/>
           <w:bCs/>
           <w:sz w:val="28"/>
           <w:szCs w:val="28"/>
         </w:rPr>
-      </w:pPr>
-    </w:p>
-    <w:p>
-      <w:pPr>
-        <w:spacing w:after="50"/>
-        <w:jc w:val="center"/>
+        <w:t>1</w:t>
+      </w:r>
+      <w:r>
         <w:rPr>
           <w:b/>
           <w:bCs/>
           <w:sz w:val="28"/>
           <w:szCs w:val="28"/>
         </w:rPr>
-      </w:pPr>
-    </w:p>
-    <w:p>
-      <w:pPr>
-        <w:spacing w:after="50"/>
-        <w:jc w:val="center"/>
+        <w:t xml:space="preserve"> </w:t>
+      </w:r>
+      <w:r>
         <w:rPr>
           <w:b/>
           <w:bCs/>
           <w:sz w:val="28"/>
           <w:szCs w:val="28"/>
         </w:rPr>
-      </w:pPr>
+        <w:t>:</w:t>
+      </w:r>
+      <w:proofErr w:type="gramEnd"/>
       <w:r>
         <w:rPr>
           <w:b/>
@@ -1411,71 +1402,6 @@
           <w:sz w:val="28"/>
           <w:szCs w:val="28"/>
         </w:rPr>
-        <w:t xml:space="preserve">Ring </w:t>
-      </w:r>
-      <w:r>
-        <w:rPr>
-          <w:b/>
-          <w:bCs/>
-          <w:sz w:val="28"/>
-          <w:szCs w:val="28"/>
-        </w:rPr>
-        <w:t xml:space="preserve">topology for </w:t>
-      </w:r>
-      <w:r>
-        <w:rPr>
-          <w:b/>
-          <w:bCs/>
-          <w:sz w:val="28"/>
-          <w:szCs w:val="28"/>
-        </w:rPr>
-        <w:t>next three</w:t>
-      </w:r>
-      <w:r>
-        <w:rPr>
-          <w:b/>
-          <w:bCs/>
-          <w:sz w:val="28"/>
-          <w:szCs w:val="28"/>
-        </w:rPr>
-        <w:t xml:space="preserve"> </w:t>
-      </w:r>
-      <w:proofErr w:type="gramStart"/>
-      <w:r>
-        <w:rPr>
-          <w:b/>
-          <w:bCs/>
-          <w:sz w:val="28"/>
-          <w:szCs w:val="28"/>
-        </w:rPr>
-        <w:t>floor</w:t>
-      </w:r>
-      <w:r>
-        <w:rPr>
-          <w:b/>
-          <w:bCs/>
-          <w:sz w:val="28"/>
-          <w:szCs w:val="28"/>
-        </w:rPr>
-        <w:t xml:space="preserve">s </w:t>
-      </w:r>
-      <w:r>
-        <w:rPr>
-          <w:b/>
-          <w:bCs/>
-          <w:sz w:val="28"/>
-          <w:szCs w:val="28"/>
-        </w:rPr>
-        <w:t>:</w:t>
-      </w:r>
-      <w:proofErr w:type="gramEnd"/>
-      <w:r>
-        <w:rPr>
-          <w:b/>
-          <w:bCs/>
-          <w:sz w:val="28"/>
-          <w:szCs w:val="28"/>
-        </w:rPr>
         <w:t>-</w:t>
       </w:r>
     </w:p>
@@ -1504,10 +1430,10 @@
           <w:szCs w:val="28"/>
         </w:rPr>
         <w:drawing>
-          <wp:inline distT="0" distB="0" distL="0" distR="0" wp14:anchorId="276BF00A" wp14:editId="0FAD79E2">
-            <wp:extent cx="6003977" cy="3861816"/>
-            <wp:effectExtent l="0" t="0" r="0" b="5715"/>
-            <wp:docPr id="966235078" name="Picture 27"/>
+          <wp:inline distT="0" distB="0" distL="0" distR="0" wp14:anchorId="54D1A6DA" wp14:editId="6A812BC2">
+            <wp:extent cx="5734685" cy="3528060"/>
+            <wp:effectExtent l="0" t="0" r="0" b="0"/>
+            <wp:docPr id="1617322165" name="Picture 27"/>
             <wp:cNvGraphicFramePr>
               <a:graphicFrameLocks xmlns:a="http://schemas.openxmlformats.org/drawingml/2006/main" noChangeAspect="1"/>
             </wp:cNvGraphicFramePr>
@@ -1515,7 +1441,7 @@
               <a:graphicData uri="http://schemas.openxmlformats.org/drawingml/2006/picture">
                 <pic:pic xmlns:pic="http://schemas.openxmlformats.org/drawingml/2006/picture">
                   <pic:nvPicPr>
-                    <pic:cNvPr id="966235078" name="Picture 966235078"/>
+                    <pic:cNvPr id="1617322165" name="Picture 1617322165"/>
                     <pic:cNvPicPr/>
                   </pic:nvPicPr>
                   <pic:blipFill>
@@ -1533,7 +1459,7 @@
                   <pic:spPr>
                     <a:xfrm>
                       <a:off x="0" y="0"/>
-                      <a:ext cx="6028283" cy="3877450"/>
+                      <a:ext cx="5734856" cy="3528165"/>
                     </a:xfrm>
                     <a:prstGeom prst="rect">
                       <a:avLst/>
@@ -1560,203 +1486,19 @@
     <w:p>
       <w:pPr>
         <w:spacing w:after="50"/>
-        <w:rPr>
-          <w:rFonts w:ascii="Times New Roman" w:eastAsia="Times New Roman" w:hAnsi="Times New Roman" w:cs="Times New Roman"/>
-          <w:b/>
-          <w:sz w:val="28"/>
-          <w:szCs w:val="28"/>
-        </w:rPr>
-      </w:pPr>
-    </w:p>
-    <w:p>
-      <w:pPr>
-        <w:spacing w:after="50"/>
-        <w:rPr>
-          <w:rFonts w:ascii="Times New Roman" w:eastAsia="Times New Roman" w:hAnsi="Times New Roman" w:cs="Times New Roman"/>
-          <w:b/>
-          <w:sz w:val="28"/>
-          <w:szCs w:val="28"/>
-        </w:rPr>
-      </w:pPr>
-    </w:p>
-    <w:p>
-      <w:pPr>
-        <w:spacing w:after="50"/>
-        <w:rPr>
-          <w:rFonts w:ascii="Times New Roman" w:eastAsia="Times New Roman" w:hAnsi="Times New Roman" w:cs="Times New Roman"/>
-          <w:b/>
-          <w:sz w:val="28"/>
-          <w:szCs w:val="28"/>
-        </w:rPr>
-      </w:pPr>
-    </w:p>
-    <w:p>
-      <w:pPr>
-        <w:spacing w:after="50"/>
-        <w:rPr>
-          <w:rFonts w:ascii="Times New Roman" w:eastAsia="Times New Roman" w:hAnsi="Times New Roman" w:cs="Times New Roman"/>
-          <w:b/>
-          <w:sz w:val="28"/>
-          <w:szCs w:val="28"/>
-        </w:rPr>
-      </w:pPr>
-    </w:p>
-    <w:p>
-      <w:pPr>
-        <w:spacing w:after="50"/>
-        <w:rPr>
-          <w:rFonts w:ascii="Times New Roman" w:eastAsia="Times New Roman" w:hAnsi="Times New Roman" w:cs="Times New Roman"/>
-          <w:b/>
-          <w:sz w:val="28"/>
-          <w:szCs w:val="28"/>
-        </w:rPr>
-      </w:pPr>
-    </w:p>
-    <w:p>
-      <w:pPr>
-        <w:spacing w:after="50"/>
-        <w:rPr>
-          <w:rFonts w:ascii="Times New Roman" w:eastAsia="Times New Roman" w:hAnsi="Times New Roman" w:cs="Times New Roman"/>
-          <w:b/>
-          <w:sz w:val="28"/>
-          <w:szCs w:val="28"/>
-        </w:rPr>
-      </w:pPr>
-    </w:p>
-    <w:p>
-      <w:pPr>
-        <w:spacing w:after="50"/>
-        <w:rPr>
-          <w:rFonts w:ascii="Times New Roman" w:eastAsia="Times New Roman" w:hAnsi="Times New Roman" w:cs="Times New Roman"/>
-          <w:b/>
-          <w:sz w:val="28"/>
-          <w:szCs w:val="28"/>
-        </w:rPr>
-      </w:pPr>
-    </w:p>
-    <w:p>
-      <w:pPr>
-        <w:spacing w:after="50"/>
-        <w:rPr>
-          <w:rFonts w:ascii="Times New Roman" w:eastAsia="Times New Roman" w:hAnsi="Times New Roman" w:cs="Times New Roman"/>
-          <w:b/>
-          <w:sz w:val="28"/>
-          <w:szCs w:val="28"/>
-        </w:rPr>
-      </w:pPr>
-    </w:p>
-    <w:p>
-      <w:pPr>
-        <w:spacing w:after="50"/>
-        <w:rPr>
-          <w:rFonts w:ascii="Times New Roman" w:eastAsia="Times New Roman" w:hAnsi="Times New Roman" w:cs="Times New Roman"/>
-          <w:b/>
-          <w:sz w:val="28"/>
-          <w:szCs w:val="28"/>
-        </w:rPr>
-      </w:pPr>
-    </w:p>
-    <w:p>
-      <w:pPr>
-        <w:spacing w:after="50"/>
-        <w:rPr>
-          <w:rFonts w:ascii="Times New Roman" w:eastAsia="Times New Roman" w:hAnsi="Times New Roman" w:cs="Times New Roman"/>
-          <w:b/>
-          <w:sz w:val="28"/>
-          <w:szCs w:val="28"/>
-        </w:rPr>
-      </w:pPr>
-    </w:p>
-    <w:p>
-      <w:pPr>
-        <w:spacing w:after="50"/>
-        <w:rPr>
-          <w:rFonts w:ascii="Times New Roman" w:eastAsia="Times New Roman" w:hAnsi="Times New Roman" w:cs="Times New Roman"/>
-          <w:b/>
-          <w:sz w:val="28"/>
-          <w:szCs w:val="28"/>
-        </w:rPr>
-      </w:pPr>
-    </w:p>
-    <w:p>
-      <w:pPr>
-        <w:spacing w:after="50"/>
-        <w:rPr>
-          <w:rFonts w:ascii="Times New Roman" w:eastAsia="Times New Roman" w:hAnsi="Times New Roman" w:cs="Times New Roman"/>
-          <w:b/>
-          <w:sz w:val="28"/>
-          <w:szCs w:val="28"/>
-        </w:rPr>
-      </w:pPr>
-    </w:p>
-    <w:p>
-      <w:pPr>
-        <w:spacing w:after="50"/>
-        <w:rPr>
-          <w:rFonts w:ascii="Times New Roman" w:eastAsia="Times New Roman" w:hAnsi="Times New Roman" w:cs="Times New Roman"/>
-          <w:b/>
-          <w:sz w:val="28"/>
-          <w:szCs w:val="28"/>
-        </w:rPr>
-      </w:pPr>
-    </w:p>
-    <w:p>
-      <w:pPr>
-        <w:spacing w:after="50"/>
-        <w:rPr>
-          <w:rFonts w:ascii="Times New Roman" w:eastAsia="Times New Roman" w:hAnsi="Times New Roman" w:cs="Times New Roman"/>
-          <w:b/>
-          <w:sz w:val="28"/>
-          <w:szCs w:val="28"/>
-        </w:rPr>
-      </w:pPr>
-    </w:p>
-    <w:p>
-      <w:pPr>
-        <w:spacing w:after="50"/>
-        <w:jc w:val="center"/>
-        <w:rPr>
-          <w:rFonts w:ascii="Times New Roman" w:eastAsia="Times New Roman" w:hAnsi="Times New Roman" w:cs="Times New Roman"/>
-          <w:b/>
-          <w:sz w:val="28"/>
-          <w:szCs w:val="28"/>
-        </w:rPr>
-      </w:pPr>
-      <w:r>
-        <w:rPr>
-          <w:rFonts w:ascii="Times New Roman" w:eastAsia="Times New Roman" w:hAnsi="Times New Roman" w:cs="Times New Roman"/>
-          <w:b/>
-          <w:sz w:val="28"/>
-          <w:szCs w:val="28"/>
-        </w:rPr>
-        <w:t>Entire building with complete setup</w:t>
-      </w:r>
-    </w:p>
-    <w:p>
-      <w:pPr>
-        <w:spacing w:after="50"/>
-        <w:rPr>
-          <w:rFonts w:ascii="Times New Roman" w:eastAsia="Times New Roman" w:hAnsi="Times New Roman" w:cs="Times New Roman"/>
-          <w:b/>
-          <w:sz w:val="28"/>
-          <w:szCs w:val="28"/>
-        </w:rPr>
-      </w:pPr>
-    </w:p>
-    <w:p>
-      <w:pPr>
-        <w:spacing w:after="50"/>
-        <w:rPr>
-          <w:rFonts w:ascii="Times New Roman" w:eastAsia="Times New Roman" w:hAnsi="Times New Roman" w:cs="Times New Roman"/>
-          <w:b/>
-          <w:sz w:val="28"/>
-          <w:szCs w:val="28"/>
-        </w:rPr>
-      </w:pPr>
-    </w:p>
-    <w:p>
-      <w:pPr>
-        <w:spacing w:after="50"/>
+        <w:jc w:val="center"/>
+        <w:rPr>
+          <w:rFonts w:ascii="Times New Roman" w:eastAsia="Times New Roman" w:hAnsi="Times New Roman" w:cs="Times New Roman"/>
+          <w:b/>
+          <w:sz w:val="28"/>
+          <w:szCs w:val="28"/>
+        </w:rPr>
+      </w:pPr>
+    </w:p>
+    <w:p>
+      <w:pPr>
+        <w:spacing w:after="50"/>
+        <w:jc w:val="center"/>
         <w:rPr>
           <w:rFonts w:ascii="Times New Roman" w:eastAsia="Times New Roman" w:hAnsi="Times New Roman" w:cs="Times New Roman"/>
           <w:b/>
@@ -1773,10 +1515,10 @@
           <w:szCs w:val="28"/>
         </w:rPr>
         <w:drawing>
-          <wp:inline distT="0" distB="0" distL="0" distR="0" wp14:anchorId="67976C7D" wp14:editId="09FAEAF4">
-            <wp:extent cx="6647815" cy="3535680"/>
-            <wp:effectExtent l="0" t="0" r="635" b="7620"/>
-            <wp:docPr id="1424735496" name="Picture 28"/>
+          <wp:inline distT="0" distB="0" distL="0" distR="0" wp14:anchorId="0942D9B3" wp14:editId="64F0B8C2">
+            <wp:extent cx="5763248" cy="4198620"/>
+            <wp:effectExtent l="0" t="0" r="9525" b="0"/>
+            <wp:docPr id="1647712435" name="Picture 28"/>
             <wp:cNvGraphicFramePr>
               <a:graphicFrameLocks xmlns:a="http://schemas.openxmlformats.org/drawingml/2006/main" noChangeAspect="1"/>
             </wp:cNvGraphicFramePr>
@@ -1784,7 +1526,7 @@
               <a:graphicData uri="http://schemas.openxmlformats.org/drawingml/2006/picture">
                 <pic:pic xmlns:pic="http://schemas.openxmlformats.org/drawingml/2006/picture">
                   <pic:nvPicPr>
-                    <pic:cNvPr id="1424735496" name="Picture 1424735496"/>
+                    <pic:cNvPr id="1647712435" name="Picture 1647712435"/>
                     <pic:cNvPicPr/>
                   </pic:nvPicPr>
                   <pic:blipFill>
@@ -1802,7 +1544,7 @@
                   <pic:spPr>
                     <a:xfrm>
                       <a:off x="0" y="0"/>
-                      <a:ext cx="6647815" cy="3535680"/>
+                      <a:ext cx="5774654" cy="4206930"/>
                     </a:xfrm>
                     <a:prstGeom prst="rect">
                       <a:avLst/>
@@ -1818,28 +1560,52 @@
     <w:p>
       <w:pPr>
         <w:spacing w:after="50"/>
-        <w:rPr>
-          <w:rFonts w:ascii="Times New Roman" w:eastAsia="Times New Roman" w:hAnsi="Times New Roman" w:cs="Times New Roman"/>
-          <w:b/>
-          <w:sz w:val="28"/>
-          <w:szCs w:val="28"/>
-        </w:rPr>
-      </w:pPr>
-    </w:p>
-    <w:p>
-      <w:pPr>
-        <w:spacing w:after="50"/>
-        <w:rPr>
-          <w:rFonts w:ascii="Times New Roman" w:eastAsia="Times New Roman" w:hAnsi="Times New Roman" w:cs="Times New Roman"/>
-          <w:b/>
-          <w:sz w:val="28"/>
-          <w:szCs w:val="28"/>
-        </w:rPr>
-      </w:pPr>
-    </w:p>
-    <w:p>
-      <w:pPr>
-        <w:spacing w:after="50"/>
+        <w:jc w:val="center"/>
+        <w:rPr>
+          <w:rFonts w:ascii="Times New Roman" w:eastAsia="Times New Roman" w:hAnsi="Times New Roman" w:cs="Times New Roman"/>
+          <w:b/>
+          <w:sz w:val="28"/>
+          <w:szCs w:val="28"/>
+        </w:rPr>
+      </w:pPr>
+      <w:r>
+        <w:rPr>
+          <w:rFonts w:ascii="Times New Roman" w:eastAsia="Times New Roman" w:hAnsi="Times New Roman" w:cs="Times New Roman"/>
+          <w:b/>
+          <w:sz w:val="28"/>
+          <w:szCs w:val="28"/>
+        </w:rPr>
+        <w:lastRenderedPageBreak/>
+        <w:t>FTP server on floor</w:t>
+      </w:r>
+      <w:proofErr w:type="gramStart"/>
+      <w:r>
+        <w:rPr>
+          <w:rFonts w:ascii="Times New Roman" w:eastAsia="Times New Roman" w:hAnsi="Times New Roman" w:cs="Times New Roman"/>
+          <w:b/>
+          <w:sz w:val="28"/>
+          <w:szCs w:val="28"/>
+        </w:rPr>
+        <w:t>2:-</w:t>
+      </w:r>
+      <w:proofErr w:type="gramEnd"/>
+    </w:p>
+    <w:p>
+      <w:pPr>
+        <w:spacing w:after="50"/>
+        <w:jc w:val="center"/>
+        <w:rPr>
+          <w:rFonts w:ascii="Times New Roman" w:eastAsia="Times New Roman" w:hAnsi="Times New Roman" w:cs="Times New Roman"/>
+          <w:b/>
+          <w:sz w:val="28"/>
+          <w:szCs w:val="28"/>
+        </w:rPr>
+      </w:pPr>
+    </w:p>
+    <w:p>
+      <w:pPr>
+        <w:spacing w:after="50"/>
+        <w:jc w:val="center"/>
         <w:rPr>
           <w:rFonts w:ascii="Times New Roman" w:eastAsia="Times New Roman" w:hAnsi="Times New Roman" w:cs="Times New Roman"/>
           <w:b/>
@@ -1856,10 +1622,10 @@
           <w:szCs w:val="28"/>
         </w:rPr>
         <w:drawing>
-          <wp:inline distT="0" distB="0" distL="0" distR="0" wp14:anchorId="561C9AB0" wp14:editId="54C6ED61">
-            <wp:extent cx="6647815" cy="4091940"/>
-            <wp:effectExtent l="0" t="0" r="635" b="3810"/>
-            <wp:docPr id="435521584" name="Picture 29"/>
+          <wp:inline distT="0" distB="0" distL="0" distR="0" wp14:anchorId="1799A048" wp14:editId="6957C3DF">
+            <wp:extent cx="5601313" cy="3528060"/>
+            <wp:effectExtent l="0" t="0" r="0" b="0"/>
+            <wp:docPr id="1098764136" name="Picture 30"/>
             <wp:cNvGraphicFramePr>
               <a:graphicFrameLocks xmlns:a="http://schemas.openxmlformats.org/drawingml/2006/main" noChangeAspect="1"/>
             </wp:cNvGraphicFramePr>
@@ -1867,126 +1633,7 @@
               <a:graphicData uri="http://schemas.openxmlformats.org/drawingml/2006/picture">
                 <pic:pic xmlns:pic="http://schemas.openxmlformats.org/drawingml/2006/picture">
                   <pic:nvPicPr>
-                    <pic:cNvPr id="435521584" name="Picture 435521584"/>
-                    <pic:cNvPicPr/>
-                  </pic:nvPicPr>
-                  <pic:blipFill>
-                    <a:blip r:embed="rId10">
-                      <a:extLst>
-                        <a:ext uri="{28A0092B-C50C-407E-A947-70E740481C1C}">
-                          <a14:useLocalDpi xmlns:a14="http://schemas.microsoft.com/office/drawing/2010/main" val="0"/>
-                        </a:ext>
-                      </a:extLst>
-                    </a:blip>
-                    <a:stretch>
-                      <a:fillRect/>
-                    </a:stretch>
-                  </pic:blipFill>
-                  <pic:spPr>
-                    <a:xfrm>
-                      <a:off x="0" y="0"/>
-                      <a:ext cx="6647815" cy="4091940"/>
-                    </a:xfrm>
-                    <a:prstGeom prst="rect">
-                      <a:avLst/>
-                    </a:prstGeom>
-                  </pic:spPr>
-                </pic:pic>
-              </a:graphicData>
-            </a:graphic>
-          </wp:inline>
-        </w:drawing>
-      </w:r>
-    </w:p>
-    <w:p>
-      <w:pPr>
-        <w:numPr>
-          <w:ilvl w:val="1"/>
-          <w:numId w:val="2"/>
-        </w:numPr>
-        <w:spacing w:after="204"/>
-        <w:ind w:left="744" w:right="609" w:hanging="360"/>
-        <w:jc w:val="center"/>
-        <w:rPr>
-          <w:sz w:val="28"/>
-          <w:szCs w:val="28"/>
-        </w:rPr>
-      </w:pPr>
-      <w:r>
-        <w:rPr>
-          <w:rFonts w:ascii="Times New Roman" w:eastAsia="Times New Roman" w:hAnsi="Times New Roman" w:cs="Times New Roman"/>
-          <w:sz w:val="28"/>
-          <w:szCs w:val="28"/>
-        </w:rPr>
-        <w:lastRenderedPageBreak/>
-        <w:t>Allocation of IP Address:</w:t>
-      </w:r>
-    </w:p>
-    <w:p>
-      <w:pPr>
-        <w:spacing w:after="268"/>
-        <w:ind w:left="394" w:hanging="10"/>
-        <w:jc w:val="center"/>
-        <w:rPr>
-          <w:sz w:val="28"/>
-          <w:szCs w:val="28"/>
-        </w:rPr>
-      </w:pPr>
-      <w:r>
-        <w:rPr>
-          <w:rFonts w:ascii="Times New Roman" w:eastAsia="Times New Roman" w:hAnsi="Times New Roman" w:cs="Times New Roman"/>
-          <w:sz w:val="28"/>
-          <w:szCs w:val="28"/>
-        </w:rPr>
-        <w:t>1</w:t>
-      </w:r>
-      <w:r>
-        <w:rPr>
-          <w:rFonts w:ascii="Times New Roman" w:eastAsia="Times New Roman" w:hAnsi="Times New Roman" w:cs="Times New Roman"/>
-          <w:sz w:val="28"/>
-          <w:szCs w:val="28"/>
-          <w:vertAlign w:val="superscript"/>
-        </w:rPr>
-        <w:t>st</w:t>
-      </w:r>
-      <w:r>
-        <w:rPr>
-          <w:rFonts w:ascii="Times New Roman" w:eastAsia="Times New Roman" w:hAnsi="Times New Roman" w:cs="Times New Roman"/>
-          <w:sz w:val="28"/>
-          <w:szCs w:val="28"/>
-        </w:rPr>
-        <w:t xml:space="preserve"> Floor:</w:t>
-      </w:r>
-    </w:p>
-    <w:p>
-      <w:pPr>
-        <w:spacing w:after="261"/>
-        <w:jc w:val="center"/>
-        <w:rPr>
-          <w:sz w:val="28"/>
-          <w:szCs w:val="28"/>
-        </w:rPr>
-      </w:pPr>
-      <w:r>
-        <w:rPr>
-          <w:rFonts w:ascii="Times New Roman" w:eastAsia="Times New Roman" w:hAnsi="Times New Roman" w:cs="Times New Roman"/>
-          <w:noProof/>
-          <w:sz w:val="28"/>
-          <w:szCs w:val="28"/>
-        </w:rPr>
-        <w:drawing>
-          <wp:inline distT="0" distB="0" distL="0" distR="0" wp14:anchorId="08BE6A65" wp14:editId="68CD2368">
-            <wp:extent cx="5591175" cy="3870960"/>
-            <wp:effectExtent l="0" t="0" r="9525" b="0"/>
-            <wp:docPr id="1782509004" name="Picture 30"/>
-            <wp:cNvGraphicFramePr>
-              <a:graphicFrameLocks xmlns:a="http://schemas.openxmlformats.org/drawingml/2006/main" noChangeAspect="1"/>
-            </wp:cNvGraphicFramePr>
-            <a:graphic xmlns:a="http://schemas.openxmlformats.org/drawingml/2006/main">
-              <a:graphicData uri="http://schemas.openxmlformats.org/drawingml/2006/picture">
-                <pic:pic xmlns:pic="http://schemas.openxmlformats.org/drawingml/2006/picture">
-                  <pic:nvPicPr>
-                    <pic:cNvPr id="1782509004" name="Picture 1782509004"/>
+                    <pic:cNvPr id="1098764136" name="Picture 1098764136"/>
                     <pic:cNvPicPr/>
                   </pic:nvPicPr>
                   <pic:blipFill>
@@ -2004,7 +1651,7 @@
                   <pic:spPr>
                     <a:xfrm>
                       <a:off x="0" y="0"/>
-                      <a:ext cx="5603733" cy="3879654"/>
+                      <a:ext cx="5617443" cy="3538220"/>
                     </a:xfrm>
                     <a:prstGeom prst="rect">
                       <a:avLst/>
@@ -2019,70 +1666,50 @@
     </w:p>
     <w:p>
       <w:pPr>
-        <w:spacing w:after="56"/>
-        <w:jc w:val="center"/>
-        <w:rPr>
-          <w:rFonts w:ascii="Times New Roman" w:eastAsia="Times New Roman" w:hAnsi="Times New Roman" w:cs="Times New Roman"/>
-          <w:sz w:val="28"/>
-          <w:szCs w:val="28"/>
-        </w:rPr>
-      </w:pPr>
-    </w:p>
-    <w:p>
-      <w:pPr>
-        <w:spacing w:after="56"/>
-        <w:jc w:val="center"/>
-        <w:rPr>
-          <w:sz w:val="28"/>
-          <w:szCs w:val="28"/>
-        </w:rPr>
-      </w:pPr>
-      <w:r>
-        <w:rPr>
-          <w:rFonts w:ascii="Times New Roman" w:eastAsia="Times New Roman" w:hAnsi="Times New Roman" w:cs="Times New Roman"/>
-          <w:sz w:val="28"/>
-          <w:szCs w:val="28"/>
-        </w:rPr>
-        <w:t>2</w:t>
-      </w:r>
-      <w:r>
-        <w:rPr>
-          <w:rFonts w:ascii="Times New Roman" w:eastAsia="Times New Roman" w:hAnsi="Times New Roman" w:cs="Times New Roman"/>
-          <w:sz w:val="28"/>
-          <w:szCs w:val="28"/>
-          <w:vertAlign w:val="superscript"/>
-        </w:rPr>
-        <w:t>nd</w:t>
-      </w:r>
-      <w:r>
-        <w:rPr>
-          <w:rFonts w:ascii="Times New Roman" w:eastAsia="Times New Roman" w:hAnsi="Times New Roman" w:cs="Times New Roman"/>
-          <w:sz w:val="28"/>
-          <w:szCs w:val="28"/>
-        </w:rPr>
-        <w:t xml:space="preserve"> Floor:</w:t>
-      </w:r>
-    </w:p>
-    <w:p>
-      <w:pPr>
-        <w:spacing w:after="0"/>
-        <w:jc w:val="center"/>
-        <w:rPr>
-          <w:sz w:val="28"/>
-          <w:szCs w:val="28"/>
-        </w:rPr>
-      </w:pPr>
-      <w:r>
-        <w:rPr>
+        <w:spacing w:after="50"/>
+        <w:rPr>
+          <w:rFonts w:ascii="Times New Roman" w:eastAsia="Times New Roman" w:hAnsi="Times New Roman" w:cs="Times New Roman"/>
+          <w:b/>
+          <w:sz w:val="28"/>
+          <w:szCs w:val="28"/>
+        </w:rPr>
+      </w:pPr>
+    </w:p>
+    <w:p>
+      <w:pPr>
+        <w:spacing w:after="50"/>
+        <w:rPr>
+          <w:rFonts w:ascii="Times New Roman" w:eastAsia="Times New Roman" w:hAnsi="Times New Roman" w:cs="Times New Roman"/>
+          <w:b/>
+          <w:sz w:val="28"/>
+          <w:szCs w:val="28"/>
+        </w:rPr>
+      </w:pPr>
+    </w:p>
+    <w:p>
+      <w:pPr>
+        <w:spacing w:after="50"/>
+        <w:jc w:val="center"/>
+        <w:rPr>
+          <w:rFonts w:ascii="Times New Roman" w:eastAsia="Times New Roman" w:hAnsi="Times New Roman" w:cs="Times New Roman"/>
+          <w:b/>
+          <w:sz w:val="28"/>
+          <w:szCs w:val="28"/>
+        </w:rPr>
+      </w:pPr>
+      <w:r>
+        <w:rPr>
+          <w:rFonts w:ascii="Times New Roman" w:eastAsia="Times New Roman" w:hAnsi="Times New Roman" w:cs="Times New Roman"/>
+          <w:b/>
           <w:noProof/>
           <w:sz w:val="28"/>
           <w:szCs w:val="28"/>
         </w:rPr>
         <w:drawing>
-          <wp:inline distT="0" distB="0" distL="0" distR="0" wp14:anchorId="2C14D604" wp14:editId="64D86B1A">
-            <wp:extent cx="5572744" cy="3467100"/>
-            <wp:effectExtent l="0" t="0" r="9525" b="0"/>
-            <wp:docPr id="906670159" name="Picture 31"/>
+          <wp:inline distT="0" distB="0" distL="0" distR="0" wp14:anchorId="052A71E6" wp14:editId="013A5155">
+            <wp:extent cx="5657850" cy="3916680"/>
+            <wp:effectExtent l="0" t="0" r="0" b="7620"/>
+            <wp:docPr id="1268222726" name="Picture 31"/>
             <wp:cNvGraphicFramePr>
               <a:graphicFrameLocks xmlns:a="http://schemas.openxmlformats.org/drawingml/2006/main" noChangeAspect="1"/>
             </wp:cNvGraphicFramePr>
@@ -2090,7 +1717,7 @@
               <a:graphicData uri="http://schemas.openxmlformats.org/drawingml/2006/picture">
                 <pic:pic xmlns:pic="http://schemas.openxmlformats.org/drawingml/2006/picture">
                   <pic:nvPicPr>
-                    <pic:cNvPr id="906670159" name="Picture 906670159"/>
+                    <pic:cNvPr id="1268222726" name="Picture 1268222726"/>
                     <pic:cNvPicPr/>
                   </pic:nvPicPr>
                   <pic:blipFill>
@@ -2108,7 +1735,7 @@
                   <pic:spPr>
                     <a:xfrm>
                       <a:off x="0" y="0"/>
-                      <a:ext cx="5602073" cy="3485347"/>
+                      <a:ext cx="5665258" cy="3921808"/>
                     </a:xfrm>
                     <a:prstGeom prst="rect">
                       <a:avLst/>
@@ -2123,89 +1750,116 @@
     </w:p>
     <w:p>
       <w:pPr>
-        <w:spacing w:after="0"/>
-        <w:rPr>
-          <w:sz w:val="28"/>
-          <w:szCs w:val="28"/>
-        </w:rPr>
-      </w:pPr>
-      <w:r>
-        <w:rPr>
-          <w:rFonts w:ascii="Times New Roman" w:eastAsia="Times New Roman" w:hAnsi="Times New Roman" w:cs="Times New Roman"/>
-          <w:sz w:val="28"/>
-          <w:szCs w:val="28"/>
-        </w:rPr>
-        <w:t xml:space="preserve"> </w:t>
-      </w:r>
-    </w:p>
-    <w:p>
-      <w:pPr>
-        <w:spacing w:after="0"/>
-        <w:rPr>
-          <w:sz w:val="28"/>
-          <w:szCs w:val="28"/>
-        </w:rPr>
-      </w:pPr>
-      <w:r>
-        <w:rPr>
-          <w:rFonts w:ascii="Times New Roman" w:eastAsia="Times New Roman" w:hAnsi="Times New Roman" w:cs="Times New Roman"/>
-          <w:sz w:val="28"/>
-          <w:szCs w:val="28"/>
-        </w:rPr>
-        <w:t xml:space="preserve"> </w:t>
-      </w:r>
-    </w:p>
-    <w:p>
-      <w:pPr>
-        <w:spacing w:after="1"/>
-        <w:ind w:left="-5" w:hanging="10"/>
-        <w:jc w:val="center"/>
-        <w:rPr>
-          <w:rFonts w:ascii="Times New Roman" w:eastAsia="Times New Roman" w:hAnsi="Times New Roman" w:cs="Times New Roman"/>
-          <w:sz w:val="28"/>
-          <w:szCs w:val="28"/>
-        </w:rPr>
-      </w:pPr>
-    </w:p>
-    <w:p>
-      <w:pPr>
-        <w:spacing w:after="1"/>
-        <w:ind w:left="-5" w:hanging="10"/>
-        <w:jc w:val="center"/>
-        <w:rPr>
-          <w:sz w:val="28"/>
-          <w:szCs w:val="28"/>
-        </w:rPr>
-      </w:pPr>
-      <w:r>
-        <w:rPr>
-          <w:rFonts w:ascii="Times New Roman" w:eastAsia="Times New Roman" w:hAnsi="Times New Roman" w:cs="Times New Roman"/>
-          <w:sz w:val="28"/>
-          <w:szCs w:val="28"/>
-        </w:rPr>
-        <w:t>3rd Floor:</w:t>
-      </w:r>
-    </w:p>
-    <w:p>
-      <w:pPr>
-        <w:spacing w:after="0"/>
-        <w:jc w:val="center"/>
-        <w:rPr>
-          <w:sz w:val="28"/>
-          <w:szCs w:val="28"/>
-        </w:rPr>
-      </w:pPr>
-      <w:r>
-        <w:rPr>
+        <w:spacing w:after="50"/>
+        <w:rPr>
+          <w:rFonts w:ascii="Times New Roman" w:eastAsia="Times New Roman" w:hAnsi="Times New Roman" w:cs="Times New Roman"/>
+          <w:b/>
+          <w:sz w:val="28"/>
+          <w:szCs w:val="28"/>
+        </w:rPr>
+      </w:pPr>
+    </w:p>
+    <w:p>
+      <w:pPr>
+        <w:spacing w:after="50"/>
+        <w:rPr>
+          <w:rFonts w:ascii="Times New Roman" w:eastAsia="Times New Roman" w:hAnsi="Times New Roman" w:cs="Times New Roman"/>
+          <w:b/>
+          <w:sz w:val="28"/>
+          <w:szCs w:val="28"/>
+        </w:rPr>
+      </w:pPr>
+    </w:p>
+    <w:p>
+      <w:pPr>
+        <w:spacing w:after="50"/>
+        <w:rPr>
+          <w:rFonts w:ascii="Times New Roman" w:eastAsia="Times New Roman" w:hAnsi="Times New Roman" w:cs="Times New Roman"/>
+          <w:b/>
+          <w:sz w:val="28"/>
+          <w:szCs w:val="28"/>
+        </w:rPr>
+      </w:pPr>
+    </w:p>
+    <w:p>
+      <w:pPr>
+        <w:spacing w:after="50"/>
+        <w:rPr>
+          <w:rFonts w:ascii="Times New Roman" w:eastAsia="Times New Roman" w:hAnsi="Times New Roman" w:cs="Times New Roman"/>
+          <w:b/>
+          <w:sz w:val="28"/>
+          <w:szCs w:val="28"/>
+        </w:rPr>
+      </w:pPr>
+    </w:p>
+    <w:p>
+      <w:pPr>
+        <w:spacing w:after="50"/>
+        <w:jc w:val="center"/>
+        <w:rPr>
+          <w:rFonts w:ascii="Times New Roman" w:eastAsia="Times New Roman" w:hAnsi="Times New Roman" w:cs="Times New Roman"/>
+          <w:b/>
+          <w:sz w:val="28"/>
+          <w:szCs w:val="28"/>
+        </w:rPr>
+      </w:pPr>
+      <w:r>
+        <w:rPr>
+          <w:rFonts w:ascii="Times New Roman" w:eastAsia="Times New Roman" w:hAnsi="Times New Roman" w:cs="Times New Roman"/>
+          <w:b/>
+          <w:sz w:val="28"/>
+          <w:szCs w:val="28"/>
+        </w:rPr>
+        <w:t xml:space="preserve">EMAIL server on floor </w:t>
+      </w:r>
+      <w:proofErr w:type="gramStart"/>
+      <w:r>
+        <w:rPr>
+          <w:rFonts w:ascii="Times New Roman" w:eastAsia="Times New Roman" w:hAnsi="Times New Roman" w:cs="Times New Roman"/>
+          <w:b/>
+          <w:sz w:val="28"/>
+          <w:szCs w:val="28"/>
+        </w:rPr>
+        <w:t>3:-</w:t>
+      </w:r>
+      <w:proofErr w:type="gramEnd"/>
+    </w:p>
+    <w:p>
+      <w:pPr>
+        <w:spacing w:after="50"/>
+        <w:jc w:val="center"/>
+        <w:rPr>
+          <w:rFonts w:ascii="Times New Roman" w:eastAsia="Times New Roman" w:hAnsi="Times New Roman" w:cs="Times New Roman"/>
+          <w:b/>
+          <w:sz w:val="28"/>
+          <w:szCs w:val="28"/>
+        </w:rPr>
+      </w:pPr>
+    </w:p>
+    <w:p>
+      <w:pPr>
+        <w:spacing w:after="50"/>
+        <w:jc w:val="center"/>
+        <w:rPr>
+          <w:rFonts w:ascii="Times New Roman" w:eastAsia="Times New Roman" w:hAnsi="Times New Roman" w:cs="Times New Roman"/>
+          <w:b/>
+          <w:sz w:val="28"/>
+          <w:szCs w:val="28"/>
+        </w:rPr>
+      </w:pPr>
+      <w:r>
+        <w:rPr>
+          <w:rFonts w:ascii="Times New Roman" w:eastAsia="Times New Roman" w:hAnsi="Times New Roman" w:cs="Times New Roman"/>
+          <w:b/>
           <w:noProof/>
           <w:sz w:val="28"/>
           <w:szCs w:val="28"/>
         </w:rPr>
         <w:drawing>
-          <wp:inline distT="0" distB="0" distL="0" distR="0" wp14:anchorId="7C2BB6F7" wp14:editId="3CA53005">
-            <wp:extent cx="5734050" cy="3657600"/>
-            <wp:effectExtent l="0" t="0" r="0" b="0"/>
-            <wp:docPr id="447031598" name="Picture 32"/>
+          <wp:inline distT="0" distB="0" distL="0" distR="0" wp14:anchorId="5700444A" wp14:editId="531E878B">
+            <wp:extent cx="5744210" cy="3528060"/>
+            <wp:effectExtent l="0" t="0" r="8890" b="0"/>
+            <wp:docPr id="414292041" name="Picture 32"/>
             <wp:cNvGraphicFramePr>
               <a:graphicFrameLocks xmlns:a="http://schemas.openxmlformats.org/drawingml/2006/main" noChangeAspect="1"/>
             </wp:cNvGraphicFramePr>
@@ -2213,7 +1867,7 @@
               <a:graphicData uri="http://schemas.openxmlformats.org/drawingml/2006/picture">
                 <pic:pic xmlns:pic="http://schemas.openxmlformats.org/drawingml/2006/picture">
                   <pic:nvPicPr>
-                    <pic:cNvPr id="447031598" name="Picture 447031598"/>
+                    <pic:cNvPr id="414292041" name="Picture 414292041"/>
                     <pic:cNvPicPr/>
                   </pic:nvPicPr>
                   <pic:blipFill>
@@ -2231,7 +1885,7 @@
                   <pic:spPr>
                     <a:xfrm>
                       <a:off x="0" y="0"/>
-                      <a:ext cx="5764636" cy="3677110"/>
+                      <a:ext cx="5744384" cy="3528167"/>
                     </a:xfrm>
                     <a:prstGeom prst="rect">
                       <a:avLst/>
@@ -2246,113 +1900,82 @@
     </w:p>
     <w:p>
       <w:pPr>
-        <w:spacing w:after="0"/>
-        <w:ind w:left="745"/>
-        <w:rPr>
-          <w:sz w:val="28"/>
-          <w:szCs w:val="28"/>
-        </w:rPr>
-      </w:pPr>
-      <w:r>
-        <w:rPr>
-          <w:rFonts w:ascii="Times New Roman" w:eastAsia="Times New Roman" w:hAnsi="Times New Roman" w:cs="Times New Roman"/>
-          <w:sz w:val="28"/>
-          <w:szCs w:val="28"/>
-        </w:rPr>
-        <w:t xml:space="preserve"> </w:t>
-      </w:r>
-    </w:p>
-    <w:p>
-      <w:pPr>
-        <w:spacing w:after="0"/>
-        <w:ind w:right="370"/>
-        <w:rPr>
-          <w:sz w:val="28"/>
-          <w:szCs w:val="28"/>
-        </w:rPr>
-      </w:pPr>
-      <w:r>
-        <w:rPr>
-          <w:rFonts w:ascii="Times New Roman" w:eastAsia="Times New Roman" w:hAnsi="Times New Roman" w:cs="Times New Roman"/>
-          <w:sz w:val="28"/>
-          <w:szCs w:val="28"/>
-        </w:rPr>
-        <w:t xml:space="preserve"> </w:t>
-      </w:r>
-    </w:p>
-    <w:p>
-      <w:pPr>
-        <w:spacing w:after="0"/>
-        <w:rPr>
-          <w:sz w:val="28"/>
-          <w:szCs w:val="28"/>
-        </w:rPr>
-      </w:pPr>
-      <w:r>
-        <w:rPr>
-          <w:rFonts w:ascii="Times New Roman" w:eastAsia="Times New Roman" w:hAnsi="Times New Roman" w:cs="Times New Roman"/>
-          <w:sz w:val="28"/>
-          <w:szCs w:val="28"/>
-        </w:rPr>
-        <w:t xml:space="preserve"> </w:t>
-      </w:r>
-    </w:p>
-    <w:p>
-      <w:pPr>
-        <w:spacing w:after="0"/>
-        <w:rPr>
-          <w:sz w:val="28"/>
-          <w:szCs w:val="28"/>
-        </w:rPr>
-      </w:pPr>
-      <w:r>
-        <w:rPr>
-          <w:rFonts w:ascii="Times New Roman" w:eastAsia="Times New Roman" w:hAnsi="Times New Roman" w:cs="Times New Roman"/>
-          <w:sz w:val="28"/>
-          <w:szCs w:val="28"/>
-        </w:rPr>
-        <w:t xml:space="preserve"> </w:t>
-      </w:r>
-    </w:p>
-    <w:p>
-      <w:pPr>
-        <w:spacing w:after="93"/>
-        <w:jc w:val="center"/>
-        <w:rPr>
-          <w:rFonts w:ascii="Times New Roman" w:eastAsia="Times New Roman" w:hAnsi="Times New Roman" w:cs="Times New Roman"/>
-          <w:sz w:val="28"/>
-          <w:szCs w:val="28"/>
-        </w:rPr>
-      </w:pPr>
-      <w:r>
-        <w:rPr>
-          <w:rFonts w:ascii="Times New Roman" w:eastAsia="Times New Roman" w:hAnsi="Times New Roman" w:cs="Times New Roman"/>
-          <w:sz w:val="28"/>
-          <w:szCs w:val="28"/>
-        </w:rPr>
-        <w:t>4th Floor:</w:t>
-      </w:r>
-    </w:p>
-    <w:p>
-      <w:pPr>
-        <w:spacing w:after="55"/>
-        <w:jc w:val="center"/>
-        <w:rPr>
-          <w:sz w:val="28"/>
-          <w:szCs w:val="28"/>
-        </w:rPr>
-      </w:pPr>
-      <w:r>
-        <w:rPr>
+        <w:spacing w:after="50"/>
+        <w:rPr>
+          <w:rFonts w:ascii="Times New Roman" w:eastAsia="Times New Roman" w:hAnsi="Times New Roman" w:cs="Times New Roman"/>
+          <w:b/>
+          <w:sz w:val="28"/>
+          <w:szCs w:val="28"/>
+        </w:rPr>
+      </w:pPr>
+    </w:p>
+    <w:p>
+      <w:pPr>
+        <w:spacing w:after="50"/>
+        <w:rPr>
+          <w:rFonts w:ascii="Times New Roman" w:eastAsia="Times New Roman" w:hAnsi="Times New Roman" w:cs="Times New Roman"/>
+          <w:b/>
+          <w:sz w:val="28"/>
+          <w:szCs w:val="28"/>
+        </w:rPr>
+      </w:pPr>
+    </w:p>
+    <w:p>
+      <w:pPr>
+        <w:spacing w:after="50"/>
+        <w:jc w:val="center"/>
+        <w:rPr>
+          <w:rFonts w:ascii="Times New Roman" w:eastAsia="Times New Roman" w:hAnsi="Times New Roman" w:cs="Times New Roman"/>
+          <w:b/>
+          <w:sz w:val="28"/>
+          <w:szCs w:val="28"/>
+        </w:rPr>
+      </w:pPr>
+      <w:r>
+        <w:rPr>
+          <w:rFonts w:ascii="Times New Roman" w:eastAsia="Times New Roman" w:hAnsi="Times New Roman" w:cs="Times New Roman"/>
+          <w:b/>
+          <w:sz w:val="28"/>
+          <w:szCs w:val="28"/>
+        </w:rPr>
+        <w:t>From user</w:t>
+      </w:r>
+      <w:proofErr w:type="gramStart"/>
+      <w:r>
+        <w:rPr>
+          <w:rFonts w:ascii="Times New Roman" w:eastAsia="Times New Roman" w:hAnsi="Times New Roman" w:cs="Times New Roman"/>
+          <w:b/>
+          <w:sz w:val="28"/>
+          <w:szCs w:val="28"/>
+        </w:rPr>
+        <w:t>1:-</w:t>
+      </w:r>
+      <w:proofErr w:type="gramEnd"/>
+    </w:p>
+    <w:p>
+      <w:pPr>
+        <w:spacing w:after="50"/>
+        <w:jc w:val="center"/>
+        <w:rPr>
+          <w:rFonts w:ascii="Times New Roman" w:eastAsia="Times New Roman" w:hAnsi="Times New Roman" w:cs="Times New Roman"/>
+          <w:b/>
+          <w:sz w:val="28"/>
+          <w:szCs w:val="28"/>
+        </w:rPr>
+      </w:pPr>
+      <w:r>
+        <w:rPr>
+          <w:rFonts w:ascii="Times New Roman" w:eastAsia="Times New Roman" w:hAnsi="Times New Roman" w:cs="Times New Roman"/>
+          <w:b/>
           <w:noProof/>
           <w:sz w:val="28"/>
           <w:szCs w:val="28"/>
         </w:rPr>
         <w:drawing>
-          <wp:inline distT="0" distB="0" distL="0" distR="0" wp14:anchorId="6A8686D8" wp14:editId="20C69151">
-            <wp:extent cx="5687057" cy="3627120"/>
-            <wp:effectExtent l="0" t="0" r="9525" b="0"/>
-            <wp:docPr id="1636889619" name="Picture 33"/>
+          <wp:inline distT="0" distB="0" distL="0" distR="0" wp14:anchorId="5B9B5564" wp14:editId="57AC91E6">
+            <wp:extent cx="5600700" cy="3840480"/>
+            <wp:effectExtent l="0" t="0" r="0" b="7620"/>
+            <wp:docPr id="36858134" name="Picture 34"/>
             <wp:cNvGraphicFramePr>
               <a:graphicFrameLocks xmlns:a="http://schemas.openxmlformats.org/drawingml/2006/main" noChangeAspect="1"/>
             </wp:cNvGraphicFramePr>
@@ -2360,7 +1983,7 @@
               <a:graphicData uri="http://schemas.openxmlformats.org/drawingml/2006/picture">
                 <pic:pic xmlns:pic="http://schemas.openxmlformats.org/drawingml/2006/picture">
                   <pic:nvPicPr>
-                    <pic:cNvPr id="1636889619" name="Picture 1636889619"/>
+                    <pic:cNvPr id="36858134" name="Picture 36858134"/>
                     <pic:cNvPicPr/>
                   </pic:nvPicPr>
                   <pic:blipFill>
@@ -2378,7 +2001,7 @@
                   <pic:spPr>
                     <a:xfrm>
                       <a:off x="0" y="0"/>
-                      <a:ext cx="5710017" cy="3641763"/>
+                      <a:ext cx="5614773" cy="3850130"/>
                     </a:xfrm>
                     <a:prstGeom prst="rect">
                       <a:avLst/>
@@ -2393,87 +2016,95 @@
     </w:p>
     <w:p>
       <w:pPr>
-        <w:spacing w:after="0"/>
-        <w:rPr>
-          <w:sz w:val="28"/>
-          <w:szCs w:val="28"/>
-        </w:rPr>
-      </w:pPr>
-      <w:r>
-        <w:rPr>
-          <w:rFonts w:ascii="Times New Roman" w:eastAsia="Times New Roman" w:hAnsi="Times New Roman" w:cs="Times New Roman"/>
-          <w:sz w:val="28"/>
-          <w:szCs w:val="28"/>
-        </w:rPr>
-        <w:t xml:space="preserve"> </w:t>
-      </w:r>
-    </w:p>
-    <w:p>
-      <w:pPr>
-        <w:spacing w:after="0"/>
-        <w:ind w:left="1"/>
-        <w:rPr>
-          <w:sz w:val="28"/>
-          <w:szCs w:val="28"/>
-        </w:rPr>
-      </w:pPr>
-    </w:p>
-    <w:p>
-      <w:pPr>
-        <w:spacing w:after="31"/>
-        <w:jc w:val="center"/>
-        <w:rPr>
-          <w:rFonts w:ascii="Times New Roman" w:eastAsia="Times New Roman" w:hAnsi="Times New Roman" w:cs="Times New Roman"/>
-          <w:sz w:val="28"/>
-          <w:szCs w:val="28"/>
-        </w:rPr>
-      </w:pPr>
-      <w:r>
-        <w:rPr>
-          <w:rFonts w:ascii="Times New Roman" w:eastAsia="Times New Roman" w:hAnsi="Times New Roman" w:cs="Times New Roman"/>
-          <w:sz w:val="28"/>
-          <w:szCs w:val="28"/>
-        </w:rPr>
-        <w:t>5</w:t>
-      </w:r>
-      <w:r>
-        <w:rPr>
-          <w:rFonts w:ascii="Times New Roman" w:eastAsia="Times New Roman" w:hAnsi="Times New Roman" w:cs="Times New Roman"/>
-          <w:sz w:val="28"/>
-          <w:szCs w:val="28"/>
-          <w:vertAlign w:val="superscript"/>
-        </w:rPr>
-        <w:t>th</w:t>
-      </w:r>
-      <w:r>
-        <w:rPr>
-          <w:rFonts w:ascii="Times New Roman" w:eastAsia="Times New Roman" w:hAnsi="Times New Roman" w:cs="Times New Roman"/>
-          <w:sz w:val="28"/>
-          <w:szCs w:val="28"/>
-        </w:rPr>
-        <w:t xml:space="preserve"> Floor:</w:t>
-      </w:r>
-    </w:p>
-    <w:p>
-      <w:pPr>
-        <w:spacing w:after="31"/>
-        <w:jc w:val="center"/>
-        <w:rPr>
-          <w:sz w:val="28"/>
-          <w:szCs w:val="28"/>
-        </w:rPr>
-      </w:pPr>
-      <w:r>
-        <w:rPr>
+        <w:spacing w:after="50"/>
+        <w:rPr>
+          <w:rFonts w:ascii="Times New Roman" w:eastAsia="Times New Roman" w:hAnsi="Times New Roman" w:cs="Times New Roman"/>
+          <w:b/>
+          <w:sz w:val="28"/>
+          <w:szCs w:val="28"/>
+        </w:rPr>
+      </w:pPr>
+    </w:p>
+    <w:p>
+      <w:pPr>
+        <w:spacing w:after="50"/>
+        <w:jc w:val="center"/>
+        <w:rPr>
+          <w:rFonts w:ascii="Times New Roman" w:eastAsia="Times New Roman" w:hAnsi="Times New Roman" w:cs="Times New Roman"/>
+          <w:b/>
+          <w:sz w:val="28"/>
+          <w:szCs w:val="28"/>
+        </w:rPr>
+      </w:pPr>
+    </w:p>
+    <w:p>
+      <w:pPr>
+        <w:spacing w:after="50"/>
+        <w:jc w:val="center"/>
+        <w:rPr>
+          <w:rFonts w:ascii="Times New Roman" w:eastAsia="Times New Roman" w:hAnsi="Times New Roman" w:cs="Times New Roman"/>
+          <w:b/>
+          <w:sz w:val="28"/>
+          <w:szCs w:val="28"/>
+        </w:rPr>
+      </w:pPr>
+      <w:r>
+        <w:rPr>
+          <w:rFonts w:ascii="Times New Roman" w:eastAsia="Times New Roman" w:hAnsi="Times New Roman" w:cs="Times New Roman"/>
+          <w:b/>
+          <w:sz w:val="28"/>
+          <w:szCs w:val="28"/>
+        </w:rPr>
+        <w:t>From user</w:t>
+      </w:r>
+      <w:proofErr w:type="gramStart"/>
+      <w:r>
+        <w:rPr>
+          <w:rFonts w:ascii="Times New Roman" w:eastAsia="Times New Roman" w:hAnsi="Times New Roman" w:cs="Times New Roman"/>
+          <w:b/>
+          <w:sz w:val="28"/>
+          <w:szCs w:val="28"/>
+        </w:rPr>
+        <w:t>2:-</w:t>
+      </w:r>
+      <w:proofErr w:type="gramEnd"/>
+    </w:p>
+    <w:p>
+      <w:pPr>
+        <w:spacing w:after="50"/>
+        <w:jc w:val="center"/>
+        <w:rPr>
+          <w:rFonts w:ascii="Times New Roman" w:eastAsia="Times New Roman" w:hAnsi="Times New Roman" w:cs="Times New Roman"/>
+          <w:b/>
+          <w:sz w:val="28"/>
+          <w:szCs w:val="28"/>
+        </w:rPr>
+      </w:pPr>
+    </w:p>
+    <w:p>
+      <w:pPr>
+        <w:spacing w:after="50"/>
+        <w:jc w:val="center"/>
+        <w:rPr>
+          <w:rFonts w:ascii="Times New Roman" w:eastAsia="Times New Roman" w:hAnsi="Times New Roman" w:cs="Times New Roman"/>
+          <w:b/>
+          <w:sz w:val="28"/>
+          <w:szCs w:val="28"/>
+        </w:rPr>
+      </w:pPr>
+      <w:r>
+        <w:rPr>
+          <w:rFonts w:ascii="Times New Roman" w:eastAsia="Times New Roman" w:hAnsi="Times New Roman" w:cs="Times New Roman"/>
+          <w:b/>
           <w:noProof/>
           <w:sz w:val="28"/>
           <w:szCs w:val="28"/>
         </w:rPr>
         <w:drawing>
-          <wp:inline distT="0" distB="0" distL="0" distR="0" wp14:anchorId="22D3B8DB" wp14:editId="448151D1">
-            <wp:extent cx="5657850" cy="3566160"/>
-            <wp:effectExtent l="0" t="0" r="0" b="0"/>
-            <wp:docPr id="442195025" name="Picture 34"/>
+          <wp:inline distT="0" distB="0" distL="0" distR="0" wp14:anchorId="3003B5F1" wp14:editId="671462E2">
+            <wp:extent cx="5553687" cy="3718560"/>
+            <wp:effectExtent l="0" t="0" r="9525" b="0"/>
+            <wp:docPr id="1724522998" name="Picture 35"/>
             <wp:cNvGraphicFramePr>
               <a:graphicFrameLocks xmlns:a="http://schemas.openxmlformats.org/drawingml/2006/main" noChangeAspect="1"/>
             </wp:cNvGraphicFramePr>
@@ -2481,7 +2112,7 @@
               <a:graphicData uri="http://schemas.openxmlformats.org/drawingml/2006/picture">
                 <pic:pic xmlns:pic="http://schemas.openxmlformats.org/drawingml/2006/picture">
                   <pic:nvPicPr>
-                    <pic:cNvPr id="442195025" name="Picture 442195025"/>
+                    <pic:cNvPr id="1724522998" name="Picture 1724522998"/>
                     <pic:cNvPicPr/>
                   </pic:nvPicPr>
                   <pic:blipFill>
@@ -2499,7 +2130,7 @@
                   <pic:spPr>
                     <a:xfrm>
                       <a:off x="0" y="0"/>
-                      <a:ext cx="5674290" cy="3576522"/>
+                      <a:ext cx="5553850" cy="3718669"/>
                     </a:xfrm>
                     <a:prstGeom prst="rect">
                       <a:avLst/>
@@ -2514,115 +2145,312 @@
     </w:p>
     <w:p>
       <w:pPr>
-        <w:spacing w:after="0"/>
-        <w:rPr>
-          <w:sz w:val="28"/>
-          <w:szCs w:val="28"/>
-        </w:rPr>
-      </w:pPr>
-      <w:r>
-        <w:rPr>
-          <w:rFonts w:ascii="Times New Roman" w:eastAsia="Times New Roman" w:hAnsi="Times New Roman" w:cs="Times New Roman"/>
-          <w:sz w:val="28"/>
-          <w:szCs w:val="28"/>
-        </w:rPr>
-        <w:t xml:space="preserve"> </w:t>
-      </w:r>
-    </w:p>
-    <w:p>
-      <w:pPr>
-        <w:spacing w:after="0"/>
-        <w:rPr>
-          <w:sz w:val="28"/>
-          <w:szCs w:val="28"/>
-        </w:rPr>
-      </w:pPr>
-      <w:r>
-        <w:rPr>
-          <w:rFonts w:ascii="Times New Roman" w:eastAsia="Times New Roman" w:hAnsi="Times New Roman" w:cs="Times New Roman"/>
-          <w:sz w:val="28"/>
-          <w:szCs w:val="28"/>
-        </w:rPr>
-        <w:t xml:space="preserve"> </w:t>
-      </w:r>
-    </w:p>
-    <w:p>
-      <w:pPr>
-        <w:spacing w:after="0"/>
-        <w:rPr>
-          <w:sz w:val="28"/>
-          <w:szCs w:val="28"/>
-        </w:rPr>
-      </w:pPr>
-      <w:r>
-        <w:rPr>
-          <w:rFonts w:ascii="Times New Roman" w:eastAsia="Times New Roman" w:hAnsi="Times New Roman" w:cs="Times New Roman"/>
-          <w:sz w:val="28"/>
-          <w:szCs w:val="28"/>
-        </w:rPr>
-        <w:t xml:space="preserve"> </w:t>
-      </w:r>
-    </w:p>
-    <w:p>
-      <w:pPr>
-        <w:spacing w:after="0"/>
-        <w:ind w:left="1"/>
-        <w:jc w:val="center"/>
-        <w:rPr>
-          <w:rFonts w:ascii="Times New Roman" w:eastAsia="Times New Roman" w:hAnsi="Times New Roman" w:cs="Times New Roman"/>
-          <w:sz w:val="28"/>
-          <w:szCs w:val="28"/>
-        </w:rPr>
-      </w:pPr>
-      <w:r>
-        <w:rPr>
-          <w:rFonts w:ascii="Times New Roman" w:eastAsia="Times New Roman" w:hAnsi="Times New Roman" w:cs="Times New Roman"/>
-          <w:sz w:val="28"/>
-          <w:szCs w:val="28"/>
-        </w:rPr>
-        <w:t>6</w:t>
-      </w:r>
-      <w:r>
-        <w:rPr>
-          <w:rFonts w:ascii="Times New Roman" w:eastAsia="Times New Roman" w:hAnsi="Times New Roman" w:cs="Times New Roman"/>
-          <w:sz w:val="28"/>
-          <w:szCs w:val="28"/>
-          <w:vertAlign w:val="superscript"/>
-        </w:rPr>
-        <w:t>th</w:t>
-      </w:r>
-      <w:r>
-        <w:rPr>
-          <w:rFonts w:ascii="Times New Roman" w:eastAsia="Times New Roman" w:hAnsi="Times New Roman" w:cs="Times New Roman"/>
-          <w:sz w:val="28"/>
-          <w:szCs w:val="28"/>
-        </w:rPr>
-        <w:t xml:space="preserve"> Floor:</w:t>
-      </w:r>
-    </w:p>
-    <w:p>
-      <w:pPr>
-        <w:spacing w:after="0"/>
-        <w:ind w:left="1"/>
-        <w:jc w:val="center"/>
-        <w:rPr>
-          <w:rFonts w:ascii="Times New Roman" w:eastAsia="Times New Roman" w:hAnsi="Times New Roman" w:cs="Times New Roman"/>
-          <w:sz w:val="28"/>
-          <w:szCs w:val="28"/>
-        </w:rPr>
-      </w:pPr>
-      <w:r>
-        <w:rPr>
-          <w:rFonts w:ascii="Times New Roman" w:eastAsia="Times New Roman" w:hAnsi="Times New Roman" w:cs="Times New Roman"/>
+        <w:spacing w:after="50"/>
+        <w:jc w:val="center"/>
+        <w:rPr>
+          <w:rFonts w:ascii="Times New Roman" w:eastAsia="Times New Roman" w:hAnsi="Times New Roman" w:cs="Times New Roman"/>
+          <w:b/>
+          <w:sz w:val="28"/>
+          <w:szCs w:val="28"/>
+        </w:rPr>
+      </w:pPr>
+    </w:p>
+    <w:p>
+      <w:pPr>
+        <w:spacing w:after="50"/>
+        <w:jc w:val="center"/>
+        <w:rPr>
+          <w:rFonts w:ascii="Times New Roman" w:eastAsia="Times New Roman" w:hAnsi="Times New Roman" w:cs="Times New Roman"/>
+          <w:b/>
+          <w:sz w:val="28"/>
+          <w:szCs w:val="28"/>
+        </w:rPr>
+      </w:pPr>
+    </w:p>
+    <w:p>
+      <w:pPr>
+        <w:spacing w:after="50"/>
+        <w:jc w:val="center"/>
+        <w:rPr>
+          <w:rFonts w:ascii="Times New Roman" w:eastAsia="Times New Roman" w:hAnsi="Times New Roman" w:cs="Times New Roman"/>
+          <w:b/>
+          <w:sz w:val="28"/>
+          <w:szCs w:val="28"/>
+        </w:rPr>
+      </w:pPr>
+    </w:p>
+    <w:p>
+      <w:pPr>
+        <w:spacing w:after="50"/>
+        <w:jc w:val="center"/>
+        <w:rPr>
+          <w:rFonts w:ascii="Times New Roman" w:eastAsia="Times New Roman" w:hAnsi="Times New Roman" w:cs="Times New Roman"/>
+          <w:b/>
+          <w:sz w:val="28"/>
+          <w:szCs w:val="28"/>
+        </w:rPr>
+      </w:pPr>
+    </w:p>
+    <w:p>
+      <w:pPr>
+        <w:spacing w:after="50"/>
+        <w:jc w:val="center"/>
+        <w:rPr>
+          <w:rFonts w:ascii="Times New Roman" w:eastAsia="Times New Roman" w:hAnsi="Times New Roman" w:cs="Times New Roman"/>
+          <w:b/>
+          <w:sz w:val="28"/>
+          <w:szCs w:val="28"/>
+        </w:rPr>
+      </w:pPr>
+    </w:p>
+    <w:p>
+      <w:pPr>
+        <w:spacing w:after="50"/>
+        <w:jc w:val="center"/>
+        <w:rPr>
+          <w:rFonts w:ascii="Times New Roman" w:eastAsia="Times New Roman" w:hAnsi="Times New Roman" w:cs="Times New Roman"/>
+          <w:b/>
+          <w:sz w:val="28"/>
+          <w:szCs w:val="28"/>
+        </w:rPr>
+      </w:pPr>
+    </w:p>
+    <w:p>
+      <w:pPr>
+        <w:spacing w:after="50"/>
+        <w:jc w:val="center"/>
+        <w:rPr>
+          <w:rFonts w:ascii="Times New Roman" w:eastAsia="Times New Roman" w:hAnsi="Times New Roman" w:cs="Times New Roman"/>
+          <w:b/>
+          <w:sz w:val="28"/>
+          <w:szCs w:val="28"/>
+        </w:rPr>
+      </w:pPr>
+    </w:p>
+    <w:p>
+      <w:pPr>
+        <w:spacing w:after="50"/>
+        <w:jc w:val="center"/>
+        <w:rPr>
+          <w:rFonts w:ascii="Times New Roman" w:eastAsia="Times New Roman" w:hAnsi="Times New Roman" w:cs="Times New Roman"/>
+          <w:b/>
+          <w:sz w:val="28"/>
+          <w:szCs w:val="28"/>
+        </w:rPr>
+      </w:pPr>
+    </w:p>
+    <w:p>
+      <w:pPr>
+        <w:spacing w:after="50"/>
+        <w:jc w:val="center"/>
+        <w:rPr>
+          <w:rFonts w:ascii="Times New Roman" w:eastAsia="Times New Roman" w:hAnsi="Times New Roman" w:cs="Times New Roman"/>
+          <w:b/>
+          <w:sz w:val="28"/>
+          <w:szCs w:val="28"/>
+        </w:rPr>
+      </w:pPr>
+    </w:p>
+    <w:p>
+      <w:pPr>
+        <w:spacing w:after="50"/>
+        <w:jc w:val="center"/>
+        <w:rPr>
+          <w:rFonts w:ascii="Times New Roman" w:eastAsia="Times New Roman" w:hAnsi="Times New Roman" w:cs="Times New Roman"/>
+          <w:b/>
+          <w:sz w:val="28"/>
+          <w:szCs w:val="28"/>
+        </w:rPr>
+      </w:pPr>
+    </w:p>
+    <w:p>
+      <w:pPr>
+        <w:spacing w:after="50"/>
+        <w:jc w:val="center"/>
+        <w:rPr>
+          <w:rFonts w:ascii="Times New Roman" w:eastAsia="Times New Roman" w:hAnsi="Times New Roman" w:cs="Times New Roman"/>
+          <w:b/>
+          <w:sz w:val="28"/>
+          <w:szCs w:val="28"/>
+        </w:rPr>
+      </w:pPr>
+    </w:p>
+    <w:p>
+      <w:pPr>
+        <w:spacing w:after="50"/>
+        <w:jc w:val="center"/>
+        <w:rPr>
+          <w:rFonts w:ascii="Times New Roman" w:eastAsia="Times New Roman" w:hAnsi="Times New Roman" w:cs="Times New Roman"/>
+          <w:b/>
+          <w:sz w:val="28"/>
+          <w:szCs w:val="28"/>
+        </w:rPr>
+      </w:pPr>
+    </w:p>
+    <w:p>
+      <w:pPr>
+        <w:spacing w:after="50"/>
+        <w:jc w:val="center"/>
+        <w:rPr>
+          <w:rFonts w:ascii="Times New Roman" w:eastAsia="Times New Roman" w:hAnsi="Times New Roman" w:cs="Times New Roman"/>
+          <w:b/>
+          <w:sz w:val="28"/>
+          <w:szCs w:val="28"/>
+        </w:rPr>
+      </w:pPr>
+    </w:p>
+    <w:p>
+      <w:pPr>
+        <w:spacing w:after="50"/>
+        <w:jc w:val="center"/>
+        <w:rPr>
+          <w:rFonts w:ascii="Times New Roman" w:eastAsia="Times New Roman" w:hAnsi="Times New Roman" w:cs="Times New Roman"/>
+          <w:b/>
+          <w:sz w:val="28"/>
+          <w:szCs w:val="28"/>
+        </w:rPr>
+      </w:pPr>
+    </w:p>
+    <w:p>
+      <w:pPr>
+        <w:spacing w:after="50"/>
+        <w:jc w:val="center"/>
+        <w:rPr>
+          <w:rFonts w:ascii="Times New Roman" w:eastAsia="Times New Roman" w:hAnsi="Times New Roman" w:cs="Times New Roman"/>
+          <w:b/>
+          <w:sz w:val="28"/>
+          <w:szCs w:val="28"/>
+        </w:rPr>
+      </w:pPr>
+    </w:p>
+    <w:p>
+      <w:pPr>
+        <w:spacing w:after="50"/>
+        <w:jc w:val="center"/>
+        <w:rPr>
+          <w:rFonts w:ascii="Times New Roman" w:eastAsia="Times New Roman" w:hAnsi="Times New Roman" w:cs="Times New Roman"/>
+          <w:b/>
+          <w:sz w:val="28"/>
+          <w:szCs w:val="28"/>
+        </w:rPr>
+      </w:pPr>
+    </w:p>
+    <w:p>
+      <w:pPr>
+        <w:spacing w:after="50"/>
+        <w:jc w:val="center"/>
+        <w:rPr>
+          <w:rFonts w:ascii="Times New Roman" w:eastAsia="Times New Roman" w:hAnsi="Times New Roman" w:cs="Times New Roman"/>
+          <w:b/>
+          <w:sz w:val="28"/>
+          <w:szCs w:val="28"/>
+        </w:rPr>
+      </w:pPr>
+    </w:p>
+    <w:p>
+      <w:pPr>
+        <w:spacing w:after="50"/>
+        <w:jc w:val="center"/>
+        <w:rPr>
+          <w:rFonts w:ascii="Times New Roman" w:eastAsia="Times New Roman" w:hAnsi="Times New Roman" w:cs="Times New Roman"/>
+          <w:b/>
+          <w:sz w:val="28"/>
+          <w:szCs w:val="28"/>
+        </w:rPr>
+      </w:pPr>
+    </w:p>
+    <w:p>
+      <w:pPr>
+        <w:spacing w:after="50"/>
+        <w:jc w:val="center"/>
+        <w:rPr>
+          <w:rFonts w:ascii="Times New Roman" w:eastAsia="Times New Roman" w:hAnsi="Times New Roman" w:cs="Times New Roman"/>
+          <w:b/>
+          <w:sz w:val="28"/>
+          <w:szCs w:val="28"/>
+        </w:rPr>
+      </w:pPr>
+    </w:p>
+    <w:p>
+      <w:pPr>
+        <w:spacing w:after="50"/>
+        <w:jc w:val="center"/>
+        <w:rPr>
+          <w:rFonts w:ascii="Times New Roman" w:eastAsia="Times New Roman" w:hAnsi="Times New Roman" w:cs="Times New Roman"/>
+          <w:b/>
+          <w:sz w:val="28"/>
+          <w:szCs w:val="28"/>
+        </w:rPr>
+      </w:pPr>
+    </w:p>
+    <w:p>
+      <w:pPr>
+        <w:spacing w:after="50"/>
+        <w:jc w:val="center"/>
+        <w:rPr>
+          <w:rFonts w:ascii="Times New Roman" w:eastAsia="Times New Roman" w:hAnsi="Times New Roman" w:cs="Times New Roman"/>
+          <w:b/>
+          <w:sz w:val="28"/>
+          <w:szCs w:val="28"/>
+        </w:rPr>
+      </w:pPr>
+      <w:r>
+        <w:rPr>
+          <w:rFonts w:ascii="Times New Roman" w:eastAsia="Times New Roman" w:hAnsi="Times New Roman" w:cs="Times New Roman"/>
+          <w:b/>
+          <w:sz w:val="28"/>
+          <w:szCs w:val="28"/>
+        </w:rPr>
+        <w:t>DHCP server on floor</w:t>
+      </w:r>
+      <w:proofErr w:type="gramStart"/>
+      <w:r>
+        <w:rPr>
+          <w:rFonts w:ascii="Times New Roman" w:eastAsia="Times New Roman" w:hAnsi="Times New Roman" w:cs="Times New Roman"/>
+          <w:b/>
+          <w:sz w:val="28"/>
+          <w:szCs w:val="28"/>
+        </w:rPr>
+        <w:t>5:-</w:t>
+      </w:r>
+      <w:proofErr w:type="gramEnd"/>
+    </w:p>
+    <w:p>
+      <w:pPr>
+        <w:spacing w:after="50"/>
+        <w:jc w:val="center"/>
+        <w:rPr>
+          <w:rFonts w:ascii="Times New Roman" w:eastAsia="Times New Roman" w:hAnsi="Times New Roman" w:cs="Times New Roman"/>
+          <w:b/>
+          <w:sz w:val="28"/>
+          <w:szCs w:val="28"/>
+        </w:rPr>
+      </w:pPr>
+    </w:p>
+    <w:p>
+      <w:pPr>
+        <w:spacing w:after="50"/>
+        <w:jc w:val="center"/>
+        <w:rPr>
+          <w:rFonts w:ascii="Times New Roman" w:eastAsia="Times New Roman" w:hAnsi="Times New Roman" w:cs="Times New Roman"/>
+          <w:b/>
+          <w:sz w:val="28"/>
+          <w:szCs w:val="28"/>
+        </w:rPr>
+      </w:pPr>
+      <w:r>
+        <w:rPr>
+          <w:rFonts w:ascii="Times New Roman" w:eastAsia="Times New Roman" w:hAnsi="Times New Roman" w:cs="Times New Roman"/>
+          <w:b/>
           <w:noProof/>
           <w:sz w:val="28"/>
           <w:szCs w:val="28"/>
         </w:rPr>
         <w:drawing>
-          <wp:inline distT="0" distB="0" distL="0" distR="0" wp14:anchorId="2AAAC778" wp14:editId="73D75BFE">
-            <wp:extent cx="5677535" cy="3672840"/>
-            <wp:effectExtent l="0" t="0" r="0" b="3810"/>
-            <wp:docPr id="1161888045" name="Picture 35"/>
+          <wp:inline distT="0" distB="0" distL="0" distR="0" wp14:anchorId="44C63B29" wp14:editId="7E267362">
+            <wp:extent cx="5743575" cy="3299460"/>
+            <wp:effectExtent l="0" t="0" r="9525" b="0"/>
+            <wp:docPr id="1683945671" name="Picture 36"/>
             <wp:cNvGraphicFramePr>
               <a:graphicFrameLocks xmlns:a="http://schemas.openxmlformats.org/drawingml/2006/main" noChangeAspect="1"/>
             </wp:cNvGraphicFramePr>
@@ -2630,7 +2458,7 @@
               <a:graphicData uri="http://schemas.openxmlformats.org/drawingml/2006/picture">
                 <pic:pic xmlns:pic="http://schemas.openxmlformats.org/drawingml/2006/picture">
                   <pic:nvPicPr>
-                    <pic:cNvPr id="1161888045" name="Picture 1161888045"/>
+                    <pic:cNvPr id="1683945671" name="Picture 1683945671"/>
                     <pic:cNvPicPr/>
                   </pic:nvPicPr>
                   <pic:blipFill>
@@ -2648,7 +2476,7 @@
                   <pic:spPr>
                     <a:xfrm>
                       <a:off x="0" y="0"/>
-                      <a:ext cx="5677696" cy="3672944"/>
+                      <a:ext cx="5760842" cy="3309379"/>
                     </a:xfrm>
                     <a:prstGeom prst="rect">
                       <a:avLst/>
@@ -2663,97 +2491,52 @@
     </w:p>
     <w:p>
       <w:pPr>
-        <w:spacing w:after="0"/>
-        <w:ind w:left="1"/>
-        <w:rPr>
-          <w:rFonts w:ascii="Times New Roman" w:eastAsia="Times New Roman" w:hAnsi="Times New Roman" w:cs="Times New Roman"/>
-          <w:sz w:val="28"/>
-          <w:szCs w:val="28"/>
-        </w:rPr>
-      </w:pPr>
-    </w:p>
-    <w:p>
-      <w:pPr>
-        <w:spacing w:after="0"/>
-        <w:ind w:left="1"/>
-        <w:rPr>
-          <w:rFonts w:ascii="Times New Roman" w:eastAsia="Times New Roman" w:hAnsi="Times New Roman" w:cs="Times New Roman"/>
-          <w:sz w:val="28"/>
-          <w:szCs w:val="28"/>
-        </w:rPr>
-      </w:pPr>
-    </w:p>
-    <w:p>
-      <w:pPr>
-        <w:spacing w:after="0"/>
-        <w:ind w:left="1"/>
-        <w:rPr>
-          <w:rFonts w:ascii="Times New Roman" w:eastAsia="Times New Roman" w:hAnsi="Times New Roman" w:cs="Times New Roman"/>
-          <w:sz w:val="28"/>
-          <w:szCs w:val="28"/>
-        </w:rPr>
-      </w:pPr>
-    </w:p>
-    <w:p>
-      <w:pPr>
-        <w:spacing w:after="0"/>
-        <w:ind w:left="1"/>
-        <w:jc w:val="center"/>
-        <w:rPr>
-          <w:rFonts w:ascii="Times New Roman" w:eastAsia="Times New Roman" w:hAnsi="Times New Roman" w:cs="Times New Roman"/>
-          <w:sz w:val="28"/>
-          <w:szCs w:val="28"/>
-        </w:rPr>
-      </w:pPr>
-      <w:r>
-        <w:rPr>
-          <w:rFonts w:ascii="Times New Roman" w:eastAsia="Times New Roman" w:hAnsi="Times New Roman" w:cs="Times New Roman"/>
-          <w:sz w:val="28"/>
-          <w:szCs w:val="28"/>
-        </w:rPr>
-        <w:t>7</w:t>
-      </w:r>
-      <w:r>
-        <w:rPr>
-          <w:rFonts w:ascii="Times New Roman" w:eastAsia="Times New Roman" w:hAnsi="Times New Roman" w:cs="Times New Roman"/>
-          <w:sz w:val="28"/>
-          <w:szCs w:val="28"/>
-          <w:vertAlign w:val="superscript"/>
-        </w:rPr>
-        <w:t>th</w:t>
-      </w:r>
-      <w:r>
-        <w:rPr>
-          <w:rFonts w:ascii="Times New Roman" w:eastAsia="Times New Roman" w:hAnsi="Times New Roman" w:cs="Times New Roman"/>
-          <w:sz w:val="28"/>
-          <w:szCs w:val="28"/>
-        </w:rPr>
-        <w:t xml:space="preserve"> Floor:</w:t>
-      </w:r>
-    </w:p>
-    <w:p>
-      <w:pPr>
-        <w:spacing w:after="0"/>
-        <w:ind w:left="1"/>
-        <w:jc w:val="center"/>
-        <w:rPr>
-          <w:rFonts w:ascii="Times New Roman" w:eastAsia="Times New Roman" w:hAnsi="Times New Roman" w:cs="Times New Roman"/>
-          <w:sz w:val="28"/>
-          <w:szCs w:val="28"/>
-        </w:rPr>
-      </w:pPr>
-      <w:r>
-        <w:rPr>
-          <w:rFonts w:ascii="Times New Roman" w:eastAsia="Times New Roman" w:hAnsi="Times New Roman" w:cs="Times New Roman"/>
+        <w:spacing w:after="50"/>
+        <w:jc w:val="center"/>
+        <w:rPr>
+          <w:rFonts w:ascii="Times New Roman" w:eastAsia="Times New Roman" w:hAnsi="Times New Roman" w:cs="Times New Roman"/>
+          <w:b/>
+          <w:sz w:val="28"/>
+          <w:szCs w:val="28"/>
+        </w:rPr>
+      </w:pPr>
+    </w:p>
+    <w:p>
+      <w:pPr>
+        <w:spacing w:after="50"/>
+        <w:jc w:val="center"/>
+        <w:rPr>
+          <w:rFonts w:ascii="Times New Roman" w:eastAsia="Times New Roman" w:hAnsi="Times New Roman" w:cs="Times New Roman"/>
+          <w:b/>
+          <w:sz w:val="28"/>
+          <w:szCs w:val="28"/>
+        </w:rPr>
+      </w:pPr>
+    </w:p>
+    <w:p>
+      <w:pPr>
+        <w:spacing w:after="50"/>
+        <w:jc w:val="center"/>
+        <w:rPr>
+          <w:rFonts w:ascii="Times New Roman" w:eastAsia="Times New Roman" w:hAnsi="Times New Roman" w:cs="Times New Roman"/>
+          <w:b/>
+          <w:sz w:val="28"/>
+          <w:szCs w:val="28"/>
+        </w:rPr>
+      </w:pPr>
+      <w:r>
+        <w:rPr>
+          <w:rFonts w:ascii="Times New Roman" w:eastAsia="Times New Roman" w:hAnsi="Times New Roman" w:cs="Times New Roman"/>
+          <w:b/>
           <w:noProof/>
           <w:sz w:val="28"/>
           <w:szCs w:val="28"/>
         </w:rPr>
         <w:drawing>
-          <wp:inline distT="0" distB="0" distL="0" distR="0" wp14:anchorId="46F657C6" wp14:editId="076071CD">
-            <wp:extent cx="5420360" cy="3566160"/>
-            <wp:effectExtent l="0" t="0" r="8890" b="0"/>
-            <wp:docPr id="1424585779" name="Picture 37"/>
+          <wp:inline distT="0" distB="0" distL="0" distR="0" wp14:anchorId="21E85CE0" wp14:editId="3D2EA7CB">
+            <wp:extent cx="5668008" cy="3893820"/>
+            <wp:effectExtent l="0" t="0" r="9525" b="0"/>
+            <wp:docPr id="1559551895" name="Picture 37"/>
             <wp:cNvGraphicFramePr>
               <a:graphicFrameLocks xmlns:a="http://schemas.openxmlformats.org/drawingml/2006/main" noChangeAspect="1"/>
             </wp:cNvGraphicFramePr>
@@ -2761,7 +2544,7 @@
               <a:graphicData uri="http://schemas.openxmlformats.org/drawingml/2006/picture">
                 <pic:pic xmlns:pic="http://schemas.openxmlformats.org/drawingml/2006/picture">
                   <pic:nvPicPr>
-                    <pic:cNvPr id="1424585779" name="Picture 1424585779"/>
+                    <pic:cNvPr id="1559551895" name="Picture 1559551895"/>
                     <pic:cNvPicPr/>
                   </pic:nvPicPr>
                   <pic:blipFill>
@@ -2779,7 +2562,7 @@
                   <pic:spPr>
                     <a:xfrm>
                       <a:off x="0" y="0"/>
-                      <a:ext cx="5420489" cy="3566245"/>
+                      <a:ext cx="5678938" cy="3901329"/>
                     </a:xfrm>
                     <a:prstGeom prst="rect">
                       <a:avLst/>
@@ -2794,138 +2577,109 @@
     </w:p>
     <w:p>
       <w:pPr>
-        <w:spacing w:after="0"/>
-        <w:ind w:left="1"/>
-        <w:rPr>
-          <w:rFonts w:ascii="Times New Roman" w:eastAsia="Times New Roman" w:hAnsi="Times New Roman" w:cs="Times New Roman"/>
-          <w:sz w:val="28"/>
-          <w:szCs w:val="28"/>
-        </w:rPr>
-      </w:pPr>
-    </w:p>
-    <w:p>
-      <w:pPr>
-        <w:spacing w:after="0"/>
-        <w:ind w:left="1"/>
-        <w:rPr>
-          <w:rFonts w:ascii="Times New Roman" w:eastAsia="Times New Roman" w:hAnsi="Times New Roman" w:cs="Times New Roman"/>
-          <w:sz w:val="28"/>
-          <w:szCs w:val="28"/>
-        </w:rPr>
-      </w:pPr>
-    </w:p>
-    <w:p>
-      <w:pPr>
-        <w:spacing w:after="0"/>
-        <w:rPr>
-          <w:sz w:val="28"/>
-          <w:szCs w:val="28"/>
-        </w:rPr>
-      </w:pPr>
-    </w:p>
-    <w:p>
-      <w:pPr>
-        <w:numPr>
-          <w:ilvl w:val="1"/>
-          <w:numId w:val="2"/>
-        </w:numPr>
-        <w:spacing w:after="54" w:line="260" w:lineRule="auto"/>
-        <w:ind w:left="744" w:right="609" w:hanging="360"/>
-        <w:jc w:val="center"/>
-        <w:rPr>
-          <w:sz w:val="28"/>
-          <w:szCs w:val="28"/>
-        </w:rPr>
-      </w:pPr>
-      <w:r>
-        <w:rPr>
-          <w:rFonts w:ascii="Times New Roman" w:eastAsia="Times New Roman" w:hAnsi="Times New Roman" w:cs="Times New Roman"/>
-          <w:b/>
-          <w:sz w:val="28"/>
-          <w:szCs w:val="28"/>
-        </w:rPr>
-        <w:t>Dynamic Routing:</w:t>
-      </w:r>
-    </w:p>
-    <w:p>
-      <w:pPr>
-        <w:spacing w:after="48"/>
-        <w:ind w:left="745"/>
-        <w:rPr>
-          <w:sz w:val="28"/>
-          <w:szCs w:val="28"/>
-        </w:rPr>
-      </w:pPr>
-      <w:r>
-        <w:rPr>
-          <w:rFonts w:ascii="Times New Roman" w:eastAsia="Times New Roman" w:hAnsi="Times New Roman" w:cs="Times New Roman"/>
-          <w:b/>
-          <w:sz w:val="28"/>
-          <w:szCs w:val="28"/>
-        </w:rPr>
-        <w:t xml:space="preserve">   </w:t>
-      </w:r>
-    </w:p>
-    <w:p>
-      <w:pPr>
-        <w:spacing w:after="81" w:line="260" w:lineRule="auto"/>
-        <w:ind w:left="19" w:right="1217" w:hanging="10"/>
-        <w:jc w:val="center"/>
-        <w:rPr>
-          <w:sz w:val="28"/>
-          <w:szCs w:val="28"/>
-        </w:rPr>
-      </w:pPr>
-      <w:r>
-        <w:rPr>
-          <w:rFonts w:ascii="Times New Roman" w:eastAsia="Times New Roman" w:hAnsi="Times New Roman" w:cs="Times New Roman"/>
-          <w:b/>
-          <w:sz w:val="28"/>
-          <w:szCs w:val="28"/>
-        </w:rPr>
-        <w:t>1</w:t>
-      </w:r>
-      <w:r>
-        <w:rPr>
-          <w:rFonts w:ascii="Times New Roman" w:eastAsia="Times New Roman" w:hAnsi="Times New Roman" w:cs="Times New Roman"/>
-          <w:b/>
-          <w:sz w:val="28"/>
-          <w:szCs w:val="28"/>
-          <w:vertAlign w:val="superscript"/>
-        </w:rPr>
-        <w:t xml:space="preserve">st </w:t>
-      </w:r>
-      <w:r>
-        <w:rPr>
-          <w:rFonts w:ascii="Times New Roman" w:eastAsia="Times New Roman" w:hAnsi="Times New Roman" w:cs="Times New Roman"/>
-          <w:b/>
-          <w:sz w:val="28"/>
-          <w:szCs w:val="28"/>
-        </w:rPr>
-        <w:t>Router:</w:t>
-      </w:r>
-    </w:p>
-    <w:p>
-      <w:pPr>
-        <w:spacing w:after="55"/>
-        <w:ind w:left="745"/>
-        <w:jc w:val="center"/>
-        <w:rPr>
-          <w:sz w:val="28"/>
-          <w:szCs w:val="28"/>
-        </w:rPr>
-      </w:pPr>
-      <w:r>
-        <w:rPr>
+        <w:spacing w:after="50"/>
+        <w:jc w:val="center"/>
+        <w:rPr>
+          <w:rFonts w:ascii="Times New Roman" w:eastAsia="Times New Roman" w:hAnsi="Times New Roman" w:cs="Times New Roman"/>
+          <w:b/>
+          <w:sz w:val="28"/>
+          <w:szCs w:val="28"/>
+        </w:rPr>
+      </w:pPr>
+    </w:p>
+    <w:p>
+      <w:pPr>
+        <w:spacing w:after="50"/>
+        <w:jc w:val="center"/>
+        <w:rPr>
+          <w:rFonts w:ascii="Times New Roman" w:eastAsia="Times New Roman" w:hAnsi="Times New Roman" w:cs="Times New Roman"/>
+          <w:b/>
+          <w:sz w:val="28"/>
+          <w:szCs w:val="28"/>
+        </w:rPr>
+      </w:pPr>
+    </w:p>
+    <w:p>
+      <w:pPr>
+        <w:spacing w:after="50"/>
+        <w:jc w:val="center"/>
+        <w:rPr>
+          <w:rFonts w:ascii="Times New Roman" w:eastAsia="Times New Roman" w:hAnsi="Times New Roman" w:cs="Times New Roman"/>
+          <w:b/>
+          <w:sz w:val="28"/>
+          <w:szCs w:val="28"/>
+        </w:rPr>
+      </w:pPr>
+    </w:p>
+    <w:p>
+      <w:pPr>
+        <w:spacing w:after="50"/>
+        <w:jc w:val="center"/>
+        <w:rPr>
+          <w:rFonts w:ascii="Times New Roman" w:eastAsia="Times New Roman" w:hAnsi="Times New Roman" w:cs="Times New Roman"/>
+          <w:b/>
+          <w:sz w:val="28"/>
+          <w:szCs w:val="28"/>
+        </w:rPr>
+      </w:pPr>
+      <w:r>
+        <w:rPr>
+          <w:rFonts w:ascii="Times New Roman" w:eastAsia="Times New Roman" w:hAnsi="Times New Roman" w:cs="Times New Roman"/>
+          <w:b/>
+          <w:sz w:val="28"/>
+          <w:szCs w:val="28"/>
+        </w:rPr>
+        <w:lastRenderedPageBreak/>
+        <w:t>HTTP server on floor</w:t>
+      </w:r>
+      <w:proofErr w:type="gramStart"/>
+      <w:r>
+        <w:rPr>
+          <w:rFonts w:ascii="Times New Roman" w:eastAsia="Times New Roman" w:hAnsi="Times New Roman" w:cs="Times New Roman"/>
+          <w:b/>
+          <w:sz w:val="28"/>
+          <w:szCs w:val="28"/>
+        </w:rPr>
+        <w:t>5:-</w:t>
+      </w:r>
+      <w:proofErr w:type="gramEnd"/>
+    </w:p>
+    <w:p>
+      <w:pPr>
+        <w:spacing w:after="50"/>
+        <w:jc w:val="center"/>
+        <w:rPr>
+          <w:rFonts w:ascii="Times New Roman" w:eastAsia="Times New Roman" w:hAnsi="Times New Roman" w:cs="Times New Roman"/>
+          <w:b/>
+          <w:sz w:val="28"/>
+          <w:szCs w:val="28"/>
+        </w:rPr>
+      </w:pPr>
+    </w:p>
+    <w:p>
+      <w:pPr>
+        <w:spacing w:after="50"/>
+        <w:jc w:val="center"/>
+        <w:rPr>
+          <w:rFonts w:ascii="Times New Roman" w:eastAsia="Times New Roman" w:hAnsi="Times New Roman" w:cs="Times New Roman"/>
+          <w:b/>
+          <w:sz w:val="28"/>
+          <w:szCs w:val="28"/>
+        </w:rPr>
+      </w:pPr>
+      <w:r>
+        <w:rPr>
+          <w:rFonts w:ascii="Times New Roman" w:eastAsia="Times New Roman" w:hAnsi="Times New Roman" w:cs="Times New Roman"/>
+          <w:b/>
           <w:noProof/>
           <w:sz w:val="28"/>
           <w:szCs w:val="28"/>
         </w:rPr>
         <w:drawing>
-          <wp:inline distT="0" distB="0" distL="0" distR="0" wp14:anchorId="2079052A" wp14:editId="610473A4">
-            <wp:extent cx="5648325" cy="3604260"/>
+          <wp:inline distT="0" distB="0" distL="0" distR="0" wp14:anchorId="4FDFF500" wp14:editId="52BE15C2">
+            <wp:extent cx="5876925" cy="3489960"/>
             <wp:effectExtent l="0" t="0" r="9525" b="0"/>
-            <wp:docPr id="1357654659" name="Picture 38"/>
+            <wp:docPr id="249111122" name="Picture 38"/>
             <wp:cNvGraphicFramePr>
               <a:graphicFrameLocks xmlns:a="http://schemas.openxmlformats.org/drawingml/2006/main" noChangeAspect="1"/>
             </wp:cNvGraphicFramePr>
@@ -2933,7 +2687,7 @@
               <a:graphicData uri="http://schemas.openxmlformats.org/drawingml/2006/picture">
                 <pic:pic xmlns:pic="http://schemas.openxmlformats.org/drawingml/2006/picture">
                   <pic:nvPicPr>
-                    <pic:cNvPr id="1357654659" name="Picture 1357654659"/>
+                    <pic:cNvPr id="249111122" name="Picture 249111122"/>
                     <pic:cNvPicPr/>
                   </pic:nvPicPr>
                   <pic:blipFill>
@@ -2951,7 +2705,7 @@
                   <pic:spPr>
                     <a:xfrm>
                       <a:off x="0" y="0"/>
-                      <a:ext cx="5668761" cy="3617300"/>
+                      <a:ext cx="5877747" cy="3490448"/>
                     </a:xfrm>
                     <a:prstGeom prst="rect">
                       <a:avLst/>
@@ -2966,91 +2720,95 @@
     </w:p>
     <w:p>
       <w:pPr>
-        <w:spacing w:after="0"/>
-        <w:ind w:right="211"/>
-        <w:jc w:val="right"/>
-        <w:rPr>
-          <w:sz w:val="28"/>
-          <w:szCs w:val="28"/>
-        </w:rPr>
-      </w:pPr>
-      <w:r>
-        <w:rPr>
-          <w:rFonts w:ascii="Times New Roman" w:eastAsia="Times New Roman" w:hAnsi="Times New Roman" w:cs="Times New Roman"/>
-          <w:b/>
-          <w:sz w:val="28"/>
-          <w:szCs w:val="28"/>
-        </w:rPr>
-        <w:lastRenderedPageBreak/>
-        <w:t xml:space="preserve"> </w:t>
-      </w:r>
-    </w:p>
-    <w:p>
-      <w:pPr>
-        <w:spacing w:after="0"/>
-        <w:rPr>
-          <w:rFonts w:ascii="Times New Roman" w:eastAsia="Times New Roman" w:hAnsi="Times New Roman" w:cs="Times New Roman"/>
-          <w:sz w:val="28"/>
-          <w:szCs w:val="28"/>
-        </w:rPr>
-      </w:pPr>
-    </w:p>
-    <w:p>
-      <w:pPr>
-        <w:spacing w:after="0"/>
-        <w:jc w:val="center"/>
-        <w:rPr>
-          <w:rFonts w:ascii="Times New Roman" w:eastAsia="Times New Roman" w:hAnsi="Times New Roman" w:cs="Times New Roman"/>
-          <w:sz w:val="28"/>
-          <w:szCs w:val="28"/>
-        </w:rPr>
-      </w:pPr>
-      <w:r>
-        <w:rPr>
-          <w:rFonts w:ascii="Times New Roman" w:eastAsia="Times New Roman" w:hAnsi="Times New Roman" w:cs="Times New Roman"/>
-          <w:sz w:val="28"/>
-          <w:szCs w:val="28"/>
-        </w:rPr>
-        <w:t>2</w:t>
-      </w:r>
-      <w:r>
-        <w:rPr>
-          <w:rFonts w:ascii="Times New Roman" w:eastAsia="Times New Roman" w:hAnsi="Times New Roman" w:cs="Times New Roman"/>
-          <w:sz w:val="28"/>
-          <w:szCs w:val="28"/>
-          <w:vertAlign w:val="superscript"/>
-        </w:rPr>
-        <w:t>nd</w:t>
-      </w:r>
-      <w:r>
-        <w:rPr>
-          <w:rFonts w:ascii="Times New Roman" w:eastAsia="Times New Roman" w:hAnsi="Times New Roman" w:cs="Times New Roman"/>
-          <w:sz w:val="28"/>
-          <w:szCs w:val="28"/>
-        </w:rPr>
-        <w:t xml:space="preserve"> Router:</w:t>
-      </w:r>
-    </w:p>
-    <w:p>
-      <w:pPr>
-        <w:spacing w:after="0"/>
-        <w:jc w:val="center"/>
-        <w:rPr>
-          <w:sz w:val="28"/>
-          <w:szCs w:val="28"/>
-        </w:rPr>
-      </w:pPr>
-      <w:r>
-        <w:rPr>
+        <w:spacing w:after="50"/>
+        <w:rPr>
+          <w:rFonts w:ascii="Times New Roman" w:eastAsia="Times New Roman" w:hAnsi="Times New Roman" w:cs="Times New Roman"/>
+          <w:b/>
+          <w:sz w:val="28"/>
+          <w:szCs w:val="28"/>
+        </w:rPr>
+      </w:pPr>
+    </w:p>
+    <w:p>
+      <w:pPr>
+        <w:spacing w:after="50"/>
+        <w:jc w:val="center"/>
+        <w:rPr>
+          <w:rFonts w:ascii="Times New Roman" w:eastAsia="Times New Roman" w:hAnsi="Times New Roman" w:cs="Times New Roman"/>
+          <w:b/>
+          <w:sz w:val="28"/>
+          <w:szCs w:val="28"/>
+        </w:rPr>
+      </w:pPr>
+    </w:p>
+    <w:p>
+      <w:pPr>
+        <w:spacing w:after="50"/>
+        <w:jc w:val="center"/>
+        <w:rPr>
+          <w:rFonts w:ascii="Times New Roman" w:eastAsia="Times New Roman" w:hAnsi="Times New Roman" w:cs="Times New Roman"/>
+          <w:b/>
+          <w:sz w:val="28"/>
+          <w:szCs w:val="28"/>
+        </w:rPr>
+      </w:pPr>
+      <w:r>
+        <w:rPr>
+          <w:rFonts w:ascii="Times New Roman" w:eastAsia="Times New Roman" w:hAnsi="Times New Roman" w:cs="Times New Roman"/>
+          <w:b/>
+          <w:sz w:val="28"/>
+          <w:szCs w:val="28"/>
+        </w:rPr>
+        <w:t xml:space="preserve">From </w:t>
+      </w:r>
+      <w:proofErr w:type="gramStart"/>
+      <w:r>
+        <w:rPr>
+          <w:rFonts w:ascii="Times New Roman" w:eastAsia="Times New Roman" w:hAnsi="Times New Roman" w:cs="Times New Roman"/>
+          <w:b/>
+          <w:sz w:val="28"/>
+          <w:szCs w:val="28"/>
+        </w:rPr>
+        <w:t>PC:-</w:t>
+      </w:r>
+      <w:proofErr w:type="gramEnd"/>
+    </w:p>
+    <w:p>
+      <w:pPr>
+        <w:spacing w:after="50"/>
+        <w:jc w:val="center"/>
+        <w:rPr>
+          <w:rFonts w:ascii="Times New Roman" w:eastAsia="Times New Roman" w:hAnsi="Times New Roman" w:cs="Times New Roman"/>
+          <w:b/>
+          <w:sz w:val="28"/>
+          <w:szCs w:val="28"/>
+        </w:rPr>
+      </w:pPr>
+    </w:p>
+    <w:p>
+      <w:pPr>
+        <w:spacing w:after="50"/>
+        <w:jc w:val="center"/>
+        <w:rPr>
+          <w:rFonts w:ascii="Times New Roman" w:eastAsia="Times New Roman" w:hAnsi="Times New Roman" w:cs="Times New Roman"/>
+          <w:b/>
+          <w:sz w:val="28"/>
+          <w:szCs w:val="28"/>
+        </w:rPr>
+      </w:pPr>
+      <w:r>
+        <w:rPr>
+          <w:rFonts w:ascii="Times New Roman" w:eastAsia="Times New Roman" w:hAnsi="Times New Roman" w:cs="Times New Roman"/>
+          <w:b/>
           <w:noProof/>
           <w:sz w:val="28"/>
           <w:szCs w:val="28"/>
         </w:rPr>
         <w:drawing>
-          <wp:inline distT="0" distB="0" distL="0" distR="0" wp14:anchorId="7580168B" wp14:editId="6BDC4E82">
-            <wp:extent cx="5601325" cy="3268980"/>
-            <wp:effectExtent l="0" t="0" r="0" b="7620"/>
-            <wp:docPr id="658022378" name="Picture 39"/>
+          <wp:inline distT="0" distB="0" distL="0" distR="0" wp14:anchorId="4FD78647" wp14:editId="6A45A41A">
+            <wp:extent cx="5782285" cy="3977640"/>
+            <wp:effectExtent l="0" t="0" r="9525" b="3810"/>
+            <wp:docPr id="988520015" name="Picture 39"/>
             <wp:cNvGraphicFramePr>
               <a:graphicFrameLocks xmlns:a="http://schemas.openxmlformats.org/drawingml/2006/main" noChangeAspect="1"/>
             </wp:cNvGraphicFramePr>
@@ -3058,7 +2816,7 @@
               <a:graphicData uri="http://schemas.openxmlformats.org/drawingml/2006/picture">
                 <pic:pic xmlns:pic="http://schemas.openxmlformats.org/drawingml/2006/picture">
                   <pic:nvPicPr>
-                    <pic:cNvPr id="658022378" name="Picture 658022378"/>
+                    <pic:cNvPr id="988520015" name="Picture 988520015"/>
                     <pic:cNvPicPr/>
                   </pic:nvPicPr>
                   <pic:blipFill>
@@ -3076,7 +2834,7 @@
                   <pic:spPr>
                     <a:xfrm>
                       <a:off x="0" y="0"/>
-                      <a:ext cx="5624656" cy="3282596"/>
+                      <a:ext cx="5794084" cy="3985757"/>
                     </a:xfrm>
                     <a:prstGeom prst="rect">
                       <a:avLst/>
@@ -3091,130 +2849,81 @@
     </w:p>
     <w:p>
       <w:pPr>
-        <w:spacing w:after="0"/>
-        <w:rPr>
-          <w:sz w:val="28"/>
-          <w:szCs w:val="28"/>
-        </w:rPr>
-      </w:pPr>
-      <w:r>
-        <w:rPr>
-          <w:rFonts w:ascii="Times New Roman" w:eastAsia="Times New Roman" w:hAnsi="Times New Roman" w:cs="Times New Roman"/>
-          <w:sz w:val="28"/>
-          <w:szCs w:val="28"/>
-        </w:rPr>
-        <w:t xml:space="preserve"> </w:t>
-      </w:r>
-    </w:p>
-    <w:p>
-      <w:pPr>
-        <w:spacing w:after="0"/>
-        <w:rPr>
-          <w:sz w:val="28"/>
-          <w:szCs w:val="28"/>
-        </w:rPr>
-      </w:pPr>
-      <w:r>
-        <w:rPr>
-          <w:rFonts w:ascii="Times New Roman" w:eastAsia="Times New Roman" w:hAnsi="Times New Roman" w:cs="Times New Roman"/>
-          <w:sz w:val="28"/>
-          <w:szCs w:val="28"/>
-        </w:rPr>
-        <w:t xml:space="preserve"> </w:t>
-      </w:r>
-    </w:p>
-    <w:p>
-      <w:pPr>
-        <w:spacing w:after="0"/>
-        <w:rPr>
-          <w:sz w:val="28"/>
-          <w:szCs w:val="28"/>
-        </w:rPr>
-      </w:pPr>
-      <w:r>
-        <w:rPr>
-          <w:rFonts w:ascii="Times New Roman" w:eastAsia="Times New Roman" w:hAnsi="Times New Roman" w:cs="Times New Roman"/>
-          <w:sz w:val="28"/>
-          <w:szCs w:val="28"/>
-        </w:rPr>
-        <w:t xml:space="preserve"> </w:t>
-      </w:r>
-    </w:p>
-    <w:p>
-      <w:pPr>
-        <w:spacing w:after="0"/>
-        <w:rPr>
-          <w:sz w:val="28"/>
-          <w:szCs w:val="28"/>
-        </w:rPr>
-      </w:pPr>
-      <w:r>
-        <w:rPr>
-          <w:rFonts w:ascii="Times New Roman" w:eastAsia="Times New Roman" w:hAnsi="Times New Roman" w:cs="Times New Roman"/>
-          <w:sz w:val="28"/>
-          <w:szCs w:val="28"/>
-        </w:rPr>
-        <w:t xml:space="preserve"> </w:t>
-      </w:r>
-    </w:p>
-    <w:p>
-      <w:pPr>
-        <w:spacing w:after="0"/>
-        <w:jc w:val="center"/>
-        <w:rPr>
-          <w:rFonts w:ascii="Times New Roman" w:eastAsia="Times New Roman" w:hAnsi="Times New Roman" w:cs="Times New Roman"/>
-          <w:sz w:val="28"/>
-          <w:szCs w:val="28"/>
-        </w:rPr>
-      </w:pPr>
-      <w:r>
-        <w:rPr>
-          <w:rFonts w:ascii="Times New Roman" w:eastAsia="Times New Roman" w:hAnsi="Times New Roman" w:cs="Times New Roman"/>
-          <w:sz w:val="28"/>
-          <w:szCs w:val="28"/>
-        </w:rPr>
-        <w:t>3</w:t>
-      </w:r>
-      <w:r>
-        <w:rPr>
-          <w:rFonts w:ascii="Times New Roman" w:eastAsia="Times New Roman" w:hAnsi="Times New Roman" w:cs="Times New Roman"/>
-          <w:sz w:val="28"/>
-          <w:szCs w:val="28"/>
-          <w:vertAlign w:val="superscript"/>
-        </w:rPr>
-        <w:t>rd</w:t>
-      </w:r>
-      <w:r>
-        <w:rPr>
-          <w:rFonts w:ascii="Times New Roman" w:eastAsia="Times New Roman" w:hAnsi="Times New Roman" w:cs="Times New Roman"/>
-          <w:sz w:val="28"/>
-          <w:szCs w:val="28"/>
-        </w:rPr>
-        <w:t xml:space="preserve"> router:</w:t>
-      </w:r>
-    </w:p>
-    <w:p>
-      <w:pPr>
-        <w:spacing w:after="0"/>
-        <w:jc w:val="center"/>
-        <w:rPr>
-          <w:rFonts w:ascii="Times New Roman" w:eastAsia="Times New Roman" w:hAnsi="Times New Roman" w:cs="Times New Roman"/>
-          <w:sz w:val="28"/>
-          <w:szCs w:val="28"/>
-        </w:rPr>
-      </w:pPr>
-      <w:r>
-        <w:rPr>
-          <w:rFonts w:ascii="Times New Roman" w:eastAsia="Times New Roman" w:hAnsi="Times New Roman" w:cs="Times New Roman"/>
+        <w:spacing w:after="50"/>
+        <w:rPr>
+          <w:rFonts w:ascii="Times New Roman" w:eastAsia="Times New Roman" w:hAnsi="Times New Roman" w:cs="Times New Roman"/>
+          <w:b/>
+          <w:sz w:val="28"/>
+          <w:szCs w:val="28"/>
+        </w:rPr>
+      </w:pPr>
+    </w:p>
+    <w:p>
+      <w:pPr>
+        <w:spacing w:after="50"/>
+        <w:jc w:val="center"/>
+        <w:rPr>
+          <w:rFonts w:ascii="Times New Roman" w:eastAsia="Times New Roman" w:hAnsi="Times New Roman" w:cs="Times New Roman"/>
+          <w:b/>
+          <w:sz w:val="28"/>
+          <w:szCs w:val="28"/>
+        </w:rPr>
+      </w:pPr>
+      <w:r>
+        <w:rPr>
+          <w:rFonts w:ascii="Times New Roman" w:eastAsia="Times New Roman" w:hAnsi="Times New Roman" w:cs="Times New Roman"/>
+          <w:b/>
+          <w:sz w:val="28"/>
+          <w:szCs w:val="28"/>
+        </w:rPr>
+        <w:t>Entire building with complete setup</w:t>
+      </w:r>
+    </w:p>
+    <w:p>
+      <w:pPr>
+        <w:spacing w:after="50"/>
+        <w:rPr>
+          <w:rFonts w:ascii="Times New Roman" w:eastAsia="Times New Roman" w:hAnsi="Times New Roman" w:cs="Times New Roman"/>
+          <w:b/>
+          <w:sz w:val="28"/>
+          <w:szCs w:val="28"/>
+        </w:rPr>
+      </w:pPr>
+    </w:p>
+    <w:p>
+      <w:pPr>
+        <w:spacing w:after="50"/>
+        <w:rPr>
+          <w:rFonts w:ascii="Times New Roman" w:eastAsia="Times New Roman" w:hAnsi="Times New Roman" w:cs="Times New Roman"/>
+          <w:b/>
+          <w:sz w:val="28"/>
+          <w:szCs w:val="28"/>
+        </w:rPr>
+      </w:pPr>
+    </w:p>
+    <w:p>
+      <w:pPr>
+        <w:spacing w:after="50"/>
+        <w:rPr>
+          <w:rFonts w:ascii="Times New Roman" w:eastAsia="Times New Roman" w:hAnsi="Times New Roman" w:cs="Times New Roman"/>
+          <w:b/>
+          <w:sz w:val="28"/>
+          <w:szCs w:val="28"/>
+        </w:rPr>
+      </w:pPr>
+      <w:r>
+        <w:rPr>
+          <w:rFonts w:ascii="Times New Roman" w:eastAsia="Times New Roman" w:hAnsi="Times New Roman" w:cs="Times New Roman"/>
+          <w:b/>
           <w:noProof/>
           <w:sz w:val="28"/>
           <w:szCs w:val="28"/>
         </w:rPr>
         <w:drawing>
-          <wp:inline distT="0" distB="0" distL="0" distR="0" wp14:anchorId="2FCE9B95" wp14:editId="6871F70E">
-            <wp:extent cx="5620374" cy="3840480"/>
-            <wp:effectExtent l="0" t="0" r="0" b="7620"/>
-            <wp:docPr id="1594276502" name="Picture 40"/>
+          <wp:inline distT="0" distB="0" distL="0" distR="0" wp14:anchorId="38C74938" wp14:editId="49F9CE6F">
+            <wp:extent cx="6647815" cy="2057400"/>
+            <wp:effectExtent l="0" t="0" r="635" b="0"/>
+            <wp:docPr id="252946334" name="Picture 40"/>
             <wp:cNvGraphicFramePr>
               <a:graphicFrameLocks xmlns:a="http://schemas.openxmlformats.org/drawingml/2006/main" noChangeAspect="1"/>
             </wp:cNvGraphicFramePr>
@@ -3222,11 +2931,11 @@
               <a:graphicData uri="http://schemas.openxmlformats.org/drawingml/2006/picture">
                 <pic:pic xmlns:pic="http://schemas.openxmlformats.org/drawingml/2006/picture">
                   <pic:nvPicPr>
-                    <pic:cNvPr id="1594276502" name="Picture 1594276502"/>
+                    <pic:cNvPr id="252946334" name="Picture 252946334"/>
                     <pic:cNvPicPr/>
                   </pic:nvPicPr>
                   <pic:blipFill>
-                    <a:blip r:embed="rId21">
+                    <a:blip r:embed="rId21" cstate="print">
                       <a:extLst>
                         <a:ext uri="{28A0092B-C50C-407E-A947-70E740481C1C}">
                           <a14:useLocalDpi xmlns:a14="http://schemas.microsoft.com/office/drawing/2010/main" val="0"/>
@@ -3240,7 +2949,7 @@
                   <pic:spPr>
                     <a:xfrm>
                       <a:off x="0" y="0"/>
-                      <a:ext cx="5632403" cy="3848700"/>
+                      <a:ext cx="6647815" cy="2057400"/>
                     </a:xfrm>
                     <a:prstGeom prst="rect">
                       <a:avLst/>
@@ -3255,48 +2964,77 @@
     </w:p>
     <w:p>
       <w:pPr>
-        <w:spacing w:after="0"/>
-        <w:rPr>
-          <w:sz w:val="28"/>
-          <w:szCs w:val="28"/>
-        </w:rPr>
-      </w:pPr>
-    </w:p>
-    <w:p>
-      <w:pPr>
-        <w:spacing w:after="0"/>
-        <w:rPr>
-          <w:sz w:val="28"/>
-          <w:szCs w:val="28"/>
-        </w:rPr>
-      </w:pPr>
-      <w:r>
-        <w:rPr>
-          <w:rFonts w:ascii="Times New Roman" w:eastAsia="Times New Roman" w:hAnsi="Times New Roman" w:cs="Times New Roman"/>
-          <w:sz w:val="28"/>
-          <w:szCs w:val="28"/>
-        </w:rPr>
-        <w:lastRenderedPageBreak/>
-        <w:t xml:space="preserve"> </w:t>
-      </w:r>
-    </w:p>
-    <w:p>
-      <w:pPr>
-        <w:spacing w:after="52"/>
-        <w:jc w:val="center"/>
-        <w:rPr>
-          <w:rFonts w:ascii="Times New Roman" w:eastAsia="Times New Roman" w:hAnsi="Times New Roman" w:cs="Times New Roman"/>
-          <w:sz w:val="28"/>
-          <w:szCs w:val="28"/>
-        </w:rPr>
-      </w:pPr>
-      <w:r>
-        <w:rPr>
-          <w:rFonts w:ascii="Times New Roman" w:eastAsia="Times New Roman" w:hAnsi="Times New Roman" w:cs="Times New Roman"/>
-          <w:sz w:val="28"/>
-          <w:szCs w:val="28"/>
-        </w:rPr>
-        <w:t>4</w:t>
+        <w:spacing w:after="50"/>
+        <w:rPr>
+          <w:rFonts w:ascii="Times New Roman" w:eastAsia="Times New Roman" w:hAnsi="Times New Roman" w:cs="Times New Roman"/>
+          <w:b/>
+          <w:sz w:val="28"/>
+          <w:szCs w:val="28"/>
+        </w:rPr>
+      </w:pPr>
+    </w:p>
+    <w:p>
+      <w:pPr>
+        <w:spacing w:after="50"/>
+        <w:rPr>
+          <w:rFonts w:ascii="Times New Roman" w:eastAsia="Times New Roman" w:hAnsi="Times New Roman" w:cs="Times New Roman"/>
+          <w:b/>
+          <w:sz w:val="28"/>
+          <w:szCs w:val="28"/>
+        </w:rPr>
+      </w:pPr>
+    </w:p>
+    <w:p>
+      <w:pPr>
+        <w:spacing w:after="50"/>
+        <w:rPr>
+          <w:rFonts w:ascii="Times New Roman" w:eastAsia="Times New Roman" w:hAnsi="Times New Roman" w:cs="Times New Roman"/>
+          <w:b/>
+          <w:sz w:val="28"/>
+          <w:szCs w:val="28"/>
+        </w:rPr>
+      </w:pPr>
+    </w:p>
+    <w:p>
+      <w:pPr>
+        <w:numPr>
+          <w:ilvl w:val="1"/>
+          <w:numId w:val="2"/>
+        </w:numPr>
+        <w:spacing w:after="204"/>
+        <w:ind w:left="744" w:right="609" w:hanging="360"/>
+        <w:jc w:val="center"/>
+        <w:rPr>
+          <w:sz w:val="28"/>
+          <w:szCs w:val="28"/>
+        </w:rPr>
+      </w:pPr>
+      <w:r>
+        <w:rPr>
+          <w:rFonts w:ascii="Times New Roman" w:eastAsia="Times New Roman" w:hAnsi="Times New Roman" w:cs="Times New Roman"/>
+          <w:sz w:val="28"/>
+          <w:szCs w:val="28"/>
+        </w:rPr>
+        <w:t>Allocation of IP Address:</w:t>
+      </w:r>
+    </w:p>
+    <w:p>
+      <w:pPr>
+        <w:spacing w:after="268"/>
+        <w:ind w:left="394" w:hanging="10"/>
+        <w:jc w:val="center"/>
+        <w:rPr>
+          <w:sz w:val="28"/>
+          <w:szCs w:val="28"/>
+        </w:rPr>
+      </w:pPr>
+      <w:r>
+        <w:rPr>
+          <w:rFonts w:ascii="Times New Roman" w:eastAsia="Times New Roman" w:hAnsi="Times New Roman" w:cs="Times New Roman"/>
+          <w:sz w:val="28"/>
+          <w:szCs w:val="28"/>
+        </w:rPr>
+        <w:t>1</w:t>
       </w:r>
       <w:r>
         <w:rPr>
@@ -3305,39 +3043,37 @@
           <w:szCs w:val="28"/>
           <w:vertAlign w:val="superscript"/>
         </w:rPr>
-        <w:t>th</w:t>
-      </w:r>
-      <w:r>
-        <w:rPr>
-          <w:rFonts w:ascii="Times New Roman" w:eastAsia="Times New Roman" w:hAnsi="Times New Roman" w:cs="Times New Roman"/>
-          <w:sz w:val="28"/>
-          <w:szCs w:val="28"/>
-        </w:rPr>
-        <w:t xml:space="preserve"> router:</w:t>
-      </w:r>
-    </w:p>
-    <w:p>
-      <w:pPr>
-        <w:spacing w:after="52"/>
-        <w:jc w:val="center"/>
-        <w:rPr>
-          <w:rFonts w:ascii="Times New Roman" w:eastAsia="Times New Roman" w:hAnsi="Times New Roman" w:cs="Times New Roman"/>
-          <w:sz w:val="28"/>
-          <w:szCs w:val="28"/>
-        </w:rPr>
-      </w:pPr>
-      <w:r>
-        <w:rPr>
-          <w:rFonts w:ascii="Times New Roman" w:eastAsia="Times New Roman" w:hAnsi="Times New Roman" w:cs="Times New Roman"/>
+        <w:t>st</w:t>
+      </w:r>
+      <w:r>
+        <w:rPr>
+          <w:rFonts w:ascii="Times New Roman" w:eastAsia="Times New Roman" w:hAnsi="Times New Roman" w:cs="Times New Roman"/>
+          <w:sz w:val="28"/>
+          <w:szCs w:val="28"/>
+        </w:rPr>
+        <w:t xml:space="preserve"> Floor:</w:t>
+      </w:r>
+    </w:p>
+    <w:p>
+      <w:pPr>
+        <w:spacing w:after="261"/>
+        <w:jc w:val="center"/>
+        <w:rPr>
+          <w:sz w:val="28"/>
+          <w:szCs w:val="28"/>
+        </w:rPr>
+      </w:pPr>
+      <w:r>
+        <w:rPr>
           <w:noProof/>
           <w:sz w:val="28"/>
           <w:szCs w:val="28"/>
         </w:rPr>
         <w:drawing>
-          <wp:inline distT="0" distB="0" distL="0" distR="0" wp14:anchorId="27787A85" wp14:editId="45B427B7">
-            <wp:extent cx="5667375" cy="3962400"/>
-            <wp:effectExtent l="0" t="0" r="9525" b="0"/>
-            <wp:docPr id="771028227" name="Picture 41"/>
+          <wp:inline distT="0" distB="0" distL="0" distR="0" wp14:anchorId="1BD26712" wp14:editId="034656FF">
+            <wp:extent cx="5657850" cy="3665220"/>
+            <wp:effectExtent l="0" t="0" r="0" b="0"/>
+            <wp:docPr id="211867560" name="Picture 41"/>
             <wp:cNvGraphicFramePr>
               <a:graphicFrameLocks xmlns:a="http://schemas.openxmlformats.org/drawingml/2006/main" noChangeAspect="1"/>
             </wp:cNvGraphicFramePr>
@@ -3345,7 +3081,7 @@
               <a:graphicData uri="http://schemas.openxmlformats.org/drawingml/2006/picture">
                 <pic:pic xmlns:pic="http://schemas.openxmlformats.org/drawingml/2006/picture">
                   <pic:nvPicPr>
-                    <pic:cNvPr id="771028227" name="Picture 771028227"/>
+                    <pic:cNvPr id="211867560" name="Picture 211867560"/>
                     <pic:cNvPicPr/>
                   </pic:nvPicPr>
                   <pic:blipFill>
@@ -3363,7 +3099,7 @@
                   <pic:spPr>
                     <a:xfrm>
                       <a:off x="0" y="0"/>
-                      <a:ext cx="5668167" cy="3962954"/>
+                      <a:ext cx="5658641" cy="3665732"/>
                     </a:xfrm>
                     <a:prstGeom prst="rect">
                       <a:avLst/>
@@ -3378,66 +3114,86 @@
     </w:p>
     <w:p>
       <w:pPr>
-        <w:tabs>
-          <w:tab w:val="right" w:pos="9290"/>
-        </w:tabs>
+        <w:spacing w:after="56"/>
+        <w:jc w:val="center"/>
+        <w:rPr>
+          <w:rFonts w:ascii="Times New Roman" w:eastAsia="Times New Roman" w:hAnsi="Times New Roman" w:cs="Times New Roman"/>
+          <w:sz w:val="28"/>
+          <w:szCs w:val="28"/>
+        </w:rPr>
+      </w:pPr>
+    </w:p>
+    <w:p>
+      <w:pPr>
+        <w:spacing w:after="56"/>
+        <w:jc w:val="center"/>
+        <w:rPr>
+          <w:rFonts w:ascii="Times New Roman" w:eastAsia="Times New Roman" w:hAnsi="Times New Roman" w:cs="Times New Roman"/>
+          <w:sz w:val="28"/>
+          <w:szCs w:val="28"/>
+        </w:rPr>
+      </w:pPr>
+    </w:p>
+    <w:p>
+      <w:pPr>
+        <w:spacing w:after="56"/>
+        <w:jc w:val="center"/>
+        <w:rPr>
+          <w:rFonts w:ascii="Times New Roman" w:eastAsia="Times New Roman" w:hAnsi="Times New Roman" w:cs="Times New Roman"/>
+          <w:sz w:val="28"/>
+          <w:szCs w:val="28"/>
+        </w:rPr>
+      </w:pPr>
+    </w:p>
+    <w:p>
+      <w:pPr>
+        <w:spacing w:after="56"/>
+        <w:jc w:val="center"/>
+        <w:rPr>
+          <w:rFonts w:ascii="Times New Roman" w:eastAsia="Times New Roman" w:hAnsi="Times New Roman" w:cs="Times New Roman"/>
+          <w:sz w:val="28"/>
+          <w:szCs w:val="28"/>
+        </w:rPr>
+      </w:pPr>
+    </w:p>
+    <w:p>
+      <w:pPr>
+        <w:spacing w:after="56"/>
+        <w:jc w:val="center"/>
+        <w:rPr>
+          <w:sz w:val="28"/>
+          <w:szCs w:val="28"/>
+        </w:rPr>
+      </w:pPr>
+      <w:r>
+        <w:rPr>
+          <w:rFonts w:ascii="Times New Roman" w:eastAsia="Times New Roman" w:hAnsi="Times New Roman" w:cs="Times New Roman"/>
+          <w:sz w:val="28"/>
+          <w:szCs w:val="28"/>
+        </w:rPr>
+        <w:t>2</w:t>
+      </w:r>
+      <w:r>
+        <w:rPr>
+          <w:rFonts w:ascii="Times New Roman" w:eastAsia="Times New Roman" w:hAnsi="Times New Roman" w:cs="Times New Roman"/>
+          <w:sz w:val="28"/>
+          <w:szCs w:val="28"/>
+          <w:vertAlign w:val="superscript"/>
+        </w:rPr>
+        <w:t>nd</w:t>
+      </w:r>
+      <w:r>
+        <w:rPr>
+          <w:rFonts w:ascii="Times New Roman" w:eastAsia="Times New Roman" w:hAnsi="Times New Roman" w:cs="Times New Roman"/>
+          <w:sz w:val="28"/>
+          <w:szCs w:val="28"/>
+        </w:rPr>
+        <w:t xml:space="preserve"> Floor:</w:t>
+      </w:r>
+    </w:p>
+    <w:p>
+      <w:pPr>
         <w:spacing w:after="0"/>
-        <w:rPr>
-          <w:rFonts w:ascii="Times New Roman" w:eastAsia="Times New Roman" w:hAnsi="Times New Roman" w:cs="Times New Roman"/>
-          <w:sz w:val="28"/>
-          <w:szCs w:val="28"/>
-        </w:rPr>
-      </w:pPr>
-    </w:p>
-    <w:p>
-      <w:pPr>
-        <w:tabs>
-          <w:tab w:val="right" w:pos="9290"/>
-        </w:tabs>
-        <w:spacing w:after="0"/>
-        <w:rPr>
-          <w:rFonts w:ascii="Times New Roman" w:eastAsia="Times New Roman" w:hAnsi="Times New Roman" w:cs="Times New Roman"/>
-          <w:sz w:val="28"/>
-          <w:szCs w:val="28"/>
-        </w:rPr>
-      </w:pPr>
-    </w:p>
-    <w:p>
-      <w:pPr>
-        <w:tabs>
-          <w:tab w:val="right" w:pos="9290"/>
-        </w:tabs>
-        <w:spacing w:after="0"/>
-        <w:jc w:val="center"/>
-        <w:rPr>
-          <w:rFonts w:ascii="Times New Roman" w:eastAsia="Times New Roman" w:hAnsi="Times New Roman" w:cs="Times New Roman"/>
-          <w:sz w:val="28"/>
-          <w:szCs w:val="28"/>
-        </w:rPr>
-      </w:pPr>
-      <w:r>
-        <w:rPr>
-          <w:rFonts w:ascii="Times New Roman" w:eastAsia="Times New Roman" w:hAnsi="Times New Roman" w:cs="Times New Roman"/>
-          <w:sz w:val="28"/>
-          <w:szCs w:val="28"/>
-        </w:rPr>
-        <w:t xml:space="preserve">5th </w:t>
-      </w:r>
-      <w:proofErr w:type="gramStart"/>
-      <w:r>
-        <w:rPr>
-          <w:rFonts w:ascii="Times New Roman" w:eastAsia="Times New Roman" w:hAnsi="Times New Roman" w:cs="Times New Roman"/>
-          <w:sz w:val="28"/>
-          <w:szCs w:val="28"/>
-        </w:rPr>
-        <w:t>router:-</w:t>
-      </w:r>
-      <w:proofErr w:type="gramEnd"/>
-    </w:p>
-    <w:p>
-      <w:pPr>
-        <w:spacing w:after="432"/>
-        <w:ind w:left="567" w:right="609"/>
         <w:jc w:val="center"/>
         <w:rPr>
           <w:sz w:val="28"/>
@@ -3451,10 +3207,10 @@
           <w:szCs w:val="28"/>
         </w:rPr>
         <w:drawing>
-          <wp:inline distT="0" distB="0" distL="0" distR="0" wp14:anchorId="5638F06E" wp14:editId="707710E9">
-            <wp:extent cx="5667375" cy="3764280"/>
-            <wp:effectExtent l="0" t="0" r="9525" b="7620"/>
-            <wp:docPr id="2135013700" name="Picture 42"/>
+          <wp:inline distT="0" distB="0" distL="0" distR="0" wp14:anchorId="44BB260C" wp14:editId="746C79FC">
+            <wp:extent cx="5610843" cy="3528060"/>
+            <wp:effectExtent l="0" t="0" r="9525" b="0"/>
+            <wp:docPr id="1234115804" name="Picture 42"/>
             <wp:cNvGraphicFramePr>
               <a:graphicFrameLocks xmlns:a="http://schemas.openxmlformats.org/drawingml/2006/main" noChangeAspect="1"/>
             </wp:cNvGraphicFramePr>
@@ -3462,7 +3218,7 @@
               <a:graphicData uri="http://schemas.openxmlformats.org/drawingml/2006/picture">
                 <pic:pic xmlns:pic="http://schemas.openxmlformats.org/drawingml/2006/picture">
                   <pic:nvPicPr>
-                    <pic:cNvPr id="2135013700" name="Picture 2135013700"/>
+                    <pic:cNvPr id="1234115804" name="Picture 1234115804"/>
                     <pic:cNvPicPr/>
                   </pic:nvPicPr>
                   <pic:blipFill>
@@ -3480,7 +3236,7 @@
                   <pic:spPr>
                     <a:xfrm>
                       <a:off x="0" y="0"/>
-                      <a:ext cx="5680740" cy="3773157"/>
+                      <a:ext cx="5619667" cy="3533608"/>
                     </a:xfrm>
                     <a:prstGeom prst="rect">
                       <a:avLst/>
@@ -3495,73 +3251,89 @@
     </w:p>
     <w:p>
       <w:pPr>
-        <w:spacing w:after="432"/>
-        <w:ind w:right="609" w:firstLine="649"/>
-        <w:rPr>
-          <w:rFonts w:ascii="Times New Roman" w:eastAsia="Times New Roman" w:hAnsi="Times New Roman" w:cs="Times New Roman"/>
-          <w:b/>
-          <w:sz w:val="28"/>
-          <w:szCs w:val="28"/>
-        </w:rPr>
-      </w:pPr>
-    </w:p>
-    <w:p>
-      <w:pPr>
-        <w:tabs>
-          <w:tab w:val="right" w:pos="9290"/>
-        </w:tabs>
         <w:spacing w:after="0"/>
-        <w:jc w:val="center"/>
-        <w:rPr>
-          <w:rFonts w:ascii="Times New Roman" w:eastAsia="Times New Roman" w:hAnsi="Times New Roman" w:cs="Times New Roman"/>
-          <w:sz w:val="28"/>
-          <w:szCs w:val="28"/>
-        </w:rPr>
-      </w:pPr>
-      <w:r>
-        <w:rPr>
-          <w:rFonts w:ascii="Times New Roman" w:eastAsia="Times New Roman" w:hAnsi="Times New Roman" w:cs="Times New Roman"/>
-          <w:sz w:val="28"/>
-          <w:szCs w:val="28"/>
-        </w:rPr>
-        <w:t xml:space="preserve">6th </w:t>
-      </w:r>
-      <w:proofErr w:type="gramStart"/>
-      <w:r>
-        <w:rPr>
-          <w:rFonts w:ascii="Times New Roman" w:eastAsia="Times New Roman" w:hAnsi="Times New Roman" w:cs="Times New Roman"/>
-          <w:sz w:val="28"/>
-          <w:szCs w:val="28"/>
-        </w:rPr>
-        <w:t>router:-</w:t>
-      </w:r>
-      <w:proofErr w:type="gramEnd"/>
-    </w:p>
-    <w:p>
-      <w:pPr>
-        <w:tabs>
-          <w:tab w:val="right" w:pos="9290"/>
-        </w:tabs>
+        <w:rPr>
+          <w:sz w:val="28"/>
+          <w:szCs w:val="28"/>
+        </w:rPr>
+      </w:pPr>
+      <w:r>
+        <w:rPr>
+          <w:rFonts w:ascii="Times New Roman" w:eastAsia="Times New Roman" w:hAnsi="Times New Roman" w:cs="Times New Roman"/>
+          <w:sz w:val="28"/>
+          <w:szCs w:val="28"/>
+        </w:rPr>
+        <w:t xml:space="preserve"> </w:t>
+      </w:r>
+    </w:p>
+    <w:p>
+      <w:pPr>
         <w:spacing w:after="0"/>
-        <w:jc w:val="center"/>
-        <w:rPr>
-          <w:rFonts w:ascii="Times New Roman" w:eastAsia="Times New Roman" w:hAnsi="Times New Roman" w:cs="Times New Roman"/>
-          <w:sz w:val="28"/>
-          <w:szCs w:val="28"/>
-        </w:rPr>
-      </w:pPr>
-      <w:r>
-        <w:rPr>
-          <w:rFonts w:ascii="Times New Roman" w:eastAsia="Times New Roman" w:hAnsi="Times New Roman" w:cs="Times New Roman"/>
+        <w:rPr>
+          <w:sz w:val="28"/>
+          <w:szCs w:val="28"/>
+        </w:rPr>
+      </w:pPr>
+      <w:r>
+        <w:rPr>
+          <w:rFonts w:ascii="Times New Roman" w:eastAsia="Times New Roman" w:hAnsi="Times New Roman" w:cs="Times New Roman"/>
+          <w:sz w:val="28"/>
+          <w:szCs w:val="28"/>
+        </w:rPr>
+        <w:t xml:space="preserve"> </w:t>
+      </w:r>
+    </w:p>
+    <w:p>
+      <w:pPr>
+        <w:spacing w:after="1"/>
+        <w:ind w:left="-5" w:hanging="10"/>
+        <w:jc w:val="center"/>
+        <w:rPr>
+          <w:rFonts w:ascii="Times New Roman" w:eastAsia="Times New Roman" w:hAnsi="Times New Roman" w:cs="Times New Roman"/>
+          <w:sz w:val="28"/>
+          <w:szCs w:val="28"/>
+        </w:rPr>
+      </w:pPr>
+    </w:p>
+    <w:p>
+      <w:pPr>
+        <w:spacing w:after="1"/>
+        <w:ind w:left="-5" w:hanging="10"/>
+        <w:jc w:val="center"/>
+        <w:rPr>
+          <w:sz w:val="28"/>
+          <w:szCs w:val="28"/>
+        </w:rPr>
+      </w:pPr>
+      <w:r>
+        <w:rPr>
+          <w:rFonts w:ascii="Times New Roman" w:eastAsia="Times New Roman" w:hAnsi="Times New Roman" w:cs="Times New Roman"/>
+          <w:sz w:val="28"/>
+          <w:szCs w:val="28"/>
+        </w:rPr>
+        <w:t>3rd Floor:</w:t>
+      </w:r>
+    </w:p>
+    <w:p>
+      <w:pPr>
+        <w:spacing w:after="0"/>
+        <w:jc w:val="center"/>
+        <w:rPr>
+          <w:sz w:val="28"/>
+          <w:szCs w:val="28"/>
+        </w:rPr>
+      </w:pPr>
+      <w:r>
+        <w:rPr>
           <w:noProof/>
           <w:sz w:val="28"/>
           <w:szCs w:val="28"/>
         </w:rPr>
         <w:drawing>
-          <wp:inline distT="0" distB="0" distL="0" distR="0" wp14:anchorId="608CF6C4" wp14:editId="11EA2ACB">
-            <wp:extent cx="5648325" cy="3482340"/>
+          <wp:inline distT="0" distB="0" distL="0" distR="0" wp14:anchorId="31CDFBDE" wp14:editId="7CABC0B2">
+            <wp:extent cx="5667375" cy="3520440"/>
             <wp:effectExtent l="0" t="0" r="9525" b="3810"/>
-            <wp:docPr id="958609106" name="Picture 43"/>
+            <wp:docPr id="496900411" name="Picture 43"/>
             <wp:cNvGraphicFramePr>
               <a:graphicFrameLocks xmlns:a="http://schemas.openxmlformats.org/drawingml/2006/main" noChangeAspect="1"/>
             </wp:cNvGraphicFramePr>
@@ -3569,7 +3341,7 @@
               <a:graphicData uri="http://schemas.openxmlformats.org/drawingml/2006/picture">
                 <pic:pic xmlns:pic="http://schemas.openxmlformats.org/drawingml/2006/picture">
                   <pic:nvPicPr>
-                    <pic:cNvPr id="958609106" name="Picture 958609106"/>
+                    <pic:cNvPr id="496900411" name="Picture 496900411"/>
                     <pic:cNvPicPr/>
                   </pic:nvPicPr>
                   <pic:blipFill>
@@ -3587,7 +3359,7 @@
                   <pic:spPr>
                     <a:xfrm>
                       <a:off x="0" y="0"/>
-                      <a:ext cx="5660944" cy="3490120"/>
+                      <a:ext cx="5668169" cy="3520933"/>
                     </a:xfrm>
                     <a:prstGeom prst="rect">
                       <a:avLst/>
@@ -3602,93 +3374,114 @@
     </w:p>
     <w:p>
       <w:pPr>
-        <w:spacing w:after="432"/>
-        <w:ind w:right="609" w:firstLine="649"/>
-        <w:rPr>
-          <w:rFonts w:ascii="Times New Roman" w:eastAsia="Times New Roman" w:hAnsi="Times New Roman" w:cs="Times New Roman"/>
-          <w:b/>
-          <w:sz w:val="28"/>
-          <w:szCs w:val="28"/>
-        </w:rPr>
-      </w:pPr>
-    </w:p>
-    <w:p>
-      <w:pPr>
-        <w:spacing w:after="432"/>
-        <w:ind w:right="609" w:firstLine="649"/>
-        <w:jc w:val="center"/>
-        <w:rPr>
-          <w:rFonts w:ascii="Times New Roman" w:eastAsia="Times New Roman" w:hAnsi="Times New Roman" w:cs="Times New Roman"/>
-          <w:b/>
-          <w:sz w:val="28"/>
-          <w:szCs w:val="28"/>
-        </w:rPr>
-      </w:pPr>
-      <w:r>
-        <w:rPr>
-          <w:rFonts w:ascii="Times New Roman" w:eastAsia="Times New Roman" w:hAnsi="Times New Roman" w:cs="Times New Roman"/>
-          <w:b/>
-          <w:sz w:val="28"/>
-          <w:szCs w:val="28"/>
-        </w:rPr>
-        <w:t>7</w:t>
-      </w:r>
-      <w:r>
-        <w:rPr>
-          <w:rFonts w:ascii="Times New Roman" w:eastAsia="Times New Roman" w:hAnsi="Times New Roman" w:cs="Times New Roman"/>
-          <w:b/>
-          <w:sz w:val="28"/>
-          <w:szCs w:val="28"/>
-          <w:vertAlign w:val="superscript"/>
-        </w:rPr>
-        <w:t>th</w:t>
-      </w:r>
-      <w:r>
-        <w:rPr>
-          <w:rFonts w:ascii="Times New Roman" w:eastAsia="Times New Roman" w:hAnsi="Times New Roman" w:cs="Times New Roman"/>
-          <w:b/>
+        <w:spacing w:after="0"/>
+        <w:ind w:left="745"/>
+        <w:rPr>
+          <w:sz w:val="28"/>
+          <w:szCs w:val="28"/>
+        </w:rPr>
+      </w:pPr>
+      <w:r>
+        <w:rPr>
+          <w:rFonts w:ascii="Times New Roman" w:eastAsia="Times New Roman" w:hAnsi="Times New Roman" w:cs="Times New Roman"/>
           <w:sz w:val="28"/>
           <w:szCs w:val="28"/>
         </w:rPr>
         <w:t xml:space="preserve"> </w:t>
       </w:r>
-      <w:proofErr w:type="gramStart"/>
-      <w:r>
-        <w:rPr>
-          <w:rFonts w:ascii="Times New Roman" w:eastAsia="Times New Roman" w:hAnsi="Times New Roman" w:cs="Times New Roman"/>
-          <w:b/>
-          <w:sz w:val="28"/>
-          <w:szCs w:val="28"/>
-        </w:rPr>
-        <w:t>router:-</w:t>
-      </w:r>
-      <w:proofErr w:type="gramEnd"/>
-    </w:p>
-    <w:p>
-      <w:pPr>
-        <w:spacing w:after="432"/>
-        <w:ind w:right="609" w:firstLine="649"/>
-        <w:jc w:val="center"/>
-        <w:rPr>
-          <w:rFonts w:ascii="Times New Roman" w:eastAsia="Times New Roman" w:hAnsi="Times New Roman" w:cs="Times New Roman"/>
-          <w:b/>
-          <w:sz w:val="28"/>
-          <w:szCs w:val="28"/>
-        </w:rPr>
-      </w:pPr>
-      <w:r>
-        <w:rPr>
-          <w:rFonts w:ascii="Times New Roman" w:eastAsia="Times New Roman" w:hAnsi="Times New Roman" w:cs="Times New Roman"/>
-          <w:b/>
+    </w:p>
+    <w:p>
+      <w:pPr>
+        <w:spacing w:after="0"/>
+        <w:ind w:right="370"/>
+        <w:rPr>
+          <w:sz w:val="28"/>
+          <w:szCs w:val="28"/>
+        </w:rPr>
+      </w:pPr>
+      <w:r>
+        <w:rPr>
+          <w:rFonts w:ascii="Times New Roman" w:eastAsia="Times New Roman" w:hAnsi="Times New Roman" w:cs="Times New Roman"/>
+          <w:sz w:val="28"/>
+          <w:szCs w:val="28"/>
+        </w:rPr>
+        <w:t xml:space="preserve"> </w:t>
+      </w:r>
+    </w:p>
+    <w:p>
+      <w:pPr>
+        <w:spacing w:after="0"/>
+        <w:rPr>
+          <w:sz w:val="28"/>
+          <w:szCs w:val="28"/>
+        </w:rPr>
+      </w:pPr>
+      <w:r>
+        <w:rPr>
+          <w:rFonts w:ascii="Times New Roman" w:eastAsia="Times New Roman" w:hAnsi="Times New Roman" w:cs="Times New Roman"/>
+          <w:sz w:val="28"/>
+          <w:szCs w:val="28"/>
+        </w:rPr>
+        <w:t xml:space="preserve"> </w:t>
+      </w:r>
+    </w:p>
+    <w:p>
+      <w:pPr>
+        <w:spacing w:after="0"/>
+        <w:rPr>
+          <w:sz w:val="28"/>
+          <w:szCs w:val="28"/>
+        </w:rPr>
+      </w:pPr>
+      <w:r>
+        <w:rPr>
+          <w:rFonts w:ascii="Times New Roman" w:eastAsia="Times New Roman" w:hAnsi="Times New Roman" w:cs="Times New Roman"/>
+          <w:sz w:val="28"/>
+          <w:szCs w:val="28"/>
+        </w:rPr>
+        <w:lastRenderedPageBreak/>
+        <w:t xml:space="preserve"> </w:t>
+      </w:r>
+    </w:p>
+    <w:p>
+      <w:pPr>
+        <w:spacing w:after="93"/>
+        <w:jc w:val="center"/>
+        <w:rPr>
+          <w:rFonts w:ascii="Times New Roman" w:eastAsia="Times New Roman" w:hAnsi="Times New Roman" w:cs="Times New Roman"/>
+          <w:sz w:val="28"/>
+          <w:szCs w:val="28"/>
+        </w:rPr>
+      </w:pPr>
+      <w:r>
+        <w:rPr>
+          <w:rFonts w:ascii="Times New Roman" w:eastAsia="Times New Roman" w:hAnsi="Times New Roman" w:cs="Times New Roman"/>
+          <w:sz w:val="28"/>
+          <w:szCs w:val="28"/>
+        </w:rPr>
+        <w:t>4th Floor:</w:t>
+      </w:r>
+    </w:p>
+    <w:p>
+      <w:pPr>
+        <w:spacing w:after="55"/>
+        <w:jc w:val="center"/>
+        <w:rPr>
+          <w:sz w:val="28"/>
+          <w:szCs w:val="28"/>
+        </w:rPr>
+      </w:pPr>
+      <w:r>
+        <w:rPr>
           <w:noProof/>
           <w:sz w:val="28"/>
           <w:szCs w:val="28"/>
         </w:rPr>
         <w:drawing>
-          <wp:inline distT="0" distB="0" distL="0" distR="0" wp14:anchorId="549EC982" wp14:editId="2AAFF2E0">
-            <wp:extent cx="5610854" cy="3558540"/>
-            <wp:effectExtent l="0" t="0" r="9525" b="3810"/>
-            <wp:docPr id="2037920964" name="Picture 44"/>
+          <wp:inline distT="0" distB="0" distL="0" distR="0" wp14:anchorId="7E5D3272" wp14:editId="74C7B6CD">
+            <wp:extent cx="5801337" cy="3535680"/>
+            <wp:effectExtent l="0" t="0" r="9525" b="7620"/>
+            <wp:docPr id="1995435767" name="Picture 44"/>
             <wp:cNvGraphicFramePr>
               <a:graphicFrameLocks xmlns:a="http://schemas.openxmlformats.org/drawingml/2006/main" noChangeAspect="1"/>
             </wp:cNvGraphicFramePr>
@@ -3696,7 +3489,7 @@
               <a:graphicData uri="http://schemas.openxmlformats.org/drawingml/2006/picture">
                 <pic:pic xmlns:pic="http://schemas.openxmlformats.org/drawingml/2006/picture">
                   <pic:nvPicPr>
-                    <pic:cNvPr id="2037920964" name="Picture 2037920964"/>
+                    <pic:cNvPr id="1995435767" name="Picture 1995435767"/>
                     <pic:cNvPicPr/>
                   </pic:nvPicPr>
                   <pic:blipFill>
@@ -3714,7 +3507,7 @@
                   <pic:spPr>
                     <a:xfrm>
                       <a:off x="0" y="0"/>
-                      <a:ext cx="5624232" cy="3567025"/>
+                      <a:ext cx="5813175" cy="3542895"/>
                     </a:xfrm>
                     <a:prstGeom prst="rect">
                       <a:avLst/>
@@ -3729,116 +3522,87 @@
     </w:p>
     <w:p>
       <w:pPr>
-        <w:spacing w:after="432"/>
-        <w:ind w:right="609" w:firstLine="649"/>
-        <w:rPr>
-          <w:rFonts w:ascii="Times New Roman" w:eastAsia="Times New Roman" w:hAnsi="Times New Roman" w:cs="Times New Roman"/>
-          <w:b/>
-          <w:sz w:val="28"/>
-          <w:szCs w:val="28"/>
-        </w:rPr>
-      </w:pPr>
-    </w:p>
-    <w:p>
-      <w:pPr>
-        <w:spacing w:after="432"/>
-        <w:ind w:right="609" w:firstLine="649"/>
-        <w:jc w:val="center"/>
-        <w:rPr>
-          <w:sz w:val="28"/>
-          <w:szCs w:val="28"/>
-        </w:rPr>
-      </w:pPr>
-      <w:r>
-        <w:rPr>
-          <w:rFonts w:ascii="Times New Roman" w:eastAsia="Times New Roman" w:hAnsi="Times New Roman" w:cs="Times New Roman"/>
-          <w:b/>
-          <w:sz w:val="28"/>
-          <w:szCs w:val="28"/>
-        </w:rPr>
-        <w:lastRenderedPageBreak/>
-        <w:t>Communication between all computers:</w:t>
-      </w:r>
-    </w:p>
-    <w:p>
-      <w:pPr>
-        <w:spacing w:after="301"/>
-        <w:ind w:left="659" w:hanging="10"/>
-        <w:jc w:val="center"/>
-        <w:rPr>
-          <w:sz w:val="28"/>
-          <w:szCs w:val="28"/>
-        </w:rPr>
-      </w:pPr>
-      <w:r>
-        <w:rPr>
-          <w:rFonts w:ascii="Times New Roman" w:eastAsia="Times New Roman" w:hAnsi="Times New Roman" w:cs="Times New Roman"/>
-          <w:b/>
-          <w:sz w:val="28"/>
-          <w:szCs w:val="28"/>
-        </w:rPr>
-        <w:t>1</w:t>
-      </w:r>
-      <w:r>
-        <w:rPr>
-          <w:rFonts w:ascii="Times New Roman" w:eastAsia="Times New Roman" w:hAnsi="Times New Roman" w:cs="Times New Roman"/>
-          <w:b/>
+        <w:spacing w:after="0"/>
+        <w:rPr>
+          <w:sz w:val="28"/>
+          <w:szCs w:val="28"/>
+        </w:rPr>
+      </w:pPr>
+      <w:r>
+        <w:rPr>
+          <w:rFonts w:ascii="Times New Roman" w:eastAsia="Times New Roman" w:hAnsi="Times New Roman" w:cs="Times New Roman"/>
+          <w:sz w:val="28"/>
+          <w:szCs w:val="28"/>
+        </w:rPr>
+        <w:t xml:space="preserve"> </w:t>
+      </w:r>
+    </w:p>
+    <w:p>
+      <w:pPr>
+        <w:spacing w:after="0"/>
+        <w:ind w:left="1"/>
+        <w:rPr>
+          <w:sz w:val="28"/>
+          <w:szCs w:val="28"/>
+        </w:rPr>
+      </w:pPr>
+    </w:p>
+    <w:p>
+      <w:pPr>
+        <w:spacing w:after="31"/>
+        <w:jc w:val="center"/>
+        <w:rPr>
+          <w:rFonts w:ascii="Times New Roman" w:eastAsia="Times New Roman" w:hAnsi="Times New Roman" w:cs="Times New Roman"/>
+          <w:sz w:val="28"/>
+          <w:szCs w:val="28"/>
+        </w:rPr>
+      </w:pPr>
+      <w:r>
+        <w:rPr>
+          <w:rFonts w:ascii="Times New Roman" w:eastAsia="Times New Roman" w:hAnsi="Times New Roman" w:cs="Times New Roman"/>
+          <w:sz w:val="28"/>
+          <w:szCs w:val="28"/>
+        </w:rPr>
+        <w:t>5</w:t>
+      </w:r>
+      <w:r>
+        <w:rPr>
+          <w:rFonts w:ascii="Times New Roman" w:eastAsia="Times New Roman" w:hAnsi="Times New Roman" w:cs="Times New Roman"/>
           <w:sz w:val="28"/>
           <w:szCs w:val="28"/>
           <w:vertAlign w:val="superscript"/>
         </w:rPr>
-        <w:t>st</w:t>
-      </w:r>
-      <w:r>
-        <w:rPr>
-          <w:rFonts w:ascii="Times New Roman" w:eastAsia="Times New Roman" w:hAnsi="Times New Roman" w:cs="Times New Roman"/>
-          <w:b/>
-          <w:sz w:val="28"/>
-          <w:szCs w:val="28"/>
-        </w:rPr>
-        <w:t xml:space="preserve"> Floor PC to Floor to all </w:t>
-      </w:r>
-      <w:r>
-        <w:rPr>
-          <w:rFonts w:ascii="Times New Roman" w:eastAsia="Times New Roman" w:hAnsi="Times New Roman" w:cs="Times New Roman"/>
-          <w:b/>
-          <w:sz w:val="28"/>
-          <w:szCs w:val="28"/>
-        </w:rPr>
-        <w:t>floors</w:t>
-      </w:r>
-      <w:r>
-        <w:rPr>
-          <w:rFonts w:ascii="Times New Roman" w:eastAsia="Times New Roman" w:hAnsi="Times New Roman" w:cs="Times New Roman"/>
-          <w:b/>
-          <w:sz w:val="28"/>
-          <w:szCs w:val="28"/>
-        </w:rPr>
-        <w:t>:</w:t>
-      </w:r>
-    </w:p>
-    <w:p>
-      <w:pPr>
-        <w:spacing w:after="146"/>
-        <w:ind w:left="24"/>
-        <w:jc w:val="both"/>
+        <w:t>th</w:t>
+      </w:r>
+      <w:r>
+        <w:rPr>
+          <w:rFonts w:ascii="Times New Roman" w:eastAsia="Times New Roman" w:hAnsi="Times New Roman" w:cs="Times New Roman"/>
+          <w:sz w:val="28"/>
+          <w:szCs w:val="28"/>
+        </w:rPr>
+        <w:t xml:space="preserve"> Floor:</w:t>
+      </w:r>
+    </w:p>
+    <w:p>
+      <w:pPr>
+        <w:spacing w:after="31"/>
+        <w:jc w:val="center"/>
+        <w:rPr>
+          <w:sz w:val="28"/>
+          <w:szCs w:val="28"/>
+        </w:rPr>
+      </w:pPr>
+      <w:r>
         <w:rPr>
           <w:noProof/>
           <w:sz w:val="28"/>
           <w:szCs w:val="28"/>
         </w:rPr>
-      </w:pPr>
-      <w:r>
-        <w:rPr>
-          <w:noProof/>
-          <w:sz w:val="28"/>
-          <w:szCs w:val="28"/>
-        </w:rPr>
         <w:drawing>
-          <wp:inline distT="0" distB="0" distL="0" distR="0" wp14:anchorId="7DD8BD6D" wp14:editId="5A8B9968">
-            <wp:extent cx="6647815" cy="3739515"/>
-            <wp:effectExtent l="0" t="0" r="635" b="0"/>
-            <wp:docPr id="1905170238" name="Picture 45"/>
+          <wp:inline distT="0" distB="0" distL="0" distR="0" wp14:anchorId="079983BD" wp14:editId="0ED9F74D">
+            <wp:extent cx="5753731" cy="3863340"/>
+            <wp:effectExtent l="0" t="0" r="0" b="3810"/>
+            <wp:docPr id="237312539" name="Picture 45"/>
             <wp:cNvGraphicFramePr>
               <a:graphicFrameLocks xmlns:a="http://schemas.openxmlformats.org/drawingml/2006/main" noChangeAspect="1"/>
             </wp:cNvGraphicFramePr>
@@ -3846,11 +3610,11 @@
               <a:graphicData uri="http://schemas.openxmlformats.org/drawingml/2006/picture">
                 <pic:pic xmlns:pic="http://schemas.openxmlformats.org/drawingml/2006/picture">
                   <pic:nvPicPr>
-                    <pic:cNvPr id="1905170238" name="Picture 1905170238"/>
+                    <pic:cNvPr id="237312539" name="Picture 237312539"/>
                     <pic:cNvPicPr/>
                   </pic:nvPicPr>
                   <pic:blipFill>
-                    <a:blip r:embed="rId26" cstate="print">
+                    <a:blip r:embed="rId26">
                       <a:extLst>
                         <a:ext uri="{28A0092B-C50C-407E-A947-70E740481C1C}">
                           <a14:useLocalDpi xmlns:a14="http://schemas.microsoft.com/office/drawing/2010/main" val="0"/>
@@ -3864,7 +3628,7 @@
                   <pic:spPr>
                     <a:xfrm>
                       <a:off x="0" y="0"/>
-                      <a:ext cx="6647815" cy="3739515"/>
+                      <a:ext cx="5753903" cy="3863455"/>
                     </a:xfrm>
                     <a:prstGeom prst="rect">
                       <a:avLst/>
@@ -3879,9 +3643,7 @@
     </w:p>
     <w:p>
       <w:pPr>
-        <w:spacing w:after="146"/>
-        <w:ind w:left="24"/>
-        <w:jc w:val="both"/>
+        <w:spacing w:after="0"/>
         <w:rPr>
           <w:sz w:val="28"/>
           <w:szCs w:val="28"/>
@@ -3896,365 +3658,13 @@
         <w:t xml:space="preserve"> </w:t>
       </w:r>
     </w:p>
-    <w:p>
-      <w:pPr>
-        <w:spacing w:after="0"/>
-        <w:rPr>
-          <w:sz w:val="28"/>
-          <w:szCs w:val="28"/>
-        </w:rPr>
-      </w:pPr>
-      <w:r>
-        <w:rPr>
-          <w:rFonts w:ascii="Times New Roman" w:eastAsia="Times New Roman" w:hAnsi="Times New Roman" w:cs="Times New Roman"/>
-          <w:b/>
-          <w:sz w:val="28"/>
-          <w:szCs w:val="28"/>
-        </w:rPr>
-        <w:t xml:space="preserve"> </w:t>
-      </w:r>
-    </w:p>
-    <w:p>
-      <w:pPr>
-        <w:spacing w:after="0"/>
-        <w:ind w:left="19" w:hanging="10"/>
-        <w:rPr>
-          <w:rFonts w:ascii="Times New Roman" w:eastAsia="Times New Roman" w:hAnsi="Times New Roman" w:cs="Times New Roman"/>
-          <w:b/>
-          <w:sz w:val="28"/>
-          <w:szCs w:val="28"/>
-        </w:rPr>
-      </w:pPr>
-      <w:r>
-        <w:rPr>
-          <w:rFonts w:ascii="Times New Roman" w:eastAsia="Times New Roman" w:hAnsi="Times New Roman" w:cs="Times New Roman"/>
-          <w:b/>
-          <w:noProof/>
-          <w:sz w:val="28"/>
-          <w:szCs w:val="28"/>
-        </w:rPr>
-        <w:drawing>
-          <wp:inline distT="0" distB="0" distL="0" distR="0" wp14:anchorId="0850FFE0" wp14:editId="560009FA">
-            <wp:extent cx="6647815" cy="3739515"/>
-            <wp:effectExtent l="0" t="0" r="635" b="0"/>
-            <wp:docPr id="2117916175" name="Picture 46"/>
-            <wp:cNvGraphicFramePr>
-              <a:graphicFrameLocks xmlns:a="http://schemas.openxmlformats.org/drawingml/2006/main" noChangeAspect="1"/>
-            </wp:cNvGraphicFramePr>
-            <a:graphic xmlns:a="http://schemas.openxmlformats.org/drawingml/2006/main">
-              <a:graphicData uri="http://schemas.openxmlformats.org/drawingml/2006/picture">
-                <pic:pic xmlns:pic="http://schemas.openxmlformats.org/drawingml/2006/picture">
-                  <pic:nvPicPr>
-                    <pic:cNvPr id="2117916175" name="Picture 2117916175"/>
-                    <pic:cNvPicPr/>
-                  </pic:nvPicPr>
-                  <pic:blipFill>
-                    <a:blip r:embed="rId27" cstate="print">
-                      <a:extLst>
-                        <a:ext uri="{28A0092B-C50C-407E-A947-70E740481C1C}">
-                          <a14:useLocalDpi xmlns:a14="http://schemas.microsoft.com/office/drawing/2010/main" val="0"/>
-                        </a:ext>
-                      </a:extLst>
-                    </a:blip>
-                    <a:stretch>
-                      <a:fillRect/>
-                    </a:stretch>
-                  </pic:blipFill>
-                  <pic:spPr>
-                    <a:xfrm>
-                      <a:off x="0" y="0"/>
-                      <a:ext cx="6647815" cy="3739515"/>
-                    </a:xfrm>
-                    <a:prstGeom prst="rect">
-                      <a:avLst/>
-                    </a:prstGeom>
-                  </pic:spPr>
-                </pic:pic>
-              </a:graphicData>
-            </a:graphic>
-          </wp:inline>
-        </w:drawing>
-      </w:r>
-    </w:p>
-    <w:p>
-      <w:pPr>
-        <w:spacing w:after="0"/>
-        <w:ind w:left="19" w:hanging="10"/>
-        <w:jc w:val="center"/>
-        <w:rPr>
-          <w:sz w:val="28"/>
-          <w:szCs w:val="28"/>
-        </w:rPr>
-      </w:pPr>
-      <w:r>
-        <w:rPr>
-          <w:rFonts w:ascii="Times New Roman" w:eastAsia="Times New Roman" w:hAnsi="Times New Roman" w:cs="Times New Roman"/>
-          <w:b/>
-          <w:sz w:val="28"/>
-          <w:szCs w:val="28"/>
-        </w:rPr>
-        <w:lastRenderedPageBreak/>
-        <w:t xml:space="preserve">Last </w:t>
-      </w:r>
-      <w:r>
-        <w:rPr>
-          <w:rFonts w:ascii="Times New Roman" w:eastAsia="Times New Roman" w:hAnsi="Times New Roman" w:cs="Times New Roman"/>
-          <w:b/>
-          <w:sz w:val="28"/>
-          <w:szCs w:val="28"/>
-        </w:rPr>
-        <w:t xml:space="preserve">floor PC to all floor </w:t>
-      </w:r>
-      <w:proofErr w:type="gramStart"/>
-      <w:r>
-        <w:rPr>
-          <w:rFonts w:ascii="Times New Roman" w:eastAsia="Times New Roman" w:hAnsi="Times New Roman" w:cs="Times New Roman"/>
-          <w:b/>
-          <w:sz w:val="28"/>
-          <w:szCs w:val="28"/>
-        </w:rPr>
-        <w:t xml:space="preserve">PC’s </w:t>
-      </w:r>
-      <w:r>
-        <w:rPr>
-          <w:rFonts w:ascii="Times New Roman" w:eastAsia="Times New Roman" w:hAnsi="Times New Roman" w:cs="Times New Roman"/>
-          <w:sz w:val="28"/>
-          <w:szCs w:val="28"/>
-        </w:rPr>
-        <w:t>:</w:t>
-      </w:r>
-      <w:proofErr w:type="gramEnd"/>
-    </w:p>
-    <w:p>
-      <w:pPr>
-        <w:spacing w:after="205"/>
-        <w:rPr>
-          <w:sz w:val="28"/>
-          <w:szCs w:val="28"/>
-        </w:rPr>
-      </w:pPr>
-      <w:r>
-        <w:rPr>
-          <w:rFonts w:ascii="Times New Roman" w:eastAsia="Times New Roman" w:hAnsi="Times New Roman" w:cs="Times New Roman"/>
-          <w:sz w:val="28"/>
-          <w:szCs w:val="28"/>
-        </w:rPr>
-        <w:t xml:space="preserve"> </w:t>
-      </w:r>
-    </w:p>
-    <w:p>
-      <w:pPr>
-        <w:spacing w:after="0"/>
-        <w:ind w:left="24"/>
-        <w:rPr>
-          <w:sz w:val="28"/>
-          <w:szCs w:val="28"/>
-        </w:rPr>
-      </w:pPr>
-    </w:p>
-    <w:p>
-      <w:pPr>
-        <w:rPr>
-          <w:sz w:val="28"/>
-          <w:szCs w:val="28"/>
-        </w:rPr>
-      </w:pPr>
-      <w:r>
-        <w:rPr>
-          <w:noProof/>
-          <w:sz w:val="28"/>
-          <w:szCs w:val="28"/>
-        </w:rPr>
-        <w:drawing>
-          <wp:inline distT="0" distB="0" distL="0" distR="0" wp14:anchorId="09964A30" wp14:editId="57978F34">
-            <wp:extent cx="6647815" cy="2590800"/>
-            <wp:effectExtent l="0" t="0" r="635" b="0"/>
-            <wp:docPr id="1103109369" name="Picture 47"/>
-            <wp:cNvGraphicFramePr>
-              <a:graphicFrameLocks xmlns:a="http://schemas.openxmlformats.org/drawingml/2006/main" noChangeAspect="1"/>
-            </wp:cNvGraphicFramePr>
-            <a:graphic xmlns:a="http://schemas.openxmlformats.org/drawingml/2006/main">
-              <a:graphicData uri="http://schemas.openxmlformats.org/drawingml/2006/picture">
-                <pic:pic xmlns:pic="http://schemas.openxmlformats.org/drawingml/2006/picture">
-                  <pic:nvPicPr>
-                    <pic:cNvPr id="1103109369" name="Picture 1103109369"/>
-                    <pic:cNvPicPr/>
-                  </pic:nvPicPr>
-                  <pic:blipFill>
-                    <a:blip r:embed="rId28">
-                      <a:extLst>
-                        <a:ext uri="{28A0092B-C50C-407E-A947-70E740481C1C}">
-                          <a14:useLocalDpi xmlns:a14="http://schemas.microsoft.com/office/drawing/2010/main" val="0"/>
-                        </a:ext>
-                      </a:extLst>
-                    </a:blip>
-                    <a:stretch>
-                      <a:fillRect/>
-                    </a:stretch>
-                  </pic:blipFill>
-                  <pic:spPr>
-                    <a:xfrm>
-                      <a:off x="0" y="0"/>
-                      <a:ext cx="6647815" cy="2590800"/>
-                    </a:xfrm>
-                    <a:prstGeom prst="rect">
-                      <a:avLst/>
-                    </a:prstGeom>
-                  </pic:spPr>
-                </pic:pic>
-              </a:graphicData>
-            </a:graphic>
-          </wp:inline>
-        </w:drawing>
-      </w:r>
-    </w:p>
-    <w:p>
-      <w:pPr>
-        <w:rPr>
-          <w:sz w:val="28"/>
-          <w:szCs w:val="28"/>
-        </w:rPr>
-      </w:pPr>
-    </w:p>
-    <w:p>
-      <w:pPr>
-        <w:rPr>
-          <w:sz w:val="28"/>
-          <w:szCs w:val="28"/>
-        </w:rPr>
-      </w:pPr>
-      <w:r>
-        <w:rPr>
-          <w:noProof/>
-          <w:sz w:val="28"/>
-          <w:szCs w:val="28"/>
-        </w:rPr>
-        <w:drawing>
-          <wp:inline distT="0" distB="0" distL="0" distR="0" wp14:anchorId="66812952" wp14:editId="2E34B04D">
-            <wp:extent cx="6647815" cy="3002280"/>
-            <wp:effectExtent l="0" t="0" r="635" b="7620"/>
-            <wp:docPr id="1394813908" name="Picture 48"/>
-            <wp:cNvGraphicFramePr>
-              <a:graphicFrameLocks xmlns:a="http://schemas.openxmlformats.org/drawingml/2006/main" noChangeAspect="1"/>
-            </wp:cNvGraphicFramePr>
-            <a:graphic xmlns:a="http://schemas.openxmlformats.org/drawingml/2006/main">
-              <a:graphicData uri="http://schemas.openxmlformats.org/drawingml/2006/picture">
-                <pic:pic xmlns:pic="http://schemas.openxmlformats.org/drawingml/2006/picture">
-                  <pic:nvPicPr>
-                    <pic:cNvPr id="1394813908" name="Picture 1394813908"/>
-                    <pic:cNvPicPr/>
-                  </pic:nvPicPr>
-                  <pic:blipFill>
-                    <a:blip r:embed="rId29">
-                      <a:extLst>
-                        <a:ext uri="{28A0092B-C50C-407E-A947-70E740481C1C}">
-                          <a14:useLocalDpi xmlns:a14="http://schemas.microsoft.com/office/drawing/2010/main" val="0"/>
-                        </a:ext>
-                      </a:extLst>
-                    </a:blip>
-                    <a:stretch>
-                      <a:fillRect/>
-                    </a:stretch>
-                  </pic:blipFill>
-                  <pic:spPr>
-                    <a:xfrm>
-                      <a:off x="0" y="0"/>
-                      <a:ext cx="6647815" cy="3002280"/>
-                    </a:xfrm>
-                    <a:prstGeom prst="rect">
-                      <a:avLst/>
-                    </a:prstGeom>
-                  </pic:spPr>
-                </pic:pic>
-              </a:graphicData>
-            </a:graphic>
-          </wp:inline>
-        </w:drawing>
-      </w:r>
-    </w:p>
-    <w:p>
-      <w:pPr>
-        <w:rPr>
-          <w:sz w:val="28"/>
-          <w:szCs w:val="28"/>
-        </w:rPr>
-      </w:pPr>
-    </w:p>
-    <w:p>
-      <w:pPr>
-        <w:rPr>
-          <w:sz w:val="28"/>
-          <w:szCs w:val="28"/>
-        </w:rPr>
-      </w:pPr>
-    </w:p>
-    <w:p>
-      <w:pPr>
-        <w:tabs>
-          <w:tab w:val="left" w:pos="2196"/>
-        </w:tabs>
-        <w:rPr>
-          <w:sz w:val="28"/>
-          <w:szCs w:val="28"/>
-        </w:rPr>
-      </w:pPr>
-      <w:r>
-        <w:rPr>
-          <w:sz w:val="28"/>
-          <w:szCs w:val="28"/>
-        </w:rPr>
-        <w:tab/>
-      </w:r>
-    </w:p>
-    <w:p>
-      <w:pPr>
-        <w:rPr>
-          <w:sz w:val="28"/>
-          <w:szCs w:val="28"/>
-        </w:rPr>
-      </w:pPr>
-    </w:p>
-    <w:p>
-      <w:pPr>
-        <w:rPr>
-          <w:sz w:val="28"/>
-          <w:szCs w:val="28"/>
-        </w:rPr>
-      </w:pPr>
-    </w:p>
-    <w:p>
-      <w:pPr>
-        <w:rPr>
-          <w:sz w:val="28"/>
-          <w:szCs w:val="28"/>
-        </w:rPr>
-      </w:pPr>
-    </w:p>
-    <w:p>
-      <w:pPr>
-        <w:tabs>
-          <w:tab w:val="left" w:pos="1512"/>
-        </w:tabs>
-        <w:rPr>
-          <w:sz w:val="28"/>
-          <w:szCs w:val="28"/>
-        </w:rPr>
-      </w:pPr>
-      <w:r>
-        <w:rPr>
-          <w:sz w:val="28"/>
-          <w:szCs w:val="28"/>
-        </w:rPr>
-        <w:tab/>
-      </w:r>
-    </w:p>
     <w:sectPr>
-      <w:headerReference w:type="even" r:id="rId30"/>
-      <w:headerReference w:type="default" r:id="rId31"/>
-      <w:footerReference w:type="even" r:id="rId32"/>
-      <w:footerReference w:type="default" r:id="rId33"/>
-      <w:headerReference w:type="first" r:id="rId34"/>
-      <w:footerReference w:type="first" r:id="rId35"/>
+      <w:headerReference w:type="even" r:id="rId27"/>
+      <w:headerReference w:type="default" r:id="rId28"/>
+      <w:footerReference w:type="even" r:id="rId29"/>
+      <w:footerReference w:type="default" r:id="rId30"/>
+      <w:headerReference w:type="first" r:id="rId31"/>
+      <w:footerReference w:type="first" r:id="rId32"/>
       <w:pgSz w:w="11909" w:h="16838"/>
       <w:pgMar w:top="720" w:right="720" w:bottom="720" w:left="720" w:header="480" w:footer="475" w:gutter="0"/>
       <w:cols w:space="720"/>
@@ -7259,7 +6669,6 @@
   <w:style w:type="character" w:default="1" w:styleId="DefaultParagraphFont">
     <w:name w:val="Default Paragraph Font"/>
     <w:uiPriority w:val="1"/>
-    <w:semiHidden/>
     <w:unhideWhenUsed/>
   </w:style>
   <w:style w:type="table" w:default="1" w:styleId="TableNormal">
